--- a/spring/Spring Question.docx
+++ b/spring/Spring Question.docx
@@ -58,7 +58,7 @@
           <w:r>
             <w:fldChar w:fldCharType="separate"/>
           </w:r>
-          <w:hyperlink w:anchor="_Toc207350423" w:history="1">
+          <w:hyperlink w:anchor="_Toc207455239" w:history="1">
             <w:r>
               <w:rPr>
                 <w:rStyle w:val="Hyperlink"/>
@@ -85,7 +85,7 @@
                 <w:noProof/>
                 <w:webHidden/>
               </w:rPr>
-              <w:instrText xml:space="preserve"> PAGEREF _Toc207350423 \h </w:instrText>
+              <w:instrText xml:space="preserve"> PAGEREF _Toc207455239 \h </w:instrText>
             </w:r>
             <w:r>
               <w:rPr>
@@ -131,7 +131,7 @@
               <w:lang w:eastAsia="en-IN"/>
             </w:rPr>
           </w:pPr>
-          <w:hyperlink w:anchor="_Toc207350424" w:history="1">
+          <w:hyperlink w:anchor="_Toc207455240" w:history="1">
             <w:r>
               <w:rPr>
                 <w:rStyle w:val="Hyperlink"/>
@@ -177,7 +177,7 @@
                 <w:noProof/>
                 <w:webHidden/>
               </w:rPr>
-              <w:instrText xml:space="preserve"> PAGEREF _Toc207350424 \h </w:instrText>
+              <w:instrText xml:space="preserve"> PAGEREF _Toc207455240 \h </w:instrText>
             </w:r>
             <w:r>
               <w:rPr>
@@ -223,7 +223,7 @@
               <w:lang w:eastAsia="en-IN"/>
             </w:rPr>
           </w:pPr>
-          <w:hyperlink w:anchor="_Toc207350425" w:history="1">
+          <w:hyperlink w:anchor="_Toc207455241" w:history="1">
             <w:r>
               <w:rPr>
                 <w:rStyle w:val="Hyperlink"/>
@@ -269,7 +269,7 @@
                 <w:noProof/>
                 <w:webHidden/>
               </w:rPr>
-              <w:instrText xml:space="preserve"> PAGEREF _Toc207350425 \h </w:instrText>
+              <w:instrText xml:space="preserve"> PAGEREF _Toc207455241 \h </w:instrText>
             </w:r>
             <w:r>
               <w:rPr>
@@ -315,7 +315,7 @@
               <w:lang w:eastAsia="en-IN"/>
             </w:rPr>
           </w:pPr>
-          <w:hyperlink w:anchor="_Toc207350426" w:history="1">
+          <w:hyperlink w:anchor="_Toc207455242" w:history="1">
             <w:r>
               <w:rPr>
                 <w:rStyle w:val="Hyperlink"/>
@@ -361,7 +361,7 @@
                 <w:noProof/>
                 <w:webHidden/>
               </w:rPr>
-              <w:instrText xml:space="preserve"> PAGEREF _Toc207350426 \h </w:instrText>
+              <w:instrText xml:space="preserve"> PAGEREF _Toc207455242 \h </w:instrText>
             </w:r>
             <w:r>
               <w:rPr>
@@ -407,7 +407,7 @@
               <w:lang w:eastAsia="en-IN"/>
             </w:rPr>
           </w:pPr>
-          <w:hyperlink w:anchor="_Toc207350427" w:history="1">
+          <w:hyperlink w:anchor="_Toc207455243" w:history="1">
             <w:r>
               <w:rPr>
                 <w:rStyle w:val="Hyperlink"/>
@@ -453,7 +453,7 @@
                 <w:noProof/>
                 <w:webHidden/>
               </w:rPr>
-              <w:instrText xml:space="preserve"> PAGEREF _Toc207350427 \h </w:instrText>
+              <w:instrText xml:space="preserve"> PAGEREF _Toc207455243 \h </w:instrText>
             </w:r>
             <w:r>
               <w:rPr>
@@ -499,7 +499,7 @@
               <w:lang w:eastAsia="en-IN"/>
             </w:rPr>
           </w:pPr>
-          <w:hyperlink w:anchor="_Toc207350428" w:history="1">
+          <w:hyperlink w:anchor="_Toc207455244" w:history="1">
             <w:r>
               <w:rPr>
                 <w:rStyle w:val="Hyperlink"/>
@@ -545,7 +545,7 @@
                 <w:noProof/>
                 <w:webHidden/>
               </w:rPr>
-              <w:instrText xml:space="preserve"> PAGEREF _Toc207350428 \h </w:instrText>
+              <w:instrText xml:space="preserve"> PAGEREF _Toc207455244 \h </w:instrText>
             </w:r>
             <w:r>
               <w:rPr>
@@ -591,7 +591,7 @@
               <w:lang w:eastAsia="en-IN"/>
             </w:rPr>
           </w:pPr>
-          <w:hyperlink w:anchor="_Toc207350429" w:history="1">
+          <w:hyperlink w:anchor="_Toc207455245" w:history="1">
             <w:r>
               <w:rPr>
                 <w:rStyle w:val="Hyperlink"/>
@@ -637,7 +637,7 @@
                 <w:noProof/>
                 <w:webHidden/>
               </w:rPr>
-              <w:instrText xml:space="preserve"> PAGEREF _Toc207350429 \h </w:instrText>
+              <w:instrText xml:space="preserve"> PAGEREF _Toc207455245 \h </w:instrText>
             </w:r>
             <w:r>
               <w:rPr>
@@ -683,7 +683,7 @@
               <w:lang w:eastAsia="en-IN"/>
             </w:rPr>
           </w:pPr>
-          <w:hyperlink w:anchor="_Toc207350430" w:history="1">
+          <w:hyperlink w:anchor="_Toc207455246" w:history="1">
             <w:r>
               <w:rPr>
                 <w:rStyle w:val="Hyperlink"/>
@@ -729,7 +729,7 @@
                 <w:noProof/>
                 <w:webHidden/>
               </w:rPr>
-              <w:instrText xml:space="preserve"> PAGEREF _Toc207350430 \h </w:instrText>
+              <w:instrText xml:space="preserve"> PAGEREF _Toc207455246 \h </w:instrText>
             </w:r>
             <w:r>
               <w:rPr>
@@ -775,7 +775,7 @@
               <w:lang w:eastAsia="en-IN"/>
             </w:rPr>
           </w:pPr>
-          <w:hyperlink w:anchor="_Toc207350431" w:history="1">
+          <w:hyperlink w:anchor="_Toc207455247" w:history="1">
             <w:r>
               <w:rPr>
                 <w:rStyle w:val="Hyperlink"/>
@@ -821,7 +821,7 @@
                 <w:noProof/>
                 <w:webHidden/>
               </w:rPr>
-              <w:instrText xml:space="preserve"> PAGEREF _Toc207350431 \h </w:instrText>
+              <w:instrText xml:space="preserve"> PAGEREF _Toc207455247 \h </w:instrText>
             </w:r>
             <w:r>
               <w:rPr>
@@ -867,7 +867,7 @@
               <w:lang w:eastAsia="en-IN"/>
             </w:rPr>
           </w:pPr>
-          <w:hyperlink w:anchor="_Toc207350432" w:history="1">
+          <w:hyperlink w:anchor="_Toc207455248" w:history="1">
             <w:r>
               <w:rPr>
                 <w:rStyle w:val="Hyperlink"/>
@@ -913,7 +913,7 @@
                 <w:noProof/>
                 <w:webHidden/>
               </w:rPr>
-              <w:instrText xml:space="preserve"> PAGEREF _Toc207350432 \h </w:instrText>
+              <w:instrText xml:space="preserve"> PAGEREF _Toc207455248 \h </w:instrText>
             </w:r>
             <w:r>
               <w:rPr>
@@ -959,7 +959,7 @@
               <w:lang w:eastAsia="en-IN"/>
             </w:rPr>
           </w:pPr>
-          <w:hyperlink w:anchor="_Toc207350433" w:history="1">
+          <w:hyperlink w:anchor="_Toc207455249" w:history="1">
             <w:r>
               <w:rPr>
                 <w:rStyle w:val="Hyperlink"/>
@@ -1005,7 +1005,7 @@
                 <w:noProof/>
                 <w:webHidden/>
               </w:rPr>
-              <w:instrText xml:space="preserve"> PAGEREF _Toc207350433 \h </w:instrText>
+              <w:instrText xml:space="preserve"> PAGEREF _Toc207455249 \h </w:instrText>
             </w:r>
             <w:r>
               <w:rPr>
@@ -1051,7 +1051,7 @@
               <w:lang w:eastAsia="en-IN"/>
             </w:rPr>
           </w:pPr>
-          <w:hyperlink w:anchor="_Toc207350434" w:history="1">
+          <w:hyperlink w:anchor="_Toc207455250" w:history="1">
             <w:r>
               <w:rPr>
                 <w:rStyle w:val="Hyperlink"/>
@@ -1097,7 +1097,7 @@
                 <w:noProof/>
                 <w:webHidden/>
               </w:rPr>
-              <w:instrText xml:space="preserve"> PAGEREF _Toc207350434 \h </w:instrText>
+              <w:instrText xml:space="preserve"> PAGEREF _Toc207455250 \h </w:instrText>
             </w:r>
             <w:r>
               <w:rPr>
@@ -1143,7 +1143,7 @@
               <w:lang w:eastAsia="en-IN"/>
             </w:rPr>
           </w:pPr>
-          <w:hyperlink w:anchor="_Toc207350435" w:history="1">
+          <w:hyperlink w:anchor="_Toc207455251" w:history="1">
             <w:r>
               <w:rPr>
                 <w:rStyle w:val="Hyperlink"/>
@@ -1189,7 +1189,7 @@
                 <w:noProof/>
                 <w:webHidden/>
               </w:rPr>
-              <w:instrText xml:space="preserve"> PAGEREF _Toc207350435 \h </w:instrText>
+              <w:instrText xml:space="preserve"> PAGEREF _Toc207455251 \h </w:instrText>
             </w:r>
             <w:r>
               <w:rPr>
@@ -1235,7 +1235,7 @@
               <w:lang w:eastAsia="en-IN"/>
             </w:rPr>
           </w:pPr>
-          <w:hyperlink w:anchor="_Toc207350436" w:history="1">
+          <w:hyperlink w:anchor="_Toc207455252" w:history="1">
             <w:r>
               <w:rPr>
                 <w:rStyle w:val="Hyperlink"/>
@@ -1281,7 +1281,7 @@
                 <w:noProof/>
                 <w:webHidden/>
               </w:rPr>
-              <w:instrText xml:space="preserve"> PAGEREF _Toc207350436 \h </w:instrText>
+              <w:instrText xml:space="preserve"> PAGEREF _Toc207455252 \h </w:instrText>
             </w:r>
             <w:r>
               <w:rPr>
@@ -1327,7 +1327,7 @@
               <w:lang w:eastAsia="en-IN"/>
             </w:rPr>
           </w:pPr>
-          <w:hyperlink w:anchor="_Toc207350437" w:history="1">
+          <w:hyperlink w:anchor="_Toc207455253" w:history="1">
             <w:r>
               <w:rPr>
                 <w:rStyle w:val="Hyperlink"/>
@@ -1373,7 +1373,7 @@
                 <w:noProof/>
                 <w:webHidden/>
               </w:rPr>
-              <w:instrText xml:space="preserve"> PAGEREF _Toc207350437 \h </w:instrText>
+              <w:instrText xml:space="preserve"> PAGEREF _Toc207455253 \h </w:instrText>
             </w:r>
             <w:r>
               <w:rPr>
@@ -1418,7 +1418,7 @@
               <w:lang w:eastAsia="en-IN"/>
             </w:rPr>
           </w:pPr>
-          <w:hyperlink w:anchor="_Toc207350438" w:history="1">
+          <w:hyperlink w:anchor="_Toc207455254" w:history="1">
             <w:r>
               <w:rPr>
                 <w:rStyle w:val="Hyperlink"/>
@@ -1445,7 +1445,7 @@
                 <w:noProof/>
                 <w:webHidden/>
               </w:rPr>
-              <w:instrText xml:space="preserve"> PAGEREF _Toc207350438 \h </w:instrText>
+              <w:instrText xml:space="preserve"> PAGEREF _Toc207455254 \h </w:instrText>
             </w:r>
             <w:r>
               <w:rPr>
@@ -1491,7 +1491,7 @@
               <w:lang w:eastAsia="en-IN"/>
             </w:rPr>
           </w:pPr>
-          <w:hyperlink w:anchor="_Toc207350439" w:history="1">
+          <w:hyperlink w:anchor="_Toc207455255" w:history="1">
             <w:r>
               <w:rPr>
                 <w:rStyle w:val="Hyperlink"/>
@@ -1537,7 +1537,7 @@
                 <w:noProof/>
                 <w:webHidden/>
               </w:rPr>
-              <w:instrText xml:space="preserve"> PAGEREF _Toc207350439 \h </w:instrText>
+              <w:instrText xml:space="preserve"> PAGEREF _Toc207455255 \h </w:instrText>
             </w:r>
             <w:r>
               <w:rPr>
@@ -1583,7 +1583,7 @@
               <w:lang w:eastAsia="en-IN"/>
             </w:rPr>
           </w:pPr>
-          <w:hyperlink w:anchor="_Toc207350440" w:history="1">
+          <w:hyperlink w:anchor="_Toc207455256" w:history="1">
             <w:r>
               <w:rPr>
                 <w:rStyle w:val="Hyperlink"/>
@@ -1629,7 +1629,7 @@
                 <w:noProof/>
                 <w:webHidden/>
               </w:rPr>
-              <w:instrText xml:space="preserve"> PAGEREF _Toc207350440 \h </w:instrText>
+              <w:instrText xml:space="preserve"> PAGEREF _Toc207455256 \h </w:instrText>
             </w:r>
             <w:r>
               <w:rPr>
@@ -1675,7 +1675,7 @@
               <w:lang w:eastAsia="en-IN"/>
             </w:rPr>
           </w:pPr>
-          <w:hyperlink w:anchor="_Toc207350441" w:history="1">
+          <w:hyperlink w:anchor="_Toc207455257" w:history="1">
             <w:r>
               <w:rPr>
                 <w:rStyle w:val="Hyperlink"/>
@@ -1721,7 +1721,7 @@
                 <w:noProof/>
                 <w:webHidden/>
               </w:rPr>
-              <w:instrText xml:space="preserve"> PAGEREF _Toc207350441 \h </w:instrText>
+              <w:instrText xml:space="preserve"> PAGEREF _Toc207455257 \h </w:instrText>
             </w:r>
             <w:r>
               <w:rPr>
@@ -1767,7 +1767,7 @@
               <w:lang w:eastAsia="en-IN"/>
             </w:rPr>
           </w:pPr>
-          <w:hyperlink w:anchor="_Toc207350442" w:history="1">
+          <w:hyperlink w:anchor="_Toc207455258" w:history="1">
             <w:r>
               <w:rPr>
                 <w:rStyle w:val="Hyperlink"/>
@@ -1813,7 +1813,7 @@
                 <w:noProof/>
                 <w:webHidden/>
               </w:rPr>
-              <w:instrText xml:space="preserve"> PAGEREF _Toc207350442 \h </w:instrText>
+              <w:instrText xml:space="preserve"> PAGEREF _Toc207455258 \h </w:instrText>
             </w:r>
             <w:r>
               <w:rPr>
@@ -1859,7 +1859,7 @@
               <w:lang w:eastAsia="en-IN"/>
             </w:rPr>
           </w:pPr>
-          <w:hyperlink w:anchor="_Toc207350443" w:history="1">
+          <w:hyperlink w:anchor="_Toc207455259" w:history="1">
             <w:r>
               <w:rPr>
                 <w:rStyle w:val="Hyperlink"/>
@@ -1905,7 +1905,7 @@
                 <w:noProof/>
                 <w:webHidden/>
               </w:rPr>
-              <w:instrText xml:space="preserve"> PAGEREF _Toc207350443 \h </w:instrText>
+              <w:instrText xml:space="preserve"> PAGEREF _Toc207455259 \h </w:instrText>
             </w:r>
             <w:r>
               <w:rPr>
@@ -1951,7 +1951,7 @@
               <w:lang w:eastAsia="en-IN"/>
             </w:rPr>
           </w:pPr>
-          <w:hyperlink w:anchor="_Toc207350444" w:history="1">
+          <w:hyperlink w:anchor="_Toc207455260" w:history="1">
             <w:r>
               <w:rPr>
                 <w:rStyle w:val="Hyperlink"/>
@@ -1997,7 +1997,7 @@
                 <w:noProof/>
                 <w:webHidden/>
               </w:rPr>
-              <w:instrText xml:space="preserve"> PAGEREF _Toc207350444 \h </w:instrText>
+              <w:instrText xml:space="preserve"> PAGEREF _Toc207455260 \h </w:instrText>
             </w:r>
             <w:r>
               <w:rPr>
@@ -2043,7 +2043,7 @@
               <w:lang w:eastAsia="en-IN"/>
             </w:rPr>
           </w:pPr>
-          <w:hyperlink w:anchor="_Toc207350445" w:history="1">
+          <w:hyperlink w:anchor="_Toc207455261" w:history="1">
             <w:r>
               <w:rPr>
                 <w:rStyle w:val="Hyperlink"/>
@@ -2087,7 +2087,7 @@
                 <w:noProof/>
                 <w:webHidden/>
               </w:rPr>
-              <w:instrText xml:space="preserve"> PAGEREF _Toc207350445 \h </w:instrText>
+              <w:instrText xml:space="preserve"> PAGEREF _Toc207455261 \h </w:instrText>
             </w:r>
             <w:r>
               <w:rPr>
@@ -2133,7 +2133,7 @@
               <w:lang w:eastAsia="en-IN"/>
             </w:rPr>
           </w:pPr>
-          <w:hyperlink w:anchor="_Toc207350446" w:history="1">
+          <w:hyperlink w:anchor="_Toc207455262" w:history="1">
             <w:r>
               <w:rPr>
                 <w:rStyle w:val="Hyperlink"/>
@@ -2177,7 +2177,7 @@
                 <w:noProof/>
                 <w:webHidden/>
               </w:rPr>
-              <w:instrText xml:space="preserve"> PAGEREF _Toc207350446 \h </w:instrText>
+              <w:instrText xml:space="preserve"> PAGEREF _Toc207455262 \h </w:instrText>
             </w:r>
             <w:r>
               <w:rPr>
@@ -2223,7 +2223,7 @@
               <w:lang w:eastAsia="en-IN"/>
             </w:rPr>
           </w:pPr>
-          <w:hyperlink w:anchor="_Toc207350447" w:history="1">
+          <w:hyperlink w:anchor="_Toc207455263" w:history="1">
             <w:r>
               <w:rPr>
                 <w:rStyle w:val="Hyperlink"/>
@@ -2267,7 +2267,7 @@
                 <w:noProof/>
                 <w:webHidden/>
               </w:rPr>
-              <w:instrText xml:space="preserve"> PAGEREF _Toc207350447 \h </w:instrText>
+              <w:instrText xml:space="preserve"> PAGEREF _Toc207455263 \h </w:instrText>
             </w:r>
             <w:r>
               <w:rPr>
@@ -2313,7 +2313,7 @@
               <w:lang w:eastAsia="en-IN"/>
             </w:rPr>
           </w:pPr>
-          <w:hyperlink w:anchor="_Toc207350448" w:history="1">
+          <w:hyperlink w:anchor="_Toc207455264" w:history="1">
             <w:r>
               <w:rPr>
                 <w:rStyle w:val="Hyperlink"/>
@@ -2357,7 +2357,7 @@
                 <w:noProof/>
                 <w:webHidden/>
               </w:rPr>
-              <w:instrText xml:space="preserve"> PAGEREF _Toc207350448 \h </w:instrText>
+              <w:instrText xml:space="preserve"> PAGEREF _Toc207455264 \h </w:instrText>
             </w:r>
             <w:r>
               <w:rPr>
@@ -2403,7 +2403,7 @@
               <w:lang w:eastAsia="en-IN"/>
             </w:rPr>
           </w:pPr>
-          <w:hyperlink w:anchor="_Toc207350449" w:history="1">
+          <w:hyperlink w:anchor="_Toc207455265" w:history="1">
             <w:r>
               <w:rPr>
                 <w:rStyle w:val="Hyperlink"/>
@@ -2447,7 +2447,7 @@
                 <w:noProof/>
                 <w:webHidden/>
               </w:rPr>
-              <w:instrText xml:space="preserve"> PAGEREF _Toc207350449 \h </w:instrText>
+              <w:instrText xml:space="preserve"> PAGEREF _Toc207455265 \h </w:instrText>
             </w:r>
             <w:r>
               <w:rPr>
@@ -2493,7 +2493,7 @@
               <w:lang w:eastAsia="en-IN"/>
             </w:rPr>
           </w:pPr>
-          <w:hyperlink w:anchor="_Toc207350450" w:history="1">
+          <w:hyperlink w:anchor="_Toc207455266" w:history="1">
             <w:r>
               <w:rPr>
                 <w:rStyle w:val="Hyperlink"/>
@@ -2537,7 +2537,7 @@
                 <w:noProof/>
                 <w:webHidden/>
               </w:rPr>
-              <w:instrText xml:space="preserve"> PAGEREF _Toc207350450 \h </w:instrText>
+              <w:instrText xml:space="preserve"> PAGEREF _Toc207455266 \h </w:instrText>
             </w:r>
             <w:r>
               <w:rPr>
@@ -2583,7 +2583,7 @@
               <w:lang w:eastAsia="en-IN"/>
             </w:rPr>
           </w:pPr>
-          <w:hyperlink w:anchor="_Toc207350451" w:history="1">
+          <w:hyperlink w:anchor="_Toc207455267" w:history="1">
             <w:r>
               <w:rPr>
                 <w:rStyle w:val="Hyperlink"/>
@@ -2627,7 +2627,7 @@
                 <w:noProof/>
                 <w:webHidden/>
               </w:rPr>
-              <w:instrText xml:space="preserve"> PAGEREF _Toc207350451 \h </w:instrText>
+              <w:instrText xml:space="preserve"> PAGEREF _Toc207455267 \h </w:instrText>
             </w:r>
             <w:r>
               <w:rPr>
@@ -2673,7 +2673,7 @@
               <w:lang w:eastAsia="en-IN"/>
             </w:rPr>
           </w:pPr>
-          <w:hyperlink w:anchor="_Toc207350452" w:history="1">
+          <w:hyperlink w:anchor="_Toc207455268" w:history="1">
             <w:r>
               <w:rPr>
                 <w:rStyle w:val="Hyperlink"/>
@@ -2717,7 +2717,7 @@
                 <w:noProof/>
                 <w:webHidden/>
               </w:rPr>
-              <w:instrText xml:space="preserve"> PAGEREF _Toc207350452 \h </w:instrText>
+              <w:instrText xml:space="preserve"> PAGEREF _Toc207455268 \h </w:instrText>
             </w:r>
             <w:r>
               <w:rPr>
@@ -2763,7 +2763,7 @@
               <w:lang w:eastAsia="en-IN"/>
             </w:rPr>
           </w:pPr>
-          <w:hyperlink w:anchor="_Toc207350453" w:history="1">
+          <w:hyperlink w:anchor="_Toc207455269" w:history="1">
             <w:r>
               <w:rPr>
                 <w:rStyle w:val="Hyperlink"/>
@@ -2807,7 +2807,7 @@
                 <w:noProof/>
                 <w:webHidden/>
               </w:rPr>
-              <w:instrText xml:space="preserve"> PAGEREF _Toc207350453 \h </w:instrText>
+              <w:instrText xml:space="preserve"> PAGEREF _Toc207455269 \h </w:instrText>
             </w:r>
             <w:r>
               <w:rPr>
@@ -2852,7 +2852,7 @@
               <w:lang w:eastAsia="en-IN"/>
             </w:rPr>
           </w:pPr>
-          <w:hyperlink w:anchor="_Toc207350454" w:history="1">
+          <w:hyperlink w:anchor="_Toc207455270" w:history="1">
             <w:r>
               <w:rPr>
                 <w:rStyle w:val="Hyperlink"/>
@@ -2879,7 +2879,7 @@
                 <w:noProof/>
                 <w:webHidden/>
               </w:rPr>
-              <w:instrText xml:space="preserve"> PAGEREF _Toc207350454 \h </w:instrText>
+              <w:instrText xml:space="preserve"> PAGEREF _Toc207455270 \h </w:instrText>
             </w:r>
             <w:r>
               <w:rPr>
@@ -2955,7 +2955,7 @@
       <w:pPr>
         <w:pStyle w:val="Heading2"/>
       </w:pPr>
-      <w:bookmarkStart w:id="0" w:name="_Toc207350423"/>
+      <w:bookmarkStart w:id="0" w:name="_Toc207455239"/>
       <w:r>
         <w:t>Spring Core</w:t>
       </w:r>
@@ -2972,7 +2972,7 @@
           <w:bdr w:val="none" w:sz="0" w:space="0" w:color="auto" w:frame="1"/>
         </w:rPr>
       </w:pPr>
-      <w:bookmarkStart w:id="1" w:name="_Toc207350424"/>
+      <w:bookmarkStart w:id="1" w:name="_Toc207455240"/>
       <w:r>
         <w:rPr>
           <w:bdr w:val="none" w:sz="0" w:space="0" w:color="auto" w:frame="1"/>
@@ -3011,7 +3011,7 @@
           <w:bdr w:val="none" w:sz="0" w:space="0" w:color="auto" w:frame="1"/>
         </w:rPr>
       </w:pPr>
-      <w:bookmarkStart w:id="2" w:name="_Toc207350425"/>
+      <w:bookmarkStart w:id="2" w:name="_Toc207455241"/>
       <w:r>
         <w:rPr>
           <w:bdr w:val="none" w:sz="0" w:space="0" w:color="auto" w:frame="1"/>
@@ -3336,7 +3336,7 @@
           <w:bdr w:val="none" w:sz="0" w:space="0" w:color="auto" w:frame="1"/>
         </w:rPr>
       </w:pPr>
-      <w:bookmarkStart w:id="3" w:name="_Toc207350426"/>
+      <w:bookmarkStart w:id="3" w:name="_Toc207455242"/>
       <w:r>
         <w:rPr>
           <w:bdr w:val="none" w:sz="0" w:space="0" w:color="auto" w:frame="1"/>
@@ -4290,7 +4290,7 @@
           <w:bdr w:val="none" w:sz="0" w:space="0" w:color="auto" w:frame="1"/>
         </w:rPr>
       </w:pPr>
-      <w:bookmarkStart w:id="4" w:name="_Toc207350427"/>
+      <w:bookmarkStart w:id="4" w:name="_Toc207455243"/>
       <w:r>
         <w:rPr>
           <w:bdr w:val="none" w:sz="0" w:space="0" w:color="auto" w:frame="1"/>
@@ -4934,7 +4934,7 @@
           <w:bdr w:val="none" w:sz="0" w:space="0" w:color="auto" w:frame="1"/>
         </w:rPr>
       </w:pPr>
-      <w:bookmarkStart w:id="5" w:name="_Toc207350428"/>
+      <w:bookmarkStart w:id="5" w:name="_Toc207455244"/>
       <w:r>
         <w:rPr>
           <w:bdr w:val="none" w:sz="0" w:space="0" w:color="auto" w:frame="1"/>
@@ -5810,7 +5810,7 @@
           <w:bdr w:val="none" w:sz="0" w:space="0" w:color="auto" w:frame="1"/>
         </w:rPr>
       </w:pPr>
-      <w:bookmarkStart w:id="6" w:name="_Toc207350429"/>
+      <w:bookmarkStart w:id="6" w:name="_Toc207455245"/>
       <w:r>
         <w:rPr>
           <w:bdr w:val="none" w:sz="0" w:space="0" w:color="auto" w:frame="1"/>
@@ -6134,7 +6134,7 @@
           <w:bdr w:val="none" w:sz="0" w:space="0" w:color="auto" w:frame="1"/>
         </w:rPr>
       </w:pPr>
-      <w:bookmarkStart w:id="7" w:name="_Toc207350430"/>
+      <w:bookmarkStart w:id="7" w:name="_Toc207455246"/>
       <w:r>
         <w:rPr>
           <w:bdr w:val="none" w:sz="0" w:space="0" w:color="auto" w:frame="1"/>
@@ -6671,7 +6671,7 @@
           <w:bdr w:val="none" w:sz="0" w:space="0" w:color="auto" w:frame="1"/>
         </w:rPr>
       </w:pPr>
-      <w:bookmarkStart w:id="8" w:name="_Toc207350431"/>
+      <w:bookmarkStart w:id="8" w:name="_Toc207455247"/>
       <w:r>
         <w:rPr>
           <w:bdr w:val="none" w:sz="0" w:space="0" w:color="auto" w:frame="1"/>
@@ -7326,7 +7326,7 @@
           <w:bdr w:val="none" w:sz="0" w:space="0" w:color="auto" w:frame="1"/>
         </w:rPr>
       </w:pPr>
-      <w:bookmarkStart w:id="9" w:name="_Toc207350432"/>
+      <w:bookmarkStart w:id="9" w:name="_Toc207455248"/>
       <w:r>
         <w:rPr>
           <w:bdr w:val="none" w:sz="0" w:space="0" w:color="auto" w:frame="1"/>
@@ -7415,7 +7415,7 @@
           <w:bdr w:val="none" w:sz="0" w:space="0" w:color="auto" w:frame="1"/>
         </w:rPr>
       </w:pPr>
-      <w:bookmarkStart w:id="10" w:name="_Toc207350433"/>
+      <w:bookmarkStart w:id="10" w:name="_Toc207455249"/>
       <w:r>
         <w:rPr>
           <w:bdr w:val="none" w:sz="0" w:space="0" w:color="auto" w:frame="1"/>
@@ -7839,7 +7839,7 @@
           <w:bdr w:val="none" w:sz="0" w:space="0" w:color="auto" w:frame="1"/>
         </w:rPr>
       </w:pPr>
-      <w:bookmarkStart w:id="11" w:name="_Toc207350434"/>
+      <w:bookmarkStart w:id="11" w:name="_Toc207455250"/>
       <w:r>
         <w:rPr>
           <w:bdr w:val="none" w:sz="0" w:space="0" w:color="auto" w:frame="1"/>
@@ -7904,7 +7904,7 @@
           <w:bdr w:val="none" w:sz="0" w:space="0" w:color="auto" w:frame="1"/>
         </w:rPr>
       </w:pPr>
-      <w:bookmarkStart w:id="12" w:name="_Toc207350435"/>
+      <w:bookmarkStart w:id="12" w:name="_Toc207455251"/>
       <w:r>
         <w:rPr>
           <w:bdr w:val="none" w:sz="0" w:space="0" w:color="auto" w:frame="1"/>
@@ -7944,7 +7944,7 @@
         </w:rPr>
       </w:pPr>
       <w:bookmarkStart w:id="13" w:name="_Toc206877775"/>
-      <w:bookmarkStart w:id="14" w:name="_Toc207350436"/>
+      <w:bookmarkStart w:id="14" w:name="_Toc207455252"/>
       <w:r>
         <w:rPr>
           <w:bdr w:val="none" w:sz="0" w:space="0" w:color="auto" w:frame="1"/>
@@ -7974,7 +7974,7 @@
         </w:rPr>
       </w:pPr>
       <w:bookmarkStart w:id="15" w:name="_Toc206877777"/>
-      <w:bookmarkStart w:id="16" w:name="_Toc207350437"/>
+      <w:bookmarkStart w:id="16" w:name="_Toc207455253"/>
       <w:r>
         <w:rPr>
           <w:bdr w:val="none" w:sz="0" w:space="0" w:color="auto" w:frame="1"/>
@@ -8687,7 +8687,7 @@
       <w:pPr>
         <w:pStyle w:val="Heading2"/>
       </w:pPr>
-      <w:bookmarkStart w:id="17" w:name="_Toc207350438"/>
+      <w:bookmarkStart w:id="17" w:name="_Toc207455254"/>
       <w:r>
         <w:lastRenderedPageBreak/>
         <w:t>Spring Boot</w:t>
@@ -8708,7 +8708,7 @@
           <w:bdr w:val="none" w:sz="0" w:space="0" w:color="auto" w:frame="1"/>
         </w:rPr>
       </w:pPr>
-      <w:bookmarkStart w:id="18" w:name="_Toc207350439"/>
+      <w:bookmarkStart w:id="18" w:name="_Toc207455255"/>
       <w:r>
         <w:rPr>
           <w:bdr w:val="none" w:sz="0" w:space="0" w:color="auto" w:frame="1"/>
@@ -8785,7 +8785,7 @@
           <w:bdr w:val="none" w:sz="0" w:space="0" w:color="auto" w:frame="1"/>
         </w:rPr>
       </w:pPr>
-      <w:bookmarkStart w:id="19" w:name="_Toc207350440"/>
+      <w:bookmarkStart w:id="19" w:name="_Toc207455256"/>
       <w:r>
         <w:rPr>
           <w:bdr w:val="none" w:sz="0" w:space="0" w:color="auto" w:frame="1"/>
@@ -9147,7 +9147,7 @@
           <w:bdr w:val="none" w:sz="0" w:space="0" w:color="auto" w:frame="1"/>
         </w:rPr>
       </w:pPr>
-      <w:bookmarkStart w:id="20" w:name="_Toc207350441"/>
+      <w:bookmarkStart w:id="20" w:name="_Toc207455257"/>
       <w:r>
         <w:rPr>
           <w:bdr w:val="none" w:sz="0" w:space="0" w:color="auto" w:frame="1"/>
@@ -9531,7 +9531,7 @@
           <w:bdr w:val="none" w:sz="0" w:space="0" w:color="auto" w:frame="1"/>
         </w:rPr>
       </w:pPr>
-      <w:bookmarkStart w:id="21" w:name="_Toc207350442"/>
+      <w:bookmarkStart w:id="21" w:name="_Toc207455258"/>
       <w:r>
         <w:rPr>
           <w:bdr w:val="none" w:sz="0" w:space="0" w:color="auto" w:frame="1"/>
@@ -9579,7 +9579,7 @@
         </w:rPr>
       </w:pPr>
       <w:bookmarkStart w:id="22" w:name="_Toc206877784"/>
-      <w:bookmarkStart w:id="23" w:name="_Toc207350443"/>
+      <w:bookmarkStart w:id="23" w:name="_Toc207455259"/>
       <w:r>
         <w:rPr>
           <w:bdr w:val="none" w:sz="0" w:space="0" w:color="auto" w:frame="1"/>
@@ -9617,7 +9617,7 @@
         </w:rPr>
       </w:pPr>
       <w:bookmarkStart w:id="24" w:name="_Toc206877789"/>
-      <w:bookmarkStart w:id="25" w:name="_Toc207350444"/>
+      <w:bookmarkStart w:id="25" w:name="_Toc207455260"/>
       <w:r>
         <w:rPr>
           <w:bdr w:val="none" w:sz="0" w:space="0" w:color="auto" w:frame="1"/>
@@ -9695,7 +9695,7 @@
         </w:numPr>
       </w:pPr>
       <w:bookmarkStart w:id="26" w:name="_Toc206877790"/>
-      <w:bookmarkStart w:id="27" w:name="_Toc207350445"/>
+      <w:bookmarkStart w:id="27" w:name="_Toc207455261"/>
       <w:r>
         <w:t xml:space="preserve">What is </w:t>
       </w:r>
@@ -9876,7 +9876,7 @@
         </w:numPr>
       </w:pPr>
       <w:bookmarkStart w:id="28" w:name="_Toc206877791"/>
-      <w:bookmarkStart w:id="29" w:name="_Toc207350446"/>
+      <w:bookmarkStart w:id="29" w:name="_Toc207455262"/>
       <w:r>
         <w:t xml:space="preserve">What is </w:t>
       </w:r>
@@ -10445,7 +10445,7 @@
         </w:numPr>
       </w:pPr>
       <w:bookmarkStart w:id="30" w:name="_Toc206877792"/>
-      <w:bookmarkStart w:id="31" w:name="_Toc207350447"/>
+      <w:bookmarkStart w:id="31" w:name="_Toc207455263"/>
       <w:r>
         <w:lastRenderedPageBreak/>
         <w:t xml:space="preserve">Diff between rest and soap </w:t>
@@ -10524,7 +10524,7 @@
         </w:numPr>
       </w:pPr>
       <w:bookmarkStart w:id="32" w:name="_Toc206877793"/>
-      <w:bookmarkStart w:id="33" w:name="_Toc207350448"/>
+      <w:bookmarkStart w:id="33" w:name="_Toc207455264"/>
       <w:r>
         <w:t>What is path variable and request parameters?</w:t>
       </w:r>
@@ -10968,7 +10968,7 @@
         </w:numPr>
       </w:pPr>
       <w:bookmarkStart w:id="34" w:name="_Toc206877794"/>
-      <w:bookmarkStart w:id="35" w:name="_Toc207350449"/>
+      <w:bookmarkStart w:id="35" w:name="_Toc207455265"/>
       <w:r>
         <w:t>What does @Value and @ConfigurationProperties annotation do?</w:t>
       </w:r>
@@ -11235,7 +11235,7 @@
         </w:numPr>
       </w:pPr>
       <w:bookmarkStart w:id="36" w:name="_Toc206877795"/>
-      <w:bookmarkStart w:id="37" w:name="_Toc207350450"/>
+      <w:bookmarkStart w:id="37" w:name="_Toc207455266"/>
       <w:r>
         <w:t xml:space="preserve">How to handle the exception in rest </w:t>
       </w:r>
@@ -11501,7 +11501,7 @@
         </w:numPr>
       </w:pPr>
       <w:bookmarkStart w:id="38" w:name="_Toc206877796"/>
-      <w:bookmarkStart w:id="39" w:name="_Toc207350451"/>
+      <w:bookmarkStart w:id="39" w:name="_Toc207455267"/>
       <w:r>
         <w:t>Tell me the name of some starter dependency in spring boot?</w:t>
       </w:r>
@@ -11672,7 +11672,7 @@
         </w:numPr>
       </w:pPr>
       <w:bookmarkStart w:id="40" w:name="_Toc206877797"/>
-      <w:bookmarkStart w:id="41" w:name="_Toc207350452"/>
+      <w:bookmarkStart w:id="41" w:name="_Toc207455268"/>
       <w:r>
         <w:t xml:space="preserve">What is mean by path and </w:t>
       </w:r>
@@ -11957,7 +11957,7 @@
         </w:numPr>
       </w:pPr>
       <w:bookmarkStart w:id="42" w:name="_Toc206877798"/>
-      <w:bookmarkStart w:id="43" w:name="_Toc207350453"/>
+      <w:bookmarkStart w:id="43" w:name="_Toc207455269"/>
       <w:r>
         <w:t>What is mean by API and REST API?</w:t>
       </w:r>
@@ -12172,7 +12172,7 @@
       <w:pPr>
         <w:pStyle w:val="Heading2"/>
       </w:pPr>
-      <w:bookmarkStart w:id="45" w:name="_Toc207350454"/>
+      <w:bookmarkStart w:id="45" w:name="_Toc207455270"/>
       <w:r>
         <w:t>Spring Security</w:t>
       </w:r>

--- a/spring/Spring Question.docx
+++ b/spring/Spring Question.docx
@@ -58,7 +58,7 @@
           <w:r>
             <w:fldChar w:fldCharType="separate"/>
           </w:r>
-          <w:hyperlink w:anchor="_Toc207455239" w:history="1">
+          <w:hyperlink w:anchor="_Toc210285737" w:history="1">
             <w:r>
               <w:rPr>
                 <w:rStyle w:val="Hyperlink"/>
@@ -85,7 +85,7 @@
                 <w:noProof/>
                 <w:webHidden/>
               </w:rPr>
-              <w:instrText xml:space="preserve"> PAGEREF _Toc207455239 \h </w:instrText>
+              <w:instrText xml:space="preserve"> PAGEREF _Toc210285737 \h </w:instrText>
             </w:r>
             <w:r>
               <w:rPr>
@@ -105,7 +105,7 @@
                 <w:noProof/>
                 <w:webHidden/>
               </w:rPr>
-              <w:t>2</w:t>
+              <w:t>3</w:t>
             </w:r>
             <w:r>
               <w:rPr>
@@ -131,7 +131,7 @@
               <w:lang w:eastAsia="en-IN"/>
             </w:rPr>
           </w:pPr>
-          <w:hyperlink w:anchor="_Toc207455240" w:history="1">
+          <w:hyperlink w:anchor="_Toc210285738" w:history="1">
             <w:r>
               <w:rPr>
                 <w:rStyle w:val="Hyperlink"/>
@@ -177,7 +177,7 @@
                 <w:noProof/>
                 <w:webHidden/>
               </w:rPr>
-              <w:instrText xml:space="preserve"> PAGEREF _Toc207455240 \h </w:instrText>
+              <w:instrText xml:space="preserve"> PAGEREF _Toc210285738 \h </w:instrText>
             </w:r>
             <w:r>
               <w:rPr>
@@ -197,7 +197,7 @@
                 <w:noProof/>
                 <w:webHidden/>
               </w:rPr>
-              <w:t>2</w:t>
+              <w:t>3</w:t>
             </w:r>
             <w:r>
               <w:rPr>
@@ -223,7 +223,7 @@
               <w:lang w:eastAsia="en-IN"/>
             </w:rPr>
           </w:pPr>
-          <w:hyperlink w:anchor="_Toc207455241" w:history="1">
+          <w:hyperlink w:anchor="_Toc210285739" w:history="1">
             <w:r>
               <w:rPr>
                 <w:rStyle w:val="Hyperlink"/>
@@ -269,7 +269,7 @@
                 <w:noProof/>
                 <w:webHidden/>
               </w:rPr>
-              <w:instrText xml:space="preserve"> PAGEREF _Toc207455241 \h </w:instrText>
+              <w:instrText xml:space="preserve"> PAGEREF _Toc210285739 \h </w:instrText>
             </w:r>
             <w:r>
               <w:rPr>
@@ -289,7 +289,7 @@
                 <w:noProof/>
                 <w:webHidden/>
               </w:rPr>
-              <w:t>2</w:t>
+              <w:t>3</w:t>
             </w:r>
             <w:r>
               <w:rPr>
@@ -315,7 +315,7 @@
               <w:lang w:eastAsia="en-IN"/>
             </w:rPr>
           </w:pPr>
-          <w:hyperlink w:anchor="_Toc207455242" w:history="1">
+          <w:hyperlink w:anchor="_Toc210285740" w:history="1">
             <w:r>
               <w:rPr>
                 <w:rStyle w:val="Hyperlink"/>
@@ -361,7 +361,7 @@
                 <w:noProof/>
                 <w:webHidden/>
               </w:rPr>
-              <w:instrText xml:space="preserve"> PAGEREF _Toc207455242 \h </w:instrText>
+              <w:instrText xml:space="preserve"> PAGEREF _Toc210285740 \h </w:instrText>
             </w:r>
             <w:r>
               <w:rPr>
@@ -407,7 +407,7 @@
               <w:lang w:eastAsia="en-IN"/>
             </w:rPr>
           </w:pPr>
-          <w:hyperlink w:anchor="_Toc207455243" w:history="1">
+          <w:hyperlink w:anchor="_Toc210285741" w:history="1">
             <w:r>
               <w:rPr>
                 <w:rStyle w:val="Hyperlink"/>
@@ -453,7 +453,7 @@
                 <w:noProof/>
                 <w:webHidden/>
               </w:rPr>
-              <w:instrText xml:space="preserve"> PAGEREF _Toc207455243 \h </w:instrText>
+              <w:instrText xml:space="preserve"> PAGEREF _Toc210285741 \h </w:instrText>
             </w:r>
             <w:r>
               <w:rPr>
@@ -499,7 +499,7 @@
               <w:lang w:eastAsia="en-IN"/>
             </w:rPr>
           </w:pPr>
-          <w:hyperlink w:anchor="_Toc207455244" w:history="1">
+          <w:hyperlink w:anchor="_Toc210285742" w:history="1">
             <w:r>
               <w:rPr>
                 <w:rStyle w:val="Hyperlink"/>
@@ -545,7 +545,7 @@
                 <w:noProof/>
                 <w:webHidden/>
               </w:rPr>
-              <w:instrText xml:space="preserve"> PAGEREF _Toc207455244 \h </w:instrText>
+              <w:instrText xml:space="preserve"> PAGEREF _Toc210285742 \h </w:instrText>
             </w:r>
             <w:r>
               <w:rPr>
@@ -591,7 +591,7 @@
               <w:lang w:eastAsia="en-IN"/>
             </w:rPr>
           </w:pPr>
-          <w:hyperlink w:anchor="_Toc207455245" w:history="1">
+          <w:hyperlink w:anchor="_Toc210285743" w:history="1">
             <w:r>
               <w:rPr>
                 <w:rStyle w:val="Hyperlink"/>
@@ -637,7 +637,7 @@
                 <w:noProof/>
                 <w:webHidden/>
               </w:rPr>
-              <w:instrText xml:space="preserve"> PAGEREF _Toc207455245 \h </w:instrText>
+              <w:instrText xml:space="preserve"> PAGEREF _Toc210285743 \h </w:instrText>
             </w:r>
             <w:r>
               <w:rPr>
@@ -683,7 +683,7 @@
               <w:lang w:eastAsia="en-IN"/>
             </w:rPr>
           </w:pPr>
-          <w:hyperlink w:anchor="_Toc207455246" w:history="1">
+          <w:hyperlink w:anchor="_Toc210285744" w:history="1">
             <w:r>
               <w:rPr>
                 <w:rStyle w:val="Hyperlink"/>
@@ -729,7 +729,7 @@
                 <w:noProof/>
                 <w:webHidden/>
               </w:rPr>
-              <w:instrText xml:space="preserve"> PAGEREF _Toc207455246 \h </w:instrText>
+              <w:instrText xml:space="preserve"> PAGEREF _Toc210285744 \h </w:instrText>
             </w:r>
             <w:r>
               <w:rPr>
@@ -775,7 +775,7 @@
               <w:lang w:eastAsia="en-IN"/>
             </w:rPr>
           </w:pPr>
-          <w:hyperlink w:anchor="_Toc207455247" w:history="1">
+          <w:hyperlink w:anchor="_Toc210285745" w:history="1">
             <w:r>
               <w:rPr>
                 <w:rStyle w:val="Hyperlink"/>
@@ -821,7 +821,7 @@
                 <w:noProof/>
                 <w:webHidden/>
               </w:rPr>
-              <w:instrText xml:space="preserve"> PAGEREF _Toc207455247 \h </w:instrText>
+              <w:instrText xml:space="preserve"> PAGEREF _Toc210285745 \h </w:instrText>
             </w:r>
             <w:r>
               <w:rPr>
@@ -867,7 +867,7 @@
               <w:lang w:eastAsia="en-IN"/>
             </w:rPr>
           </w:pPr>
-          <w:hyperlink w:anchor="_Toc207455248" w:history="1">
+          <w:hyperlink w:anchor="_Toc210285746" w:history="1">
             <w:r>
               <w:rPr>
                 <w:rStyle w:val="Hyperlink"/>
@@ -913,7 +913,7 @@
                 <w:noProof/>
                 <w:webHidden/>
               </w:rPr>
-              <w:instrText xml:space="preserve"> PAGEREF _Toc207455248 \h </w:instrText>
+              <w:instrText xml:space="preserve"> PAGEREF _Toc210285746 \h </w:instrText>
             </w:r>
             <w:r>
               <w:rPr>
@@ -959,7 +959,7 @@
               <w:lang w:eastAsia="en-IN"/>
             </w:rPr>
           </w:pPr>
-          <w:hyperlink w:anchor="_Toc207455249" w:history="1">
+          <w:hyperlink w:anchor="_Toc210285747" w:history="1">
             <w:r>
               <w:rPr>
                 <w:rStyle w:val="Hyperlink"/>
@@ -1005,7 +1005,7 @@
                 <w:noProof/>
                 <w:webHidden/>
               </w:rPr>
-              <w:instrText xml:space="preserve"> PAGEREF _Toc207455249 \h </w:instrText>
+              <w:instrText xml:space="preserve"> PAGEREF _Toc210285747 \h </w:instrText>
             </w:r>
             <w:r>
               <w:rPr>
@@ -1051,7 +1051,7 @@
               <w:lang w:eastAsia="en-IN"/>
             </w:rPr>
           </w:pPr>
-          <w:hyperlink w:anchor="_Toc207455250" w:history="1">
+          <w:hyperlink w:anchor="_Toc210285748" w:history="1">
             <w:r>
               <w:rPr>
                 <w:rStyle w:val="Hyperlink"/>
@@ -1097,7 +1097,7 @@
                 <w:noProof/>
                 <w:webHidden/>
               </w:rPr>
-              <w:instrText xml:space="preserve"> PAGEREF _Toc207455250 \h </w:instrText>
+              <w:instrText xml:space="preserve"> PAGEREF _Toc210285748 \h </w:instrText>
             </w:r>
             <w:r>
               <w:rPr>
@@ -1143,7 +1143,7 @@
               <w:lang w:eastAsia="en-IN"/>
             </w:rPr>
           </w:pPr>
-          <w:hyperlink w:anchor="_Toc207455251" w:history="1">
+          <w:hyperlink w:anchor="_Toc210285749" w:history="1">
             <w:r>
               <w:rPr>
                 <w:rStyle w:val="Hyperlink"/>
@@ -1189,7 +1189,7 @@
                 <w:noProof/>
                 <w:webHidden/>
               </w:rPr>
-              <w:instrText xml:space="preserve"> PAGEREF _Toc207455251 \h </w:instrText>
+              <w:instrText xml:space="preserve"> PAGEREF _Toc210285749 \h </w:instrText>
             </w:r>
             <w:r>
               <w:rPr>
@@ -1235,7 +1235,7 @@
               <w:lang w:eastAsia="en-IN"/>
             </w:rPr>
           </w:pPr>
-          <w:hyperlink w:anchor="_Toc207455252" w:history="1">
+          <w:hyperlink w:anchor="_Toc210285750" w:history="1">
             <w:r>
               <w:rPr>
                 <w:rStyle w:val="Hyperlink"/>
@@ -1281,7 +1281,7 @@
                 <w:noProof/>
                 <w:webHidden/>
               </w:rPr>
-              <w:instrText xml:space="preserve"> PAGEREF _Toc207455252 \h </w:instrText>
+              <w:instrText xml:space="preserve"> PAGEREF _Toc210285750 \h </w:instrText>
             </w:r>
             <w:r>
               <w:rPr>
@@ -1327,7 +1327,7 @@
               <w:lang w:eastAsia="en-IN"/>
             </w:rPr>
           </w:pPr>
-          <w:hyperlink w:anchor="_Toc207455253" w:history="1">
+          <w:hyperlink w:anchor="_Toc210285751" w:history="1">
             <w:r>
               <w:rPr>
                 <w:rStyle w:val="Hyperlink"/>
@@ -1373,7 +1373,7 @@
                 <w:noProof/>
                 <w:webHidden/>
               </w:rPr>
-              <w:instrText xml:space="preserve"> PAGEREF _Toc207455253 \h </w:instrText>
+              <w:instrText xml:space="preserve"> PAGEREF _Toc210285751 \h </w:instrText>
             </w:r>
             <w:r>
               <w:rPr>
@@ -1418,7 +1418,7 @@
               <w:lang w:eastAsia="en-IN"/>
             </w:rPr>
           </w:pPr>
-          <w:hyperlink w:anchor="_Toc207455254" w:history="1">
+          <w:hyperlink w:anchor="_Toc210285752" w:history="1">
             <w:r>
               <w:rPr>
                 <w:rStyle w:val="Hyperlink"/>
@@ -1445,7 +1445,7 @@
                 <w:noProof/>
                 <w:webHidden/>
               </w:rPr>
-              <w:instrText xml:space="preserve"> PAGEREF _Toc207455254 \h </w:instrText>
+              <w:instrText xml:space="preserve"> PAGEREF _Toc210285752 \h </w:instrText>
             </w:r>
             <w:r>
               <w:rPr>
@@ -1491,7 +1491,7 @@
               <w:lang w:eastAsia="en-IN"/>
             </w:rPr>
           </w:pPr>
-          <w:hyperlink w:anchor="_Toc207455255" w:history="1">
+          <w:hyperlink w:anchor="_Toc210285753" w:history="1">
             <w:r>
               <w:rPr>
                 <w:rStyle w:val="Hyperlink"/>
@@ -1537,7 +1537,7 @@
                 <w:noProof/>
                 <w:webHidden/>
               </w:rPr>
-              <w:instrText xml:space="preserve"> PAGEREF _Toc207455255 \h </w:instrText>
+              <w:instrText xml:space="preserve"> PAGEREF _Toc210285753 \h </w:instrText>
             </w:r>
             <w:r>
               <w:rPr>
@@ -1583,7 +1583,7 @@
               <w:lang w:eastAsia="en-IN"/>
             </w:rPr>
           </w:pPr>
-          <w:hyperlink w:anchor="_Toc207455256" w:history="1">
+          <w:hyperlink w:anchor="_Toc210285754" w:history="1">
             <w:r>
               <w:rPr>
                 <w:rStyle w:val="Hyperlink"/>
@@ -1629,7 +1629,7 @@
                 <w:noProof/>
                 <w:webHidden/>
               </w:rPr>
-              <w:instrText xml:space="preserve"> PAGEREF _Toc207455256 \h </w:instrText>
+              <w:instrText xml:space="preserve"> PAGEREF _Toc210285754 \h </w:instrText>
             </w:r>
             <w:r>
               <w:rPr>
@@ -1675,7 +1675,7 @@
               <w:lang w:eastAsia="en-IN"/>
             </w:rPr>
           </w:pPr>
-          <w:hyperlink w:anchor="_Toc207455257" w:history="1">
+          <w:hyperlink w:anchor="_Toc210285755" w:history="1">
             <w:r>
               <w:rPr>
                 <w:rStyle w:val="Hyperlink"/>
@@ -1721,7 +1721,7 @@
                 <w:noProof/>
                 <w:webHidden/>
               </w:rPr>
-              <w:instrText xml:space="preserve"> PAGEREF _Toc207455257 \h </w:instrText>
+              <w:instrText xml:space="preserve"> PAGEREF _Toc210285755 \h </w:instrText>
             </w:r>
             <w:r>
               <w:rPr>
@@ -1767,7 +1767,7 @@
               <w:lang w:eastAsia="en-IN"/>
             </w:rPr>
           </w:pPr>
-          <w:hyperlink w:anchor="_Toc207455258" w:history="1">
+          <w:hyperlink w:anchor="_Toc210285756" w:history="1">
             <w:r>
               <w:rPr>
                 <w:rStyle w:val="Hyperlink"/>
@@ -1813,7 +1813,7 @@
                 <w:noProof/>
                 <w:webHidden/>
               </w:rPr>
-              <w:instrText xml:space="preserve"> PAGEREF _Toc207455258 \h </w:instrText>
+              <w:instrText xml:space="preserve"> PAGEREF _Toc210285756 \h </w:instrText>
             </w:r>
             <w:r>
               <w:rPr>
@@ -1859,7 +1859,7 @@
               <w:lang w:eastAsia="en-IN"/>
             </w:rPr>
           </w:pPr>
-          <w:hyperlink w:anchor="_Toc207455259" w:history="1">
+          <w:hyperlink w:anchor="_Toc210285757" w:history="1">
             <w:r>
               <w:rPr>
                 <w:rStyle w:val="Hyperlink"/>
@@ -1905,7 +1905,7 @@
                 <w:noProof/>
                 <w:webHidden/>
               </w:rPr>
-              <w:instrText xml:space="preserve"> PAGEREF _Toc207455259 \h </w:instrText>
+              <w:instrText xml:space="preserve"> PAGEREF _Toc210285757 \h </w:instrText>
             </w:r>
             <w:r>
               <w:rPr>
@@ -1951,7 +1951,7 @@
               <w:lang w:eastAsia="en-IN"/>
             </w:rPr>
           </w:pPr>
-          <w:hyperlink w:anchor="_Toc207455260" w:history="1">
+          <w:hyperlink w:anchor="_Toc210285758" w:history="1">
             <w:r>
               <w:rPr>
                 <w:rStyle w:val="Hyperlink"/>
@@ -1997,7 +1997,7 @@
                 <w:noProof/>
                 <w:webHidden/>
               </w:rPr>
-              <w:instrText xml:space="preserve"> PAGEREF _Toc207455260 \h </w:instrText>
+              <w:instrText xml:space="preserve"> PAGEREF _Toc210285758 \h </w:instrText>
             </w:r>
             <w:r>
               <w:rPr>
@@ -2043,7 +2043,7 @@
               <w:lang w:eastAsia="en-IN"/>
             </w:rPr>
           </w:pPr>
-          <w:hyperlink w:anchor="_Toc207455261" w:history="1">
+          <w:hyperlink w:anchor="_Toc210285759" w:history="1">
             <w:r>
               <w:rPr>
                 <w:rStyle w:val="Hyperlink"/>
@@ -2087,7 +2087,7 @@
                 <w:noProof/>
                 <w:webHidden/>
               </w:rPr>
-              <w:instrText xml:space="preserve"> PAGEREF _Toc207455261 \h </w:instrText>
+              <w:instrText xml:space="preserve"> PAGEREF _Toc210285759 \h </w:instrText>
             </w:r>
             <w:r>
               <w:rPr>
@@ -2133,7 +2133,7 @@
               <w:lang w:eastAsia="en-IN"/>
             </w:rPr>
           </w:pPr>
-          <w:hyperlink w:anchor="_Toc207455262" w:history="1">
+          <w:hyperlink w:anchor="_Toc210285760" w:history="1">
             <w:r>
               <w:rPr>
                 <w:rStyle w:val="Hyperlink"/>
@@ -2177,7 +2177,7 @@
                 <w:noProof/>
                 <w:webHidden/>
               </w:rPr>
-              <w:instrText xml:space="preserve"> PAGEREF _Toc207455262 \h </w:instrText>
+              <w:instrText xml:space="preserve"> PAGEREF _Toc210285760 \h </w:instrText>
             </w:r>
             <w:r>
               <w:rPr>
@@ -2223,7 +2223,7 @@
               <w:lang w:eastAsia="en-IN"/>
             </w:rPr>
           </w:pPr>
-          <w:hyperlink w:anchor="_Toc207455263" w:history="1">
+          <w:hyperlink w:anchor="_Toc210285761" w:history="1">
             <w:r>
               <w:rPr>
                 <w:rStyle w:val="Hyperlink"/>
@@ -2267,7 +2267,7 @@
                 <w:noProof/>
                 <w:webHidden/>
               </w:rPr>
-              <w:instrText xml:space="preserve"> PAGEREF _Toc207455263 \h </w:instrText>
+              <w:instrText xml:space="preserve"> PAGEREF _Toc210285761 \h </w:instrText>
             </w:r>
             <w:r>
               <w:rPr>
@@ -2313,7 +2313,7 @@
               <w:lang w:eastAsia="en-IN"/>
             </w:rPr>
           </w:pPr>
-          <w:hyperlink w:anchor="_Toc207455264" w:history="1">
+          <w:hyperlink w:anchor="_Toc210285762" w:history="1">
             <w:r>
               <w:rPr>
                 <w:rStyle w:val="Hyperlink"/>
@@ -2357,7 +2357,7 @@
                 <w:noProof/>
                 <w:webHidden/>
               </w:rPr>
-              <w:instrText xml:space="preserve"> PAGEREF _Toc207455264 \h </w:instrText>
+              <w:instrText xml:space="preserve"> PAGEREF _Toc210285762 \h </w:instrText>
             </w:r>
             <w:r>
               <w:rPr>
@@ -2403,7 +2403,7 @@
               <w:lang w:eastAsia="en-IN"/>
             </w:rPr>
           </w:pPr>
-          <w:hyperlink w:anchor="_Toc207455265" w:history="1">
+          <w:hyperlink w:anchor="_Toc210285763" w:history="1">
             <w:r>
               <w:rPr>
                 <w:rStyle w:val="Hyperlink"/>
@@ -2447,7 +2447,7 @@
                 <w:noProof/>
                 <w:webHidden/>
               </w:rPr>
-              <w:instrText xml:space="preserve"> PAGEREF _Toc207455265 \h </w:instrText>
+              <w:instrText xml:space="preserve"> PAGEREF _Toc210285763 \h </w:instrText>
             </w:r>
             <w:r>
               <w:rPr>
@@ -2493,7 +2493,7 @@
               <w:lang w:eastAsia="en-IN"/>
             </w:rPr>
           </w:pPr>
-          <w:hyperlink w:anchor="_Toc207455266" w:history="1">
+          <w:hyperlink w:anchor="_Toc210285764" w:history="1">
             <w:r>
               <w:rPr>
                 <w:rStyle w:val="Hyperlink"/>
@@ -2537,7 +2537,7 @@
                 <w:noProof/>
                 <w:webHidden/>
               </w:rPr>
-              <w:instrText xml:space="preserve"> PAGEREF _Toc207455266 \h </w:instrText>
+              <w:instrText xml:space="preserve"> PAGEREF _Toc210285764 \h </w:instrText>
             </w:r>
             <w:r>
               <w:rPr>
@@ -2583,7 +2583,7 @@
               <w:lang w:eastAsia="en-IN"/>
             </w:rPr>
           </w:pPr>
-          <w:hyperlink w:anchor="_Toc207455267" w:history="1">
+          <w:hyperlink w:anchor="_Toc210285765" w:history="1">
             <w:r>
               <w:rPr>
                 <w:rStyle w:val="Hyperlink"/>
@@ -2627,7 +2627,7 @@
                 <w:noProof/>
                 <w:webHidden/>
               </w:rPr>
-              <w:instrText xml:space="preserve"> PAGEREF _Toc207455267 \h </w:instrText>
+              <w:instrText xml:space="preserve"> PAGEREF _Toc210285765 \h </w:instrText>
             </w:r>
             <w:r>
               <w:rPr>
@@ -2673,7 +2673,7 @@
               <w:lang w:eastAsia="en-IN"/>
             </w:rPr>
           </w:pPr>
-          <w:hyperlink w:anchor="_Toc207455268" w:history="1">
+          <w:hyperlink w:anchor="_Toc210285766" w:history="1">
             <w:r>
               <w:rPr>
                 <w:rStyle w:val="Hyperlink"/>
@@ -2717,7 +2717,7 @@
                 <w:noProof/>
                 <w:webHidden/>
               </w:rPr>
-              <w:instrText xml:space="preserve"> PAGEREF _Toc207455268 \h </w:instrText>
+              <w:instrText xml:space="preserve"> PAGEREF _Toc210285766 \h </w:instrText>
             </w:r>
             <w:r>
               <w:rPr>
@@ -2763,7 +2763,7 @@
               <w:lang w:eastAsia="en-IN"/>
             </w:rPr>
           </w:pPr>
-          <w:hyperlink w:anchor="_Toc207455269" w:history="1">
+          <w:hyperlink w:anchor="_Toc210285767" w:history="1">
             <w:r>
               <w:rPr>
                 <w:rStyle w:val="Hyperlink"/>
@@ -2807,7 +2807,7 @@
                 <w:noProof/>
                 <w:webHidden/>
               </w:rPr>
-              <w:instrText xml:space="preserve"> PAGEREF _Toc207455269 \h </w:instrText>
+              <w:instrText xml:space="preserve"> PAGEREF _Toc210285767 \h </w:instrText>
             </w:r>
             <w:r>
               <w:rPr>
@@ -2852,7 +2852,7 @@
               <w:lang w:eastAsia="en-IN"/>
             </w:rPr>
           </w:pPr>
-          <w:hyperlink w:anchor="_Toc207455270" w:history="1">
+          <w:hyperlink w:anchor="_Toc210285768" w:history="1">
             <w:r>
               <w:rPr>
                 <w:rStyle w:val="Hyperlink"/>
@@ -2879,7 +2879,97 @@
                 <w:noProof/>
                 <w:webHidden/>
               </w:rPr>
-              <w:instrText xml:space="preserve"> PAGEREF _Toc207455270 \h </w:instrText>
+              <w:instrText xml:space="preserve"> PAGEREF _Toc210285768 \h </w:instrText>
+            </w:r>
+            <w:r>
+              <w:rPr>
+                <w:noProof/>
+                <w:webHidden/>
+              </w:rPr>
+            </w:r>
+            <w:r>
+              <w:rPr>
+                <w:noProof/>
+                <w:webHidden/>
+              </w:rPr>
+              <w:fldChar w:fldCharType="separate"/>
+            </w:r>
+            <w:r>
+              <w:rPr>
+                <w:noProof/>
+                <w:webHidden/>
+              </w:rPr>
+              <w:t>28</w:t>
+            </w:r>
+            <w:r>
+              <w:rPr>
+                <w:noProof/>
+                <w:webHidden/>
+              </w:rPr>
+              <w:fldChar w:fldCharType="end"/>
+            </w:r>
+          </w:hyperlink>
+        </w:p>
+        <w:p>
+          <w:pPr>
+            <w:pStyle w:val="TOC3"/>
+            <w:tabs>
+              <w:tab w:val="left" w:pos="960"/>
+              <w:tab w:val="right" w:leader="dot" w:pos="10456"/>
+            </w:tabs>
+            <w:rPr>
+              <w:rFonts w:eastAsiaTheme="minorEastAsia"/>
+              <w:noProof/>
+              <w:sz w:val="24"/>
+              <w:szCs w:val="24"/>
+              <w:lang w:eastAsia="en-IN"/>
+            </w:rPr>
+          </w:pPr>
+          <w:hyperlink w:anchor="_Toc210285769" w:history="1">
+            <w:r>
+              <w:rPr>
+                <w:rStyle w:val="Hyperlink"/>
+                <w:noProof/>
+              </w:rPr>
+              <w:t>1.</w:t>
+            </w:r>
+            <w:r>
+              <w:rPr>
+                <w:rFonts w:eastAsiaTheme="minorEastAsia"/>
+                <w:noProof/>
+                <w:sz w:val="24"/>
+                <w:szCs w:val="24"/>
+                <w:lang w:eastAsia="en-IN"/>
+              </w:rPr>
+              <w:tab/>
+            </w:r>
+            <w:r>
+              <w:rPr>
+                <w:rStyle w:val="Hyperlink"/>
+                <w:noProof/>
+              </w:rPr>
+              <w:t>How do you secure REST API in Spring Boot?</w:t>
+            </w:r>
+            <w:r>
+              <w:rPr>
+                <w:noProof/>
+                <w:webHidden/>
+              </w:rPr>
+              <w:tab/>
+            </w:r>
+            <w:r>
+              <w:rPr>
+                <w:noProof/>
+                <w:webHidden/>
+              </w:rPr>
+              <w:fldChar w:fldCharType="begin"/>
+            </w:r>
+            <w:r>
+              <w:rPr>
+                <w:noProof/>
+                <w:webHidden/>
+              </w:rPr>
+              <w:instrText xml:space="preserve"> PAGEREF _Toc210285769 \h </w:instrText>
             </w:r>
             <w:r>
               <w:rPr>
@@ -2951,12 +3041,18 @@
     <w:p/>
     <w:p/>
     <w:p/>
+    <w:p/>
+    <w:p/>
+    <w:p/>
+    <w:p/>
+    <w:p/>
     <w:p>
       <w:pPr>
         <w:pStyle w:val="Heading2"/>
       </w:pPr>
-      <w:bookmarkStart w:id="0" w:name="_Toc207455239"/>
-      <w:r>
+      <w:bookmarkStart w:id="0" w:name="_Toc210285737"/>
+      <w:r>
+        <w:lastRenderedPageBreak/>
         <w:t>Spring Core</w:t>
       </w:r>
       <w:bookmarkEnd w:id="0"/>
@@ -2972,7 +3068,7 @@
           <w:bdr w:val="none" w:sz="0" w:space="0" w:color="auto" w:frame="1"/>
         </w:rPr>
       </w:pPr>
-      <w:bookmarkStart w:id="1" w:name="_Toc207455240"/>
+      <w:bookmarkStart w:id="1" w:name="_Toc210285738"/>
       <w:r>
         <w:rPr>
           <w:bdr w:val="none" w:sz="0" w:space="0" w:color="auto" w:frame="1"/>
@@ -3011,7 +3107,7 @@
           <w:bdr w:val="none" w:sz="0" w:space="0" w:color="auto" w:frame="1"/>
         </w:rPr>
       </w:pPr>
-      <w:bookmarkStart w:id="2" w:name="_Toc207455241"/>
+      <w:bookmarkStart w:id="2" w:name="_Toc210285739"/>
       <w:r>
         <w:rPr>
           <w:bdr w:val="none" w:sz="0" w:space="0" w:color="auto" w:frame="1"/>
@@ -3045,7 +3141,6 @@
         <w:ind w:left="360" w:firstLine="360"/>
       </w:pPr>
       <w:r>
-        <w:lastRenderedPageBreak/>
         <w:t>The most important feature of the Spring Core framework is Inversion of Control (IoC). Normally, objects create and manage their own dependencies using the new keyword, but in Spring, this responsibility is given to the IoC container. The container takes care of creating, configuring, and managing the lifecycle of objects, which are called beans in Spring. This approach inverts the control of object creation from the application code to the framework, hence the name “Inversion of Control.”</w:t>
       </w:r>
     </w:p>
@@ -3186,7 +3281,11 @@
         <w:ind w:left="360" w:firstLine="360"/>
       </w:pPr>
       <w:r>
-        <w:t>Spring manages the complete lifecycle of beans, from instantiation to initialization and eventual destruction. Developers can define custom initialization and destruction logic using annotations such as @PostConstruct and @PreDestroy or by implementing lifecycle interfaces. This makes it easier to manage resources such as database connections or file handles that require explicit setup and cleanup, ensuring better resource management within the application.</w:t>
+        <w:t xml:space="preserve">Spring manages the complete lifecycle of beans, from instantiation to initialization and eventual destruction. Developers can define custom initialization and destruction logic using annotations such as @PostConstruct and @PreDestroy or by implementing lifecycle interfaces. This makes it easier to manage </w:t>
+      </w:r>
+      <w:r>
+        <w:lastRenderedPageBreak/>
+        <w:t>resources such as database connections or file handles that require explicit setup and cleanup, ensuring better resource management within the application.</w:t>
       </w:r>
     </w:p>
     <w:p>
@@ -3249,7 +3348,6 @@
         <w:rPr>
           <w:noProof/>
         </w:rPr>
-        <w:lastRenderedPageBreak/>
         <w:drawing>
           <wp:inline distT="0" distB="0" distL="0" distR="0" wp14:anchorId="6EDFFDEF" wp14:editId="04222E45">
             <wp:extent cx="6255071" cy="1987652"/>
@@ -3336,7 +3434,7 @@
           <w:bdr w:val="none" w:sz="0" w:space="0" w:color="auto" w:frame="1"/>
         </w:rPr>
       </w:pPr>
-      <w:bookmarkStart w:id="3" w:name="_Toc207455242"/>
+      <w:bookmarkStart w:id="3" w:name="_Toc210285740"/>
       <w:r>
         <w:rPr>
           <w:bdr w:val="none" w:sz="0" w:space="0" w:color="auto" w:frame="1"/>
@@ -3754,6 +3852,7 @@
                 <w:b/>
                 <w:bCs/>
               </w:rPr>
+              <w:lastRenderedPageBreak/>
               <w:t>Bean Scopes Supported</w:t>
             </w:r>
           </w:p>
@@ -3936,7 +4035,6 @@
                 <w:b/>
                 <w:bCs/>
               </w:rPr>
-              <w:lastRenderedPageBreak/>
               <w:t>Internationalization</w:t>
             </w:r>
           </w:p>
@@ -4290,7 +4388,7 @@
           <w:bdr w:val="none" w:sz="0" w:space="0" w:color="auto" w:frame="1"/>
         </w:rPr>
       </w:pPr>
-      <w:bookmarkStart w:id="4" w:name="_Toc207455243"/>
+      <w:bookmarkStart w:id="4" w:name="_Toc210285741"/>
       <w:r>
         <w:rPr>
           <w:bdr w:val="none" w:sz="0" w:space="0" w:color="auto" w:frame="1"/>
@@ -4934,7 +5032,7 @@
           <w:bdr w:val="none" w:sz="0" w:space="0" w:color="auto" w:frame="1"/>
         </w:rPr>
       </w:pPr>
-      <w:bookmarkStart w:id="5" w:name="_Toc207455244"/>
+      <w:bookmarkStart w:id="5" w:name="_Toc210285742"/>
       <w:r>
         <w:rPr>
           <w:bdr w:val="none" w:sz="0" w:space="0" w:color="auto" w:frame="1"/>
@@ -5810,7 +5908,7 @@
           <w:bdr w:val="none" w:sz="0" w:space="0" w:color="auto" w:frame="1"/>
         </w:rPr>
       </w:pPr>
-      <w:bookmarkStart w:id="6" w:name="_Toc207455245"/>
+      <w:bookmarkStart w:id="6" w:name="_Toc210285743"/>
       <w:r>
         <w:rPr>
           <w:bdr w:val="none" w:sz="0" w:space="0" w:color="auto" w:frame="1"/>
@@ -6134,7 +6232,7 @@
           <w:bdr w:val="none" w:sz="0" w:space="0" w:color="auto" w:frame="1"/>
         </w:rPr>
       </w:pPr>
-      <w:bookmarkStart w:id="7" w:name="_Toc207455246"/>
+      <w:bookmarkStart w:id="7" w:name="_Toc210285744"/>
       <w:r>
         <w:rPr>
           <w:bdr w:val="none" w:sz="0" w:space="0" w:color="auto" w:frame="1"/>
@@ -6671,7 +6769,7 @@
           <w:bdr w:val="none" w:sz="0" w:space="0" w:color="auto" w:frame="1"/>
         </w:rPr>
       </w:pPr>
-      <w:bookmarkStart w:id="8" w:name="_Toc207455247"/>
+      <w:bookmarkStart w:id="8" w:name="_Toc210285745"/>
       <w:r>
         <w:rPr>
           <w:bdr w:val="none" w:sz="0" w:space="0" w:color="auto" w:frame="1"/>
@@ -7326,7 +7424,7 @@
           <w:bdr w:val="none" w:sz="0" w:space="0" w:color="auto" w:frame="1"/>
         </w:rPr>
       </w:pPr>
-      <w:bookmarkStart w:id="9" w:name="_Toc207455248"/>
+      <w:bookmarkStart w:id="9" w:name="_Toc210285746"/>
       <w:r>
         <w:rPr>
           <w:bdr w:val="none" w:sz="0" w:space="0" w:color="auto" w:frame="1"/>
@@ -7415,7 +7513,7 @@
           <w:bdr w:val="none" w:sz="0" w:space="0" w:color="auto" w:frame="1"/>
         </w:rPr>
       </w:pPr>
-      <w:bookmarkStart w:id="10" w:name="_Toc207455249"/>
+      <w:bookmarkStart w:id="10" w:name="_Toc210285747"/>
       <w:r>
         <w:rPr>
           <w:bdr w:val="none" w:sz="0" w:space="0" w:color="auto" w:frame="1"/>
@@ -7839,7 +7937,7 @@
           <w:bdr w:val="none" w:sz="0" w:space="0" w:color="auto" w:frame="1"/>
         </w:rPr>
       </w:pPr>
-      <w:bookmarkStart w:id="11" w:name="_Toc207455250"/>
+      <w:bookmarkStart w:id="11" w:name="_Toc210285748"/>
       <w:r>
         <w:rPr>
           <w:bdr w:val="none" w:sz="0" w:space="0" w:color="auto" w:frame="1"/>
@@ -7904,7 +8002,7 @@
           <w:bdr w:val="none" w:sz="0" w:space="0" w:color="auto" w:frame="1"/>
         </w:rPr>
       </w:pPr>
-      <w:bookmarkStart w:id="12" w:name="_Toc207455251"/>
+      <w:bookmarkStart w:id="12" w:name="_Toc210285749"/>
       <w:r>
         <w:rPr>
           <w:bdr w:val="none" w:sz="0" w:space="0" w:color="auto" w:frame="1"/>
@@ -7944,7 +8042,7 @@
         </w:rPr>
       </w:pPr>
       <w:bookmarkStart w:id="13" w:name="_Toc206877775"/>
-      <w:bookmarkStart w:id="14" w:name="_Toc207455252"/>
+      <w:bookmarkStart w:id="14" w:name="_Toc210285750"/>
       <w:r>
         <w:rPr>
           <w:bdr w:val="none" w:sz="0" w:space="0" w:color="auto" w:frame="1"/>
@@ -7974,7 +8072,7 @@
         </w:rPr>
       </w:pPr>
       <w:bookmarkStart w:id="15" w:name="_Toc206877777"/>
-      <w:bookmarkStart w:id="16" w:name="_Toc207455253"/>
+      <w:bookmarkStart w:id="16" w:name="_Toc210285751"/>
       <w:r>
         <w:rPr>
           <w:bdr w:val="none" w:sz="0" w:space="0" w:color="auto" w:frame="1"/>
@@ -8687,7 +8785,7 @@
       <w:pPr>
         <w:pStyle w:val="Heading2"/>
       </w:pPr>
-      <w:bookmarkStart w:id="17" w:name="_Toc207455254"/>
+      <w:bookmarkStart w:id="17" w:name="_Toc210285752"/>
       <w:r>
         <w:lastRenderedPageBreak/>
         <w:t>Spring Boot</w:t>
@@ -8708,7 +8806,7 @@
           <w:bdr w:val="none" w:sz="0" w:space="0" w:color="auto" w:frame="1"/>
         </w:rPr>
       </w:pPr>
-      <w:bookmarkStart w:id="18" w:name="_Toc207455255"/>
+      <w:bookmarkStart w:id="18" w:name="_Toc210285753"/>
       <w:r>
         <w:rPr>
           <w:bdr w:val="none" w:sz="0" w:space="0" w:color="auto" w:frame="1"/>
@@ -8785,7 +8883,7 @@
           <w:bdr w:val="none" w:sz="0" w:space="0" w:color="auto" w:frame="1"/>
         </w:rPr>
       </w:pPr>
-      <w:bookmarkStart w:id="19" w:name="_Toc207455256"/>
+      <w:bookmarkStart w:id="19" w:name="_Toc210285754"/>
       <w:r>
         <w:rPr>
           <w:bdr w:val="none" w:sz="0" w:space="0" w:color="auto" w:frame="1"/>
@@ -9147,7 +9245,7 @@
           <w:bdr w:val="none" w:sz="0" w:space="0" w:color="auto" w:frame="1"/>
         </w:rPr>
       </w:pPr>
-      <w:bookmarkStart w:id="20" w:name="_Toc207455257"/>
+      <w:bookmarkStart w:id="20" w:name="_Toc210285755"/>
       <w:r>
         <w:rPr>
           <w:bdr w:val="none" w:sz="0" w:space="0" w:color="auto" w:frame="1"/>
@@ -9531,7 +9629,7 @@
           <w:bdr w:val="none" w:sz="0" w:space="0" w:color="auto" w:frame="1"/>
         </w:rPr>
       </w:pPr>
-      <w:bookmarkStart w:id="21" w:name="_Toc207455258"/>
+      <w:bookmarkStart w:id="21" w:name="_Toc210285756"/>
       <w:r>
         <w:rPr>
           <w:bdr w:val="none" w:sz="0" w:space="0" w:color="auto" w:frame="1"/>
@@ -9579,7 +9677,7 @@
         </w:rPr>
       </w:pPr>
       <w:bookmarkStart w:id="22" w:name="_Toc206877784"/>
-      <w:bookmarkStart w:id="23" w:name="_Toc207455259"/>
+      <w:bookmarkStart w:id="23" w:name="_Toc210285757"/>
       <w:r>
         <w:rPr>
           <w:bdr w:val="none" w:sz="0" w:space="0" w:color="auto" w:frame="1"/>
@@ -9617,7 +9715,7 @@
         </w:rPr>
       </w:pPr>
       <w:bookmarkStart w:id="24" w:name="_Toc206877789"/>
-      <w:bookmarkStart w:id="25" w:name="_Toc207455260"/>
+      <w:bookmarkStart w:id="25" w:name="_Toc210285758"/>
       <w:r>
         <w:rPr>
           <w:bdr w:val="none" w:sz="0" w:space="0" w:color="auto" w:frame="1"/>
@@ -9695,7 +9793,7 @@
         </w:numPr>
       </w:pPr>
       <w:bookmarkStart w:id="26" w:name="_Toc206877790"/>
-      <w:bookmarkStart w:id="27" w:name="_Toc207455261"/>
+      <w:bookmarkStart w:id="27" w:name="_Toc210285759"/>
       <w:r>
         <w:t xml:space="preserve">What is </w:t>
       </w:r>
@@ -9876,7 +9974,7 @@
         </w:numPr>
       </w:pPr>
       <w:bookmarkStart w:id="28" w:name="_Toc206877791"/>
-      <w:bookmarkStart w:id="29" w:name="_Toc207455262"/>
+      <w:bookmarkStart w:id="29" w:name="_Toc210285760"/>
       <w:r>
         <w:t xml:space="preserve">What is </w:t>
       </w:r>
@@ -10445,7 +10543,7 @@
         </w:numPr>
       </w:pPr>
       <w:bookmarkStart w:id="30" w:name="_Toc206877792"/>
-      <w:bookmarkStart w:id="31" w:name="_Toc207455263"/>
+      <w:bookmarkStart w:id="31" w:name="_Toc210285761"/>
       <w:r>
         <w:lastRenderedPageBreak/>
         <w:t xml:space="preserve">Diff between rest and soap </w:t>
@@ -10524,7 +10622,7 @@
         </w:numPr>
       </w:pPr>
       <w:bookmarkStart w:id="32" w:name="_Toc206877793"/>
-      <w:bookmarkStart w:id="33" w:name="_Toc207455264"/>
+      <w:bookmarkStart w:id="33" w:name="_Toc210285762"/>
       <w:r>
         <w:t>What is path variable and request parameters?</w:t>
       </w:r>
@@ -10968,7 +11066,7 @@
         </w:numPr>
       </w:pPr>
       <w:bookmarkStart w:id="34" w:name="_Toc206877794"/>
-      <w:bookmarkStart w:id="35" w:name="_Toc207455265"/>
+      <w:bookmarkStart w:id="35" w:name="_Toc210285763"/>
       <w:r>
         <w:t>What does @Value and @ConfigurationProperties annotation do?</w:t>
       </w:r>
@@ -11235,7 +11333,7 @@
         </w:numPr>
       </w:pPr>
       <w:bookmarkStart w:id="36" w:name="_Toc206877795"/>
-      <w:bookmarkStart w:id="37" w:name="_Toc207455266"/>
+      <w:bookmarkStart w:id="37" w:name="_Toc210285764"/>
       <w:r>
         <w:t xml:space="preserve">How to handle the exception in rest </w:t>
       </w:r>
@@ -11501,7 +11599,7 @@
         </w:numPr>
       </w:pPr>
       <w:bookmarkStart w:id="38" w:name="_Toc206877796"/>
-      <w:bookmarkStart w:id="39" w:name="_Toc207455267"/>
+      <w:bookmarkStart w:id="39" w:name="_Toc210285765"/>
       <w:r>
         <w:t>Tell me the name of some starter dependency in spring boot?</w:t>
       </w:r>
@@ -11672,7 +11770,7 @@
         </w:numPr>
       </w:pPr>
       <w:bookmarkStart w:id="40" w:name="_Toc206877797"/>
-      <w:bookmarkStart w:id="41" w:name="_Toc207455268"/>
+      <w:bookmarkStart w:id="41" w:name="_Toc210285766"/>
       <w:r>
         <w:t xml:space="preserve">What is mean by path and </w:t>
       </w:r>
@@ -11957,7 +12055,7 @@
         </w:numPr>
       </w:pPr>
       <w:bookmarkStart w:id="42" w:name="_Toc206877798"/>
-      <w:bookmarkStart w:id="43" w:name="_Toc207455269"/>
+      <w:bookmarkStart w:id="43" w:name="_Toc210285767"/>
       <w:r>
         <w:t>What is mean by API and REST API?</w:t>
       </w:r>
@@ -12172,13 +12270,74 @@
       <w:pPr>
         <w:pStyle w:val="Heading2"/>
       </w:pPr>
-      <w:bookmarkStart w:id="45" w:name="_Toc207455270"/>
+      <w:bookmarkStart w:id="45" w:name="_Toc210285768"/>
       <w:r>
         <w:t>Spring Security</w:t>
       </w:r>
       <w:bookmarkEnd w:id="45"/>
     </w:p>
+    <w:p>
+      <w:pPr>
+        <w:pStyle w:val="Heading3"/>
+        <w:numPr>
+          <w:ilvl w:val="0"/>
+          <w:numId w:val="53"/>
+        </w:numPr>
+      </w:pPr>
+      <w:bookmarkStart w:id="46" w:name="_Toc210285769"/>
+      <w:r>
+        <w:t xml:space="preserve">How do </w:t>
+      </w:r>
+      <w:proofErr w:type="gramStart"/>
+      <w:r>
+        <w:t>you</w:t>
+      </w:r>
+      <w:proofErr w:type="gramEnd"/>
+      <w:r>
+        <w:t xml:space="preserve"> secure REST API in Spring Boo</w:t>
+      </w:r>
+      <w:r>
+        <w:t>t</w:t>
+      </w:r>
+      <w:r>
+        <w:t>?</w:t>
+      </w:r>
+      <w:bookmarkEnd w:id="46"/>
+    </w:p>
+    <w:p>
+      <w:pPr>
+        <w:ind w:left="360" w:firstLine="360"/>
+      </w:pPr>
+      <w:r>
+        <w:t xml:space="preserve">In Spring Boot, REST APIs are typically secured using </w:t>
+      </w:r>
+      <w:r>
+        <w:rPr>
+          <w:b/>
+          <w:bCs/>
+        </w:rPr>
+        <w:t>Spring Security</w:t>
+      </w:r>
+      <w:r>
+        <w:t xml:space="preserve"> with JWT or OAuth2 for authentication and authorization, HTTPS for transport-level security, role-based access control for fine-grained permissions, and additional measures like input validation, CORS, and rate limiting for extra safety. The exact choice depends on whether the API is internal, public, or part of a distributed microservice system.</w:t>
+      </w:r>
+    </w:p>
+    <w:p>
+      <w:pPr>
+        <w:ind w:left="360"/>
+      </w:pPr>
+      <w:r>
+        <w:t>Note: answer this question in terms of spring security.</w:t>
+      </w:r>
+    </w:p>
     <w:p/>
+    <w:p/>
+    <w:p>
+      <w:pPr>
+        <w:pStyle w:val="ListParagraph"/>
+        <w:ind w:left="2160"/>
+      </w:pPr>
+    </w:p>
     <w:sectPr>
       <w:pgSz w:w="11906" w:h="16838"/>
       <w:pgMar w:top="720" w:right="720" w:bottom="720" w:left="720" w:header="708" w:footer="708" w:gutter="0"/>
@@ -14377,11 +14536,11 @@
   <w:abstractNum w:abstractNumId="16" w15:restartNumberingAfterBreak="0">
     <w:nsid w:val="1CAD5DAC"/>
     <w:multiLevelType w:val="multilevel"/>
-    <w:tmpl w:val="90D6C5D4"/>
+    <w:tmpl w:val="37808882"/>
     <w:lvl w:ilvl="0">
       <w:start w:val="1"/>
-      <w:numFmt w:val="bullet"/>
-      <w:lvlText w:val=""/>
+      <w:numFmt w:val="decimal"/>
+      <w:lvlText w:val="%1."/>
       <w:lvlJc w:val="left"/>
       <w:pPr>
         <w:tabs>
@@ -14390,7 +14549,7 @@
         <w:ind w:left="720" w:hanging="360"/>
       </w:pPr>
       <w:rPr>
-        <w:rFonts w:ascii="Symbol" w:hAnsi="Symbol" w:hint="default"/>
+        <w:rFonts w:hint="default"/>
         <w:sz w:val="20"/>
       </w:rPr>
     </w:lvl>
@@ -14410,20 +14569,16 @@
         <w:sz w:val="20"/>
       </w:rPr>
     </w:lvl>
-    <w:lvl w:ilvl="2" w:tentative="1">
-      <w:start w:val="1"/>
-      <w:numFmt w:val="bullet"/>
-      <w:lvlText w:val=""/>
-      <w:lvlJc w:val="left"/>
-      <w:pPr>
-        <w:tabs>
-          <w:tab w:val="num" w:pos="2160"/>
-        </w:tabs>
+    <w:lvl w:ilvl="2">
+      <w:start w:val="1"/>
+      <w:numFmt w:val="decimal"/>
+      <w:lvlText w:val="%3."/>
+      <w:lvlJc w:val="left"/>
+      <w:pPr>
         <w:ind w:left="2160" w:hanging="360"/>
       </w:pPr>
       <w:rPr>
-        <w:rFonts w:ascii="Wingdings" w:hAnsi="Wingdings" w:hint="default"/>
-        <w:sz w:val="20"/>
+        <w:rFonts w:hint="default"/>
       </w:rPr>
     </w:lvl>
     <w:lvl w:ilvl="3" w:tentative="1">
@@ -15918,6 +16073,95 @@
     </w:lvl>
   </w:abstractNum>
   <w:abstractNum w:abstractNumId="27" w15:restartNumberingAfterBreak="0">
+    <w:nsid w:val="3BA03386"/>
+    <w:multiLevelType w:val="hybridMultilevel"/>
+    <w:tmpl w:val="3AE49D18"/>
+    <w:lvl w:ilvl="0" w:tplc="FFFFFFFF">
+      <w:start w:val="8"/>
+      <w:numFmt w:val="decimal"/>
+      <w:lvlText w:val="%1."/>
+      <w:lvlJc w:val="left"/>
+      <w:pPr>
+        <w:ind w:left="360" w:hanging="360"/>
+      </w:pPr>
+      <w:rPr>
+        <w:rFonts w:hint="default"/>
+      </w:rPr>
+    </w:lvl>
+    <w:lvl w:ilvl="1" w:tplc="FFFFFFFF" w:tentative="1">
+      <w:start w:val="1"/>
+      <w:numFmt w:val="lowerLetter"/>
+      <w:lvlText w:val="%2."/>
+      <w:lvlJc w:val="left"/>
+      <w:pPr>
+        <w:ind w:left="1440" w:hanging="360"/>
+      </w:pPr>
+    </w:lvl>
+    <w:lvl w:ilvl="2" w:tplc="FFFFFFFF" w:tentative="1">
+      <w:start w:val="1"/>
+      <w:numFmt w:val="lowerRoman"/>
+      <w:lvlText w:val="%3."/>
+      <w:lvlJc w:val="right"/>
+      <w:pPr>
+        <w:ind w:left="2160" w:hanging="180"/>
+      </w:pPr>
+    </w:lvl>
+    <w:lvl w:ilvl="3" w:tplc="FFFFFFFF" w:tentative="1">
+      <w:start w:val="1"/>
+      <w:numFmt w:val="decimal"/>
+      <w:lvlText w:val="%4."/>
+      <w:lvlJc w:val="left"/>
+      <w:pPr>
+        <w:ind w:left="2880" w:hanging="360"/>
+      </w:pPr>
+    </w:lvl>
+    <w:lvl w:ilvl="4" w:tplc="FFFFFFFF" w:tentative="1">
+      <w:start w:val="1"/>
+      <w:numFmt w:val="lowerLetter"/>
+      <w:lvlText w:val="%5."/>
+      <w:lvlJc w:val="left"/>
+      <w:pPr>
+        <w:ind w:left="3600" w:hanging="360"/>
+      </w:pPr>
+    </w:lvl>
+    <w:lvl w:ilvl="5" w:tplc="FFFFFFFF" w:tentative="1">
+      <w:start w:val="1"/>
+      <w:numFmt w:val="lowerRoman"/>
+      <w:lvlText w:val="%6."/>
+      <w:lvlJc w:val="right"/>
+      <w:pPr>
+        <w:ind w:left="4320" w:hanging="180"/>
+      </w:pPr>
+    </w:lvl>
+    <w:lvl w:ilvl="6" w:tplc="FFFFFFFF" w:tentative="1">
+      <w:start w:val="1"/>
+      <w:numFmt w:val="decimal"/>
+      <w:lvlText w:val="%7."/>
+      <w:lvlJc w:val="left"/>
+      <w:pPr>
+        <w:ind w:left="5040" w:hanging="360"/>
+      </w:pPr>
+    </w:lvl>
+    <w:lvl w:ilvl="7" w:tplc="FFFFFFFF" w:tentative="1">
+      <w:start w:val="1"/>
+      <w:numFmt w:val="lowerLetter"/>
+      <w:lvlText w:val="%8."/>
+      <w:lvlJc w:val="left"/>
+      <w:pPr>
+        <w:ind w:left="5760" w:hanging="360"/>
+      </w:pPr>
+    </w:lvl>
+    <w:lvl w:ilvl="8" w:tplc="FFFFFFFF" w:tentative="1">
+      <w:start w:val="1"/>
+      <w:numFmt w:val="lowerRoman"/>
+      <w:lvlText w:val="%9."/>
+      <w:lvlJc w:val="right"/>
+      <w:pPr>
+        <w:ind w:left="6480" w:hanging="180"/>
+      </w:pPr>
+    </w:lvl>
+  </w:abstractNum>
+  <w:abstractNum w:abstractNumId="28" w15:restartNumberingAfterBreak="0">
     <w:nsid w:val="3BFD0EE3"/>
     <w:multiLevelType w:val="multilevel"/>
     <w:tmpl w:val="A2460714"/>
@@ -16066,7 +16310,7 @@
       </w:rPr>
     </w:lvl>
   </w:abstractNum>
-  <w:abstractNum w:abstractNumId="28" w15:restartNumberingAfterBreak="0">
+  <w:abstractNum w:abstractNumId="29" w15:restartNumberingAfterBreak="0">
     <w:nsid w:val="3E311408"/>
     <w:multiLevelType w:val="hybridMultilevel"/>
     <w:tmpl w:val="3874386C"/>
@@ -16179,7 +16423,7 @@
       </w:rPr>
     </w:lvl>
   </w:abstractNum>
-  <w:abstractNum w:abstractNumId="29" w15:restartNumberingAfterBreak="0">
+  <w:abstractNum w:abstractNumId="30" w15:restartNumberingAfterBreak="0">
     <w:nsid w:val="424F0289"/>
     <w:multiLevelType w:val="hybridMultilevel"/>
     <w:tmpl w:val="2AFED09A"/>
@@ -16269,7 +16513,7 @@
       </w:pPr>
     </w:lvl>
   </w:abstractNum>
-  <w:abstractNum w:abstractNumId="30" w15:restartNumberingAfterBreak="0">
+  <w:abstractNum w:abstractNumId="31" w15:restartNumberingAfterBreak="0">
     <w:nsid w:val="48442093"/>
     <w:multiLevelType w:val="multilevel"/>
     <w:tmpl w:val="D688D5B6"/>
@@ -16418,7 +16662,7 @@
       </w:rPr>
     </w:lvl>
   </w:abstractNum>
-  <w:abstractNum w:abstractNumId="31" w15:restartNumberingAfterBreak="0">
+  <w:abstractNum w:abstractNumId="32" w15:restartNumberingAfterBreak="0">
     <w:nsid w:val="4BA70D25"/>
     <w:multiLevelType w:val="hybridMultilevel"/>
     <w:tmpl w:val="EB70BD26"/>
@@ -16504,7 +16748,7 @@
       </w:pPr>
     </w:lvl>
   </w:abstractNum>
-  <w:abstractNum w:abstractNumId="32" w15:restartNumberingAfterBreak="0">
+  <w:abstractNum w:abstractNumId="33" w15:restartNumberingAfterBreak="0">
     <w:nsid w:val="52D6357C"/>
     <w:multiLevelType w:val="multilevel"/>
     <w:tmpl w:val="3C588EF8"/>
@@ -16653,7 +16897,7 @@
       </w:rPr>
     </w:lvl>
   </w:abstractNum>
-  <w:abstractNum w:abstractNumId="33" w15:restartNumberingAfterBreak="0">
+  <w:abstractNum w:abstractNumId="34" w15:restartNumberingAfterBreak="0">
     <w:nsid w:val="58433E48"/>
     <w:multiLevelType w:val="multilevel"/>
     <w:tmpl w:val="286AE4B2"/>
@@ -16766,7 +17010,7 @@
       </w:pPr>
     </w:lvl>
   </w:abstractNum>
-  <w:abstractNum w:abstractNumId="34" w15:restartNumberingAfterBreak="0">
+  <w:abstractNum w:abstractNumId="35" w15:restartNumberingAfterBreak="0">
     <w:nsid w:val="5849249C"/>
     <w:multiLevelType w:val="multilevel"/>
     <w:tmpl w:val="6E2620F4"/>
@@ -16915,7 +17159,7 @@
       </w:rPr>
     </w:lvl>
   </w:abstractNum>
-  <w:abstractNum w:abstractNumId="35" w15:restartNumberingAfterBreak="0">
+  <w:abstractNum w:abstractNumId="36" w15:restartNumberingAfterBreak="0">
     <w:nsid w:val="66C85AD1"/>
     <w:multiLevelType w:val="hybridMultilevel"/>
     <w:tmpl w:val="630E6ABE"/>
@@ -17001,7 +17245,96 @@
       </w:pPr>
     </w:lvl>
   </w:abstractNum>
-  <w:abstractNum w:abstractNumId="36" w15:restartNumberingAfterBreak="0">
+  <w:abstractNum w:abstractNumId="37" w15:restartNumberingAfterBreak="0">
+    <w:nsid w:val="676F5D74"/>
+    <w:multiLevelType w:val="hybridMultilevel"/>
+    <w:tmpl w:val="09566636"/>
+    <w:lvl w:ilvl="0" w:tplc="F136489C">
+      <w:start w:val="1"/>
+      <w:numFmt w:val="decimal"/>
+      <w:lvlText w:val="%1."/>
+      <w:lvlJc w:val="left"/>
+      <w:pPr>
+        <w:ind w:left="360" w:hanging="360"/>
+      </w:pPr>
+      <w:rPr>
+        <w:rFonts w:hint="default"/>
+      </w:rPr>
+    </w:lvl>
+    <w:lvl w:ilvl="1" w:tplc="40090019" w:tentative="1">
+      <w:start w:val="1"/>
+      <w:numFmt w:val="lowerLetter"/>
+      <w:lvlText w:val="%2."/>
+      <w:lvlJc w:val="left"/>
+      <w:pPr>
+        <w:ind w:left="1440" w:hanging="360"/>
+      </w:pPr>
+    </w:lvl>
+    <w:lvl w:ilvl="2" w:tplc="4009001B" w:tentative="1">
+      <w:start w:val="1"/>
+      <w:numFmt w:val="lowerRoman"/>
+      <w:lvlText w:val="%3."/>
+      <w:lvlJc w:val="right"/>
+      <w:pPr>
+        <w:ind w:left="2160" w:hanging="180"/>
+      </w:pPr>
+    </w:lvl>
+    <w:lvl w:ilvl="3" w:tplc="4009000F" w:tentative="1">
+      <w:start w:val="1"/>
+      <w:numFmt w:val="decimal"/>
+      <w:lvlText w:val="%4."/>
+      <w:lvlJc w:val="left"/>
+      <w:pPr>
+        <w:ind w:left="2880" w:hanging="360"/>
+      </w:pPr>
+    </w:lvl>
+    <w:lvl w:ilvl="4" w:tplc="40090019" w:tentative="1">
+      <w:start w:val="1"/>
+      <w:numFmt w:val="lowerLetter"/>
+      <w:lvlText w:val="%5."/>
+      <w:lvlJc w:val="left"/>
+      <w:pPr>
+        <w:ind w:left="3600" w:hanging="360"/>
+      </w:pPr>
+    </w:lvl>
+    <w:lvl w:ilvl="5" w:tplc="4009001B" w:tentative="1">
+      <w:start w:val="1"/>
+      <w:numFmt w:val="lowerRoman"/>
+      <w:lvlText w:val="%6."/>
+      <w:lvlJc w:val="right"/>
+      <w:pPr>
+        <w:ind w:left="4320" w:hanging="180"/>
+      </w:pPr>
+    </w:lvl>
+    <w:lvl w:ilvl="6" w:tplc="4009000F" w:tentative="1">
+      <w:start w:val="1"/>
+      <w:numFmt w:val="decimal"/>
+      <w:lvlText w:val="%7."/>
+      <w:lvlJc w:val="left"/>
+      <w:pPr>
+        <w:ind w:left="5040" w:hanging="360"/>
+      </w:pPr>
+    </w:lvl>
+    <w:lvl w:ilvl="7" w:tplc="40090019" w:tentative="1">
+      <w:start w:val="1"/>
+      <w:numFmt w:val="lowerLetter"/>
+      <w:lvlText w:val="%8."/>
+      <w:lvlJc w:val="left"/>
+      <w:pPr>
+        <w:ind w:left="5760" w:hanging="360"/>
+      </w:pPr>
+    </w:lvl>
+    <w:lvl w:ilvl="8" w:tplc="4009001B" w:tentative="1">
+      <w:start w:val="1"/>
+      <w:numFmt w:val="lowerRoman"/>
+      <w:lvlText w:val="%9."/>
+      <w:lvlJc w:val="right"/>
+      <w:pPr>
+        <w:ind w:left="6480" w:hanging="180"/>
+      </w:pPr>
+    </w:lvl>
+  </w:abstractNum>
+  <w:abstractNum w:abstractNumId="38" w15:restartNumberingAfterBreak="0">
     <w:nsid w:val="6AE35176"/>
     <w:multiLevelType w:val="hybridMultilevel"/>
     <w:tmpl w:val="F2CE4EBC"/>
@@ -17090,7 +17423,7 @@
       </w:pPr>
     </w:lvl>
   </w:abstractNum>
-  <w:abstractNum w:abstractNumId="37" w15:restartNumberingAfterBreak="0">
+  <w:abstractNum w:abstractNumId="39" w15:restartNumberingAfterBreak="0">
     <w:nsid w:val="6E864EE5"/>
     <w:multiLevelType w:val="hybridMultilevel"/>
     <w:tmpl w:val="CFE4EA78"/>
@@ -17203,7 +17536,7 @@
       </w:rPr>
     </w:lvl>
   </w:abstractNum>
-  <w:abstractNum w:abstractNumId="38" w15:restartNumberingAfterBreak="0">
+  <w:abstractNum w:abstractNumId="40" w15:restartNumberingAfterBreak="0">
     <w:nsid w:val="6F782727"/>
     <w:multiLevelType w:val="multilevel"/>
     <w:tmpl w:val="8B0AA3D0"/>
@@ -17352,7 +17685,7 @@
       </w:rPr>
     </w:lvl>
   </w:abstractNum>
-  <w:abstractNum w:abstractNumId="39" w15:restartNumberingAfterBreak="0">
+  <w:abstractNum w:abstractNumId="41" w15:restartNumberingAfterBreak="0">
     <w:nsid w:val="70B11921"/>
     <w:multiLevelType w:val="multilevel"/>
     <w:tmpl w:val="64544E86"/>
@@ -17501,7 +17834,7 @@
       </w:rPr>
     </w:lvl>
   </w:abstractNum>
-  <w:abstractNum w:abstractNumId="40" w15:restartNumberingAfterBreak="0">
+  <w:abstractNum w:abstractNumId="42" w15:restartNumberingAfterBreak="0">
     <w:nsid w:val="734A3DA3"/>
     <w:multiLevelType w:val="hybridMultilevel"/>
     <w:tmpl w:val="94EA3ED2"/>
@@ -17614,7 +17947,7 @@
       </w:rPr>
     </w:lvl>
   </w:abstractNum>
-  <w:abstractNum w:abstractNumId="41" w15:restartNumberingAfterBreak="0">
+  <w:abstractNum w:abstractNumId="43" w15:restartNumberingAfterBreak="0">
     <w:nsid w:val="73B9401D"/>
     <w:multiLevelType w:val="multilevel"/>
     <w:tmpl w:val="A33267B8"/>
@@ -17763,7 +18096,7 @@
       </w:rPr>
     </w:lvl>
   </w:abstractNum>
-  <w:abstractNum w:abstractNumId="42" w15:restartNumberingAfterBreak="0">
+  <w:abstractNum w:abstractNumId="44" w15:restartNumberingAfterBreak="0">
     <w:nsid w:val="74972380"/>
     <w:multiLevelType w:val="hybridMultilevel"/>
     <w:tmpl w:val="6964900E"/>
@@ -17852,7 +18185,7 @@
       </w:pPr>
     </w:lvl>
   </w:abstractNum>
-  <w:abstractNum w:abstractNumId="43" w15:restartNumberingAfterBreak="0">
+  <w:abstractNum w:abstractNumId="45" w15:restartNumberingAfterBreak="0">
     <w:nsid w:val="751B5569"/>
     <w:multiLevelType w:val="multilevel"/>
     <w:tmpl w:val="B4221C90"/>
@@ -18001,7 +18334,7 @@
       </w:rPr>
     </w:lvl>
   </w:abstractNum>
-  <w:abstractNum w:abstractNumId="44" w15:restartNumberingAfterBreak="0">
+  <w:abstractNum w:abstractNumId="46" w15:restartNumberingAfterBreak="0">
     <w:nsid w:val="790F1487"/>
     <w:multiLevelType w:val="multilevel"/>
     <w:tmpl w:val="5EA6606A"/>
@@ -18150,7 +18483,7 @@
       </w:rPr>
     </w:lvl>
   </w:abstractNum>
-  <w:abstractNum w:abstractNumId="45" w15:restartNumberingAfterBreak="0">
+  <w:abstractNum w:abstractNumId="47" w15:restartNumberingAfterBreak="0">
     <w:nsid w:val="791610BD"/>
     <w:multiLevelType w:val="multilevel"/>
     <w:tmpl w:val="C3E80F32"/>
@@ -18299,7 +18632,7 @@
       </w:rPr>
     </w:lvl>
   </w:abstractNum>
-  <w:abstractNum w:abstractNumId="46" w15:restartNumberingAfterBreak="0">
+  <w:abstractNum w:abstractNumId="48" w15:restartNumberingAfterBreak="0">
     <w:nsid w:val="7FF371BD"/>
     <w:multiLevelType w:val="multilevel"/>
     <w:tmpl w:val="53CAD14C"/>
@@ -18452,7 +18785,7 @@
     <w:abstractNumId w:val="13"/>
   </w:num>
   <w:num w:numId="2" w16cid:durableId="1302618494">
-    <w:abstractNumId w:val="37"/>
+    <w:abstractNumId w:val="39"/>
   </w:num>
   <w:num w:numId="3" w16cid:durableId="785274669">
     <w:abstractNumId w:val="8"/>
@@ -18467,10 +18800,10 @@
     <w:abstractNumId w:val="0"/>
   </w:num>
   <w:num w:numId="7" w16cid:durableId="611128390">
-    <w:abstractNumId w:val="45"/>
+    <w:abstractNumId w:val="47"/>
   </w:num>
   <w:num w:numId="8" w16cid:durableId="1073553026">
-    <w:abstractNumId w:val="41"/>
+    <w:abstractNumId w:val="43"/>
   </w:num>
   <w:num w:numId="9" w16cid:durableId="1331446595">
     <w:abstractNumId w:val="7"/>
@@ -18479,22 +18812,22 @@
     <w:abstractNumId w:val="19"/>
   </w:num>
   <w:num w:numId="11" w16cid:durableId="1929457162">
-    <w:abstractNumId w:val="27"/>
+    <w:abstractNumId w:val="28"/>
   </w:num>
   <w:num w:numId="12" w16cid:durableId="2144540827">
-    <w:abstractNumId w:val="43"/>
+    <w:abstractNumId w:val="45"/>
   </w:num>
   <w:num w:numId="13" w16cid:durableId="309286864">
     <w:abstractNumId w:val="14"/>
   </w:num>
   <w:num w:numId="14" w16cid:durableId="1396051446">
-    <w:abstractNumId w:val="31"/>
+    <w:abstractNumId w:val="32"/>
   </w:num>
   <w:num w:numId="15" w16cid:durableId="251010204">
-    <w:abstractNumId w:val="42"/>
+    <w:abstractNumId w:val="44"/>
   </w:num>
   <w:num w:numId="16" w16cid:durableId="672882311">
-    <w:abstractNumId w:val="29"/>
+    <w:abstractNumId w:val="30"/>
   </w:num>
   <w:num w:numId="17" w16cid:durableId="1352295667">
     <w:abstractNumId w:val="11"/>
@@ -18506,40 +18839,40 @@
     <w:abstractNumId w:val="1"/>
   </w:num>
   <w:num w:numId="20" w16cid:durableId="1780831196">
-    <w:abstractNumId w:val="39"/>
+    <w:abstractNumId w:val="41"/>
   </w:num>
   <w:num w:numId="21" w16cid:durableId="1716588376">
     <w:abstractNumId w:val="21"/>
   </w:num>
   <w:num w:numId="22" w16cid:durableId="1217550963">
-    <w:abstractNumId w:val="34"/>
+    <w:abstractNumId w:val="35"/>
   </w:num>
   <w:num w:numId="23" w16cid:durableId="2103410047">
-    <w:abstractNumId w:val="46"/>
+    <w:abstractNumId w:val="48"/>
   </w:num>
   <w:num w:numId="24" w16cid:durableId="68623947">
     <w:abstractNumId w:val="20"/>
   </w:num>
   <w:num w:numId="25" w16cid:durableId="453520952">
-    <w:abstractNumId w:val="33"/>
+    <w:abstractNumId w:val="34"/>
   </w:num>
   <w:num w:numId="26" w16cid:durableId="1802722075">
-    <w:abstractNumId w:val="44"/>
+    <w:abstractNumId w:val="46"/>
     <w:lvlOverride w:ilvl="0">
       <w:startOverride w:val="1"/>
     </w:lvlOverride>
   </w:num>
   <w:num w:numId="27" w16cid:durableId="1425109365">
-    <w:abstractNumId w:val="44"/>
+    <w:abstractNumId w:val="46"/>
     <w:lvlOverride w:ilvl="0">
       <w:startOverride w:val="2"/>
     </w:lvlOverride>
   </w:num>
   <w:num w:numId="28" w16cid:durableId="1167398195">
-    <w:abstractNumId w:val="36"/>
+    <w:abstractNumId w:val="38"/>
   </w:num>
   <w:num w:numId="29" w16cid:durableId="807745001">
-    <w:abstractNumId w:val="35"/>
+    <w:abstractNumId w:val="36"/>
   </w:num>
   <w:num w:numId="30" w16cid:durableId="1834493637">
     <w:abstractNumId w:val="10"/>
@@ -18566,16 +18899,16 @@
     </w:lvlOverride>
   </w:num>
   <w:num w:numId="34" w16cid:durableId="1843815973">
-    <w:abstractNumId w:val="38"/>
+    <w:abstractNumId w:val="40"/>
   </w:num>
   <w:num w:numId="35" w16cid:durableId="1354303931">
-    <w:abstractNumId w:val="40"/>
+    <w:abstractNumId w:val="42"/>
   </w:num>
   <w:num w:numId="36" w16cid:durableId="1404984249">
     <w:abstractNumId w:val="15"/>
   </w:num>
   <w:num w:numId="37" w16cid:durableId="1253587883">
-    <w:abstractNumId w:val="28"/>
+    <w:abstractNumId w:val="29"/>
   </w:num>
   <w:num w:numId="38" w16cid:durableId="1776438499">
     <w:abstractNumId w:val="9"/>
@@ -18590,7 +18923,7 @@
     <w:abstractNumId w:val="22"/>
   </w:num>
   <w:num w:numId="42" w16cid:durableId="891428175">
-    <w:abstractNumId w:val="32"/>
+    <w:abstractNumId w:val="33"/>
   </w:num>
   <w:num w:numId="43" w16cid:durableId="40593586">
     <w:abstractNumId w:val="17"/>
@@ -18602,7 +18935,7 @@
     <w:abstractNumId w:val="23"/>
   </w:num>
   <w:num w:numId="46" w16cid:durableId="451365161">
-    <w:abstractNumId w:val="30"/>
+    <w:abstractNumId w:val="31"/>
   </w:num>
   <w:num w:numId="47" w16cid:durableId="982809870">
     <w:abstractNumId w:val="26"/>
@@ -18618,6 +18951,12 @@
   </w:num>
   <w:num w:numId="51" w16cid:durableId="736395153">
     <w:abstractNumId w:val="25"/>
+  </w:num>
+  <w:num w:numId="52" w16cid:durableId="1597248562">
+    <w:abstractNumId w:val="27"/>
+  </w:num>
+  <w:num w:numId="53" w16cid:durableId="207113473">
+    <w:abstractNumId w:val="37"/>
   </w:num>
 </w:numbering>
 </file>
@@ -19222,7 +19561,6 @@
   <w:style w:type="character" w:default="1" w:styleId="DefaultParagraphFont">
     <w:name w:val="Default Paragraph Font"/>
     <w:uiPriority w:val="1"/>
-    <w:semiHidden/>
     <w:unhideWhenUsed/>
   </w:style>
   <w:style w:type="table" w:default="1" w:styleId="TableNormal">

--- a/spring/Spring Question.docx
+++ b/spring/Spring Question.docx
@@ -58,7 +58,7 @@
           <w:r>
             <w:fldChar w:fldCharType="separate"/>
           </w:r>
-          <w:hyperlink w:anchor="_Toc210285737" w:history="1">
+          <w:hyperlink w:anchor="_Toc211865440" w:history="1">
             <w:r>
               <w:rPr>
                 <w:rStyle w:val="Hyperlink"/>
@@ -85,7 +85,7 @@
                 <w:noProof/>
                 <w:webHidden/>
               </w:rPr>
-              <w:instrText xml:space="preserve"> PAGEREF _Toc210285737 \h </w:instrText>
+              <w:instrText xml:space="preserve"> PAGEREF _Toc211865440 \h </w:instrText>
             </w:r>
             <w:r>
               <w:rPr>
@@ -131,7 +131,7 @@
               <w:lang w:eastAsia="en-IN"/>
             </w:rPr>
           </w:pPr>
-          <w:hyperlink w:anchor="_Toc210285738" w:history="1">
+          <w:hyperlink w:anchor="_Toc211865441" w:history="1">
             <w:r>
               <w:rPr>
                 <w:rStyle w:val="Hyperlink"/>
@@ -177,7 +177,7 @@
                 <w:noProof/>
                 <w:webHidden/>
               </w:rPr>
-              <w:instrText xml:space="preserve"> PAGEREF _Toc210285738 \h </w:instrText>
+              <w:instrText xml:space="preserve"> PAGEREF _Toc211865441 \h </w:instrText>
             </w:r>
             <w:r>
               <w:rPr>
@@ -223,7 +223,7 @@
               <w:lang w:eastAsia="en-IN"/>
             </w:rPr>
           </w:pPr>
-          <w:hyperlink w:anchor="_Toc210285739" w:history="1">
+          <w:hyperlink w:anchor="_Toc211865442" w:history="1">
             <w:r>
               <w:rPr>
                 <w:rStyle w:val="Hyperlink"/>
@@ -269,7 +269,7 @@
                 <w:noProof/>
                 <w:webHidden/>
               </w:rPr>
-              <w:instrText xml:space="preserve"> PAGEREF _Toc210285739 \h </w:instrText>
+              <w:instrText xml:space="preserve"> PAGEREF _Toc211865442 \h </w:instrText>
             </w:r>
             <w:r>
               <w:rPr>
@@ -315,7 +315,7 @@
               <w:lang w:eastAsia="en-IN"/>
             </w:rPr>
           </w:pPr>
-          <w:hyperlink w:anchor="_Toc210285740" w:history="1">
+          <w:hyperlink w:anchor="_Toc211865443" w:history="1">
             <w:r>
               <w:rPr>
                 <w:rStyle w:val="Hyperlink"/>
@@ -361,7 +361,7 @@
                 <w:noProof/>
                 <w:webHidden/>
               </w:rPr>
-              <w:instrText xml:space="preserve"> PAGEREF _Toc210285740 \h </w:instrText>
+              <w:instrText xml:space="preserve"> PAGEREF _Toc211865443 \h </w:instrText>
             </w:r>
             <w:r>
               <w:rPr>
@@ -407,7 +407,7 @@
               <w:lang w:eastAsia="en-IN"/>
             </w:rPr>
           </w:pPr>
-          <w:hyperlink w:anchor="_Toc210285741" w:history="1">
+          <w:hyperlink w:anchor="_Toc211865444" w:history="1">
             <w:r>
               <w:rPr>
                 <w:rStyle w:val="Hyperlink"/>
@@ -453,7 +453,7 @@
                 <w:noProof/>
                 <w:webHidden/>
               </w:rPr>
-              <w:instrText xml:space="preserve"> PAGEREF _Toc210285741 \h </w:instrText>
+              <w:instrText xml:space="preserve"> PAGEREF _Toc211865444 \h </w:instrText>
             </w:r>
             <w:r>
               <w:rPr>
@@ -499,7 +499,7 @@
               <w:lang w:eastAsia="en-IN"/>
             </w:rPr>
           </w:pPr>
-          <w:hyperlink w:anchor="_Toc210285742" w:history="1">
+          <w:hyperlink w:anchor="_Toc211865445" w:history="1">
             <w:r>
               <w:rPr>
                 <w:rStyle w:val="Hyperlink"/>
@@ -545,7 +545,7 @@
                 <w:noProof/>
                 <w:webHidden/>
               </w:rPr>
-              <w:instrText xml:space="preserve"> PAGEREF _Toc210285742 \h </w:instrText>
+              <w:instrText xml:space="preserve"> PAGEREF _Toc211865445 \h </w:instrText>
             </w:r>
             <w:r>
               <w:rPr>
@@ -591,7 +591,7 @@
               <w:lang w:eastAsia="en-IN"/>
             </w:rPr>
           </w:pPr>
-          <w:hyperlink w:anchor="_Toc210285743" w:history="1">
+          <w:hyperlink w:anchor="_Toc211865446" w:history="1">
             <w:r>
               <w:rPr>
                 <w:rStyle w:val="Hyperlink"/>
@@ -637,7 +637,7 @@
                 <w:noProof/>
                 <w:webHidden/>
               </w:rPr>
-              <w:instrText xml:space="preserve"> PAGEREF _Toc210285743 \h </w:instrText>
+              <w:instrText xml:space="preserve"> PAGEREF _Toc211865446 \h </w:instrText>
             </w:r>
             <w:r>
               <w:rPr>
@@ -683,7 +683,7 @@
               <w:lang w:eastAsia="en-IN"/>
             </w:rPr>
           </w:pPr>
-          <w:hyperlink w:anchor="_Toc210285744" w:history="1">
+          <w:hyperlink w:anchor="_Toc211865447" w:history="1">
             <w:r>
               <w:rPr>
                 <w:rStyle w:val="Hyperlink"/>
@@ -729,7 +729,7 @@
                 <w:noProof/>
                 <w:webHidden/>
               </w:rPr>
-              <w:instrText xml:space="preserve"> PAGEREF _Toc210285744 \h </w:instrText>
+              <w:instrText xml:space="preserve"> PAGEREF _Toc211865447 \h </w:instrText>
             </w:r>
             <w:r>
               <w:rPr>
@@ -775,7 +775,7 @@
               <w:lang w:eastAsia="en-IN"/>
             </w:rPr>
           </w:pPr>
-          <w:hyperlink w:anchor="_Toc210285745" w:history="1">
+          <w:hyperlink w:anchor="_Toc211865448" w:history="1">
             <w:r>
               <w:rPr>
                 <w:rStyle w:val="Hyperlink"/>
@@ -821,7 +821,7 @@
                 <w:noProof/>
                 <w:webHidden/>
               </w:rPr>
-              <w:instrText xml:space="preserve"> PAGEREF _Toc210285745 \h </w:instrText>
+              <w:instrText xml:space="preserve"> PAGEREF _Toc211865448 \h </w:instrText>
             </w:r>
             <w:r>
               <w:rPr>
@@ -867,7 +867,7 @@
               <w:lang w:eastAsia="en-IN"/>
             </w:rPr>
           </w:pPr>
-          <w:hyperlink w:anchor="_Toc210285746" w:history="1">
+          <w:hyperlink w:anchor="_Toc211865449" w:history="1">
             <w:r>
               <w:rPr>
                 <w:rStyle w:val="Hyperlink"/>
@@ -913,7 +913,7 @@
                 <w:noProof/>
                 <w:webHidden/>
               </w:rPr>
-              <w:instrText xml:space="preserve"> PAGEREF _Toc210285746 \h </w:instrText>
+              <w:instrText xml:space="preserve"> PAGEREF _Toc211865449 \h </w:instrText>
             </w:r>
             <w:r>
               <w:rPr>
@@ -933,7 +933,7 @@
                 <w:noProof/>
                 <w:webHidden/>
               </w:rPr>
-              <w:t>15</w:t>
+              <w:t>13</w:t>
             </w:r>
             <w:r>
               <w:rPr>
@@ -959,7 +959,7 @@
               <w:lang w:eastAsia="en-IN"/>
             </w:rPr>
           </w:pPr>
-          <w:hyperlink w:anchor="_Toc210285747" w:history="1">
+          <w:hyperlink w:anchor="_Toc211865450" w:history="1">
             <w:r>
               <w:rPr>
                 <w:rStyle w:val="Hyperlink"/>
@@ -1005,7 +1005,7 @@
                 <w:noProof/>
                 <w:webHidden/>
               </w:rPr>
-              <w:instrText xml:space="preserve"> PAGEREF _Toc210285747 \h </w:instrText>
+              <w:instrText xml:space="preserve"> PAGEREF _Toc211865450 \h </w:instrText>
             </w:r>
             <w:r>
               <w:rPr>
@@ -1025,7 +1025,7 @@
                 <w:noProof/>
                 <w:webHidden/>
               </w:rPr>
-              <w:t>16</w:t>
+              <w:t>14</w:t>
             </w:r>
             <w:r>
               <w:rPr>
@@ -1051,7 +1051,7 @@
               <w:lang w:eastAsia="en-IN"/>
             </w:rPr>
           </w:pPr>
-          <w:hyperlink w:anchor="_Toc210285748" w:history="1">
+          <w:hyperlink w:anchor="_Toc211865451" w:history="1">
             <w:r>
               <w:rPr>
                 <w:rStyle w:val="Hyperlink"/>
@@ -1097,7 +1097,7 @@
                 <w:noProof/>
                 <w:webHidden/>
               </w:rPr>
-              <w:instrText xml:space="preserve"> PAGEREF _Toc210285748 \h </w:instrText>
+              <w:instrText xml:space="preserve"> PAGEREF _Toc211865451 \h </w:instrText>
             </w:r>
             <w:r>
               <w:rPr>
@@ -1117,7 +1117,7 @@
                 <w:noProof/>
                 <w:webHidden/>
               </w:rPr>
-              <w:t>16</w:t>
+              <w:t>14</w:t>
             </w:r>
             <w:r>
               <w:rPr>
@@ -1143,7 +1143,7 @@
               <w:lang w:eastAsia="en-IN"/>
             </w:rPr>
           </w:pPr>
-          <w:hyperlink w:anchor="_Toc210285749" w:history="1">
+          <w:hyperlink w:anchor="_Toc211865452" w:history="1">
             <w:r>
               <w:rPr>
                 <w:rStyle w:val="Hyperlink"/>
@@ -1189,7 +1189,7 @@
                 <w:noProof/>
                 <w:webHidden/>
               </w:rPr>
-              <w:instrText xml:space="preserve"> PAGEREF _Toc210285749 \h </w:instrText>
+              <w:instrText xml:space="preserve"> PAGEREF _Toc211865452 \h </w:instrText>
             </w:r>
             <w:r>
               <w:rPr>
@@ -1209,7 +1209,7 @@
                 <w:noProof/>
                 <w:webHidden/>
               </w:rPr>
-              <w:t>16</w:t>
+              <w:t>14</w:t>
             </w:r>
             <w:r>
               <w:rPr>
@@ -1235,7 +1235,7 @@
               <w:lang w:eastAsia="en-IN"/>
             </w:rPr>
           </w:pPr>
-          <w:hyperlink w:anchor="_Toc210285750" w:history="1">
+          <w:hyperlink w:anchor="_Toc211865453" w:history="1">
             <w:r>
               <w:rPr>
                 <w:rStyle w:val="Hyperlink"/>
@@ -1281,7 +1281,7 @@
                 <w:noProof/>
                 <w:webHidden/>
               </w:rPr>
-              <w:instrText xml:space="preserve"> PAGEREF _Toc210285750 \h </w:instrText>
+              <w:instrText xml:space="preserve"> PAGEREF _Toc211865453 \h </w:instrText>
             </w:r>
             <w:r>
               <w:rPr>
@@ -1301,7 +1301,7 @@
                 <w:noProof/>
                 <w:webHidden/>
               </w:rPr>
-              <w:t>16</w:t>
+              <w:t>14</w:t>
             </w:r>
             <w:r>
               <w:rPr>
@@ -1327,7 +1327,7 @@
               <w:lang w:eastAsia="en-IN"/>
             </w:rPr>
           </w:pPr>
-          <w:hyperlink w:anchor="_Toc210285751" w:history="1">
+          <w:hyperlink w:anchor="_Toc211865454" w:history="1">
             <w:r>
               <w:rPr>
                 <w:rStyle w:val="Hyperlink"/>
@@ -1373,7 +1373,7 @@
                 <w:noProof/>
                 <w:webHidden/>
               </w:rPr>
-              <w:instrText xml:space="preserve"> PAGEREF _Toc210285751 \h </w:instrText>
+              <w:instrText xml:space="preserve"> PAGEREF _Toc211865454 \h </w:instrText>
             </w:r>
             <w:r>
               <w:rPr>
@@ -1393,7 +1393,7 @@
                 <w:noProof/>
                 <w:webHidden/>
               </w:rPr>
-              <w:t>16</w:t>
+              <w:t>14</w:t>
             </w:r>
             <w:r>
               <w:rPr>
@@ -1418,7 +1418,7 @@
               <w:lang w:eastAsia="en-IN"/>
             </w:rPr>
           </w:pPr>
-          <w:hyperlink w:anchor="_Toc210285752" w:history="1">
+          <w:hyperlink w:anchor="_Toc211865455" w:history="1">
             <w:r>
               <w:rPr>
                 <w:rStyle w:val="Hyperlink"/>
@@ -1445,7 +1445,7 @@
                 <w:noProof/>
                 <w:webHidden/>
               </w:rPr>
-              <w:instrText xml:space="preserve"> PAGEREF _Toc210285752 \h </w:instrText>
+              <w:instrText xml:space="preserve"> PAGEREF _Toc211865455 \h </w:instrText>
             </w:r>
             <w:r>
               <w:rPr>
@@ -1465,7 +1465,7 @@
                 <w:noProof/>
                 <w:webHidden/>
               </w:rPr>
-              <w:t>18</w:t>
+              <w:t>16</w:t>
             </w:r>
             <w:r>
               <w:rPr>
@@ -1491,7 +1491,7 @@
               <w:lang w:eastAsia="en-IN"/>
             </w:rPr>
           </w:pPr>
-          <w:hyperlink w:anchor="_Toc210285753" w:history="1">
+          <w:hyperlink w:anchor="_Toc211865456" w:history="1">
             <w:r>
               <w:rPr>
                 <w:rStyle w:val="Hyperlink"/>
@@ -1537,7 +1537,7 @@
                 <w:noProof/>
                 <w:webHidden/>
               </w:rPr>
-              <w:instrText xml:space="preserve"> PAGEREF _Toc210285753 \h </w:instrText>
+              <w:instrText xml:space="preserve"> PAGEREF _Toc211865456 \h </w:instrText>
             </w:r>
             <w:r>
               <w:rPr>
@@ -1557,7 +1557,7 @@
                 <w:noProof/>
                 <w:webHidden/>
               </w:rPr>
-              <w:t>18</w:t>
+              <w:t>16</w:t>
             </w:r>
             <w:r>
               <w:rPr>
@@ -1583,7 +1583,7 @@
               <w:lang w:eastAsia="en-IN"/>
             </w:rPr>
           </w:pPr>
-          <w:hyperlink w:anchor="_Toc210285754" w:history="1">
+          <w:hyperlink w:anchor="_Toc211865457" w:history="1">
             <w:r>
               <w:rPr>
                 <w:rStyle w:val="Hyperlink"/>
@@ -1629,7 +1629,7 @@
                 <w:noProof/>
                 <w:webHidden/>
               </w:rPr>
-              <w:instrText xml:space="preserve"> PAGEREF _Toc210285754 \h </w:instrText>
+              <w:instrText xml:space="preserve"> PAGEREF _Toc211865457 \h </w:instrText>
             </w:r>
             <w:r>
               <w:rPr>
@@ -1649,7 +1649,7 @@
                 <w:noProof/>
                 <w:webHidden/>
               </w:rPr>
-              <w:t>18</w:t>
+              <w:t>16</w:t>
             </w:r>
             <w:r>
               <w:rPr>
@@ -1675,7 +1675,7 @@
               <w:lang w:eastAsia="en-IN"/>
             </w:rPr>
           </w:pPr>
-          <w:hyperlink w:anchor="_Toc210285755" w:history="1">
+          <w:hyperlink w:anchor="_Toc211865458" w:history="1">
             <w:r>
               <w:rPr>
                 <w:rStyle w:val="Hyperlink"/>
@@ -1721,7 +1721,7 @@
                 <w:noProof/>
                 <w:webHidden/>
               </w:rPr>
-              <w:instrText xml:space="preserve"> PAGEREF _Toc210285755 \h </w:instrText>
+              <w:instrText xml:space="preserve"> PAGEREF _Toc211865458 \h </w:instrText>
             </w:r>
             <w:r>
               <w:rPr>
@@ -1741,7 +1741,7 @@
                 <w:noProof/>
                 <w:webHidden/>
               </w:rPr>
-              <w:t>18</w:t>
+              <w:t>16</w:t>
             </w:r>
             <w:r>
               <w:rPr>
@@ -1767,7 +1767,7 @@
               <w:lang w:eastAsia="en-IN"/>
             </w:rPr>
           </w:pPr>
-          <w:hyperlink w:anchor="_Toc210285756" w:history="1">
+          <w:hyperlink w:anchor="_Toc211865459" w:history="1">
             <w:r>
               <w:rPr>
                 <w:rStyle w:val="Hyperlink"/>
@@ -1813,7 +1813,7 @@
                 <w:noProof/>
                 <w:webHidden/>
               </w:rPr>
-              <w:instrText xml:space="preserve"> PAGEREF _Toc210285756 \h </w:instrText>
+              <w:instrText xml:space="preserve"> PAGEREF _Toc211865459 \h </w:instrText>
             </w:r>
             <w:r>
               <w:rPr>
@@ -1833,7 +1833,7 @@
                 <w:noProof/>
                 <w:webHidden/>
               </w:rPr>
-              <w:t>20</w:t>
+              <w:t>18</w:t>
             </w:r>
             <w:r>
               <w:rPr>
@@ -1859,7 +1859,7 @@
               <w:lang w:eastAsia="en-IN"/>
             </w:rPr>
           </w:pPr>
-          <w:hyperlink w:anchor="_Toc210285757" w:history="1">
+          <w:hyperlink w:anchor="_Toc211865460" w:history="1">
             <w:r>
               <w:rPr>
                 <w:rStyle w:val="Hyperlink"/>
@@ -1905,7 +1905,7 @@
                 <w:noProof/>
                 <w:webHidden/>
               </w:rPr>
-              <w:instrText xml:space="preserve"> PAGEREF _Toc210285757 \h </w:instrText>
+              <w:instrText xml:space="preserve"> PAGEREF _Toc211865460 \h </w:instrText>
             </w:r>
             <w:r>
               <w:rPr>
@@ -1925,7 +1925,7 @@
                 <w:noProof/>
                 <w:webHidden/>
               </w:rPr>
-              <w:t>20</w:t>
+              <w:t>18</w:t>
             </w:r>
             <w:r>
               <w:rPr>
@@ -1951,7 +1951,7 @@
               <w:lang w:eastAsia="en-IN"/>
             </w:rPr>
           </w:pPr>
-          <w:hyperlink w:anchor="_Toc210285758" w:history="1">
+          <w:hyperlink w:anchor="_Toc211865461" w:history="1">
             <w:r>
               <w:rPr>
                 <w:rStyle w:val="Hyperlink"/>
@@ -1997,7 +1997,7 @@
                 <w:noProof/>
                 <w:webHidden/>
               </w:rPr>
-              <w:instrText xml:space="preserve"> PAGEREF _Toc210285758 \h </w:instrText>
+              <w:instrText xml:space="preserve"> PAGEREF _Toc211865461 \h </w:instrText>
             </w:r>
             <w:r>
               <w:rPr>
@@ -2017,7 +2017,7 @@
                 <w:noProof/>
                 <w:webHidden/>
               </w:rPr>
-              <w:t>20</w:t>
+              <w:t>18</w:t>
             </w:r>
             <w:r>
               <w:rPr>
@@ -2043,7 +2043,7 @@
               <w:lang w:eastAsia="en-IN"/>
             </w:rPr>
           </w:pPr>
-          <w:hyperlink w:anchor="_Toc210285759" w:history="1">
+          <w:hyperlink w:anchor="_Toc211865462" w:history="1">
             <w:r>
               <w:rPr>
                 <w:rStyle w:val="Hyperlink"/>
@@ -2087,7 +2087,7 @@
                 <w:noProof/>
                 <w:webHidden/>
               </w:rPr>
-              <w:instrText xml:space="preserve"> PAGEREF _Toc210285759 \h </w:instrText>
+              <w:instrText xml:space="preserve"> PAGEREF _Toc211865462 \h </w:instrText>
             </w:r>
             <w:r>
               <w:rPr>
@@ -2107,7 +2107,7 @@
                 <w:noProof/>
                 <w:webHidden/>
               </w:rPr>
-              <w:t>20</w:t>
+              <w:t>18</w:t>
             </w:r>
             <w:r>
               <w:rPr>
@@ -2133,7 +2133,7 @@
               <w:lang w:eastAsia="en-IN"/>
             </w:rPr>
           </w:pPr>
-          <w:hyperlink w:anchor="_Toc210285760" w:history="1">
+          <w:hyperlink w:anchor="_Toc211865463" w:history="1">
             <w:r>
               <w:rPr>
                 <w:rStyle w:val="Hyperlink"/>
@@ -2177,7 +2177,7 @@
                 <w:noProof/>
                 <w:webHidden/>
               </w:rPr>
-              <w:instrText xml:space="preserve"> PAGEREF _Toc210285760 \h </w:instrText>
+              <w:instrText xml:space="preserve"> PAGEREF _Toc211865463 \h </w:instrText>
             </w:r>
             <w:r>
               <w:rPr>
@@ -2197,7 +2197,7 @@
                 <w:noProof/>
                 <w:webHidden/>
               </w:rPr>
-              <w:t>21</w:t>
+              <w:t>19</w:t>
             </w:r>
             <w:r>
               <w:rPr>
@@ -2223,7 +2223,7 @@
               <w:lang w:eastAsia="en-IN"/>
             </w:rPr>
           </w:pPr>
-          <w:hyperlink w:anchor="_Toc210285761" w:history="1">
+          <w:hyperlink w:anchor="_Toc211865464" w:history="1">
             <w:r>
               <w:rPr>
                 <w:rStyle w:val="Hyperlink"/>
@@ -2267,7 +2267,7 @@
                 <w:noProof/>
                 <w:webHidden/>
               </w:rPr>
-              <w:instrText xml:space="preserve"> PAGEREF _Toc210285761 \h </w:instrText>
+              <w:instrText xml:space="preserve"> PAGEREF _Toc211865464 \h </w:instrText>
             </w:r>
             <w:r>
               <w:rPr>
@@ -2287,7 +2287,7 @@
                 <w:noProof/>
                 <w:webHidden/>
               </w:rPr>
-              <w:t>23</w:t>
+              <w:t>21</w:t>
             </w:r>
             <w:r>
               <w:rPr>
@@ -2313,7 +2313,7 @@
               <w:lang w:eastAsia="en-IN"/>
             </w:rPr>
           </w:pPr>
-          <w:hyperlink w:anchor="_Toc210285762" w:history="1">
+          <w:hyperlink w:anchor="_Toc211865465" w:history="1">
             <w:r>
               <w:rPr>
                 <w:rStyle w:val="Hyperlink"/>
@@ -2357,7 +2357,7 @@
                 <w:noProof/>
                 <w:webHidden/>
               </w:rPr>
-              <w:instrText xml:space="preserve"> PAGEREF _Toc210285762 \h </w:instrText>
+              <w:instrText xml:space="preserve"> PAGEREF _Toc211865465 \h </w:instrText>
             </w:r>
             <w:r>
               <w:rPr>
@@ -2377,7 +2377,7 @@
                 <w:noProof/>
                 <w:webHidden/>
               </w:rPr>
-              <w:t>23</w:t>
+              <w:t>21</w:t>
             </w:r>
             <w:r>
               <w:rPr>
@@ -2403,7 +2403,7 @@
               <w:lang w:eastAsia="en-IN"/>
             </w:rPr>
           </w:pPr>
-          <w:hyperlink w:anchor="_Toc210285763" w:history="1">
+          <w:hyperlink w:anchor="_Toc211865466" w:history="1">
             <w:r>
               <w:rPr>
                 <w:rStyle w:val="Hyperlink"/>
@@ -2447,7 +2447,7 @@
                 <w:noProof/>
                 <w:webHidden/>
               </w:rPr>
-              <w:instrText xml:space="preserve"> PAGEREF _Toc210285763 \h </w:instrText>
+              <w:instrText xml:space="preserve"> PAGEREF _Toc211865466 \h </w:instrText>
             </w:r>
             <w:r>
               <w:rPr>
@@ -2467,7 +2467,7 @@
                 <w:noProof/>
                 <w:webHidden/>
               </w:rPr>
-              <w:t>24</w:t>
+              <w:t>22</w:t>
             </w:r>
             <w:r>
               <w:rPr>
@@ -2493,7 +2493,7 @@
               <w:lang w:eastAsia="en-IN"/>
             </w:rPr>
           </w:pPr>
-          <w:hyperlink w:anchor="_Toc210285764" w:history="1">
+          <w:hyperlink w:anchor="_Toc211865467" w:history="1">
             <w:r>
               <w:rPr>
                 <w:rStyle w:val="Hyperlink"/>
@@ -2537,7 +2537,7 @@
                 <w:noProof/>
                 <w:webHidden/>
               </w:rPr>
-              <w:instrText xml:space="preserve"> PAGEREF _Toc210285764 \h </w:instrText>
+              <w:instrText xml:space="preserve"> PAGEREF _Toc211865467 \h </w:instrText>
             </w:r>
             <w:r>
               <w:rPr>
@@ -2557,7 +2557,7 @@
                 <w:noProof/>
                 <w:webHidden/>
               </w:rPr>
-              <w:t>25</w:t>
+              <w:t>23</w:t>
             </w:r>
             <w:r>
               <w:rPr>
@@ -2583,7 +2583,7 @@
               <w:lang w:eastAsia="en-IN"/>
             </w:rPr>
           </w:pPr>
-          <w:hyperlink w:anchor="_Toc210285765" w:history="1">
+          <w:hyperlink w:anchor="_Toc211865468" w:history="1">
             <w:r>
               <w:rPr>
                 <w:rStyle w:val="Hyperlink"/>
@@ -2627,7 +2627,7 @@
                 <w:noProof/>
                 <w:webHidden/>
               </w:rPr>
-              <w:instrText xml:space="preserve"> PAGEREF _Toc210285765 \h </w:instrText>
+              <w:instrText xml:space="preserve"> PAGEREF _Toc211865468 \h </w:instrText>
             </w:r>
             <w:r>
               <w:rPr>
@@ -2647,7 +2647,7 @@
                 <w:noProof/>
                 <w:webHidden/>
               </w:rPr>
-              <w:t>26</w:t>
+              <w:t>24</w:t>
             </w:r>
             <w:r>
               <w:rPr>
@@ -2673,7 +2673,7 @@
               <w:lang w:eastAsia="en-IN"/>
             </w:rPr>
           </w:pPr>
-          <w:hyperlink w:anchor="_Toc210285766" w:history="1">
+          <w:hyperlink w:anchor="_Toc211865469" w:history="1">
             <w:r>
               <w:rPr>
                 <w:rStyle w:val="Hyperlink"/>
@@ -2717,7 +2717,7 @@
                 <w:noProof/>
                 <w:webHidden/>
               </w:rPr>
-              <w:instrText xml:space="preserve"> PAGEREF _Toc210285766 \h </w:instrText>
+              <w:instrText xml:space="preserve"> PAGEREF _Toc211865469 \h </w:instrText>
             </w:r>
             <w:r>
               <w:rPr>
@@ -2737,7 +2737,7 @@
                 <w:noProof/>
                 <w:webHidden/>
               </w:rPr>
-              <w:t>26</w:t>
+              <w:t>24</w:t>
             </w:r>
             <w:r>
               <w:rPr>
@@ -2763,7 +2763,7 @@
               <w:lang w:eastAsia="en-IN"/>
             </w:rPr>
           </w:pPr>
-          <w:hyperlink w:anchor="_Toc210285767" w:history="1">
+          <w:hyperlink w:anchor="_Toc211865470" w:history="1">
             <w:r>
               <w:rPr>
                 <w:rStyle w:val="Hyperlink"/>
@@ -2807,7 +2807,7 @@
                 <w:noProof/>
                 <w:webHidden/>
               </w:rPr>
-              <w:instrText xml:space="preserve"> PAGEREF _Toc210285767 \h </w:instrText>
+              <w:instrText xml:space="preserve"> PAGEREF _Toc211865470 \h </w:instrText>
             </w:r>
             <w:r>
               <w:rPr>
@@ -2827,7 +2827,7 @@
                 <w:noProof/>
                 <w:webHidden/>
               </w:rPr>
-              <w:t>26</w:t>
+              <w:t>24</w:t>
             </w:r>
             <w:r>
               <w:rPr>
@@ -2852,7 +2852,7 @@
               <w:lang w:eastAsia="en-IN"/>
             </w:rPr>
           </w:pPr>
-          <w:hyperlink w:anchor="_Toc210285768" w:history="1">
+          <w:hyperlink w:anchor="_Toc211865471" w:history="1">
             <w:r>
               <w:rPr>
                 <w:rStyle w:val="Hyperlink"/>
@@ -2879,7 +2879,7 @@
                 <w:noProof/>
                 <w:webHidden/>
               </w:rPr>
-              <w:instrText xml:space="preserve"> PAGEREF _Toc210285768 \h </w:instrText>
+              <w:instrText xml:space="preserve"> PAGEREF _Toc211865471 \h </w:instrText>
             </w:r>
             <w:r>
               <w:rPr>
@@ -2899,7 +2899,7 @@
                 <w:noProof/>
                 <w:webHidden/>
               </w:rPr>
-              <w:t>28</w:t>
+              <w:t>26</w:t>
             </w:r>
             <w:r>
               <w:rPr>
@@ -2925,7 +2925,7 @@
               <w:lang w:eastAsia="en-IN"/>
             </w:rPr>
           </w:pPr>
-          <w:hyperlink w:anchor="_Toc210285769" w:history="1">
+          <w:hyperlink w:anchor="_Toc211865472" w:history="1">
             <w:r>
               <w:rPr>
                 <w:rStyle w:val="Hyperlink"/>
@@ -2969,7 +2969,7 @@
                 <w:noProof/>
                 <w:webHidden/>
               </w:rPr>
-              <w:instrText xml:space="preserve"> PAGEREF _Toc210285769 \h </w:instrText>
+              <w:instrText xml:space="preserve"> PAGEREF _Toc211865472 \h </w:instrText>
             </w:r>
             <w:r>
               <w:rPr>
@@ -2989,7 +2989,7 @@
                 <w:noProof/>
                 <w:webHidden/>
               </w:rPr>
-              <w:t>28</w:t>
+              <w:t>26</w:t>
             </w:r>
             <w:r>
               <w:rPr>
@@ -3050,7 +3050,7 @@
       <w:pPr>
         <w:pStyle w:val="Heading2"/>
       </w:pPr>
-      <w:bookmarkStart w:id="0" w:name="_Toc210285737"/>
+      <w:bookmarkStart w:id="0" w:name="_Toc211865440"/>
       <w:r>
         <w:lastRenderedPageBreak/>
         <w:t>Spring Core</w:t>
@@ -3068,7 +3068,7 @@
           <w:bdr w:val="none" w:sz="0" w:space="0" w:color="auto" w:frame="1"/>
         </w:rPr>
       </w:pPr>
-      <w:bookmarkStart w:id="1" w:name="_Toc210285738"/>
+      <w:bookmarkStart w:id="1" w:name="_Toc211865441"/>
       <w:r>
         <w:rPr>
           <w:bdr w:val="none" w:sz="0" w:space="0" w:color="auto" w:frame="1"/>
@@ -3107,7 +3107,7 @@
           <w:bdr w:val="none" w:sz="0" w:space="0" w:color="auto" w:frame="1"/>
         </w:rPr>
       </w:pPr>
-      <w:bookmarkStart w:id="2" w:name="_Toc210285739"/>
+      <w:bookmarkStart w:id="2" w:name="_Toc211865442"/>
       <w:r>
         <w:rPr>
           <w:bdr w:val="none" w:sz="0" w:space="0" w:color="auto" w:frame="1"/>
@@ -3434,7 +3434,7 @@
           <w:bdr w:val="none" w:sz="0" w:space="0" w:color="auto" w:frame="1"/>
         </w:rPr>
       </w:pPr>
-      <w:bookmarkStart w:id="3" w:name="_Toc210285740"/>
+      <w:bookmarkStart w:id="3" w:name="_Toc211865443"/>
       <w:r>
         <w:rPr>
           <w:bdr w:val="none" w:sz="0" w:space="0" w:color="auto" w:frame="1"/>
@@ -4388,7 +4388,7 @@
           <w:bdr w:val="none" w:sz="0" w:space="0" w:color="auto" w:frame="1"/>
         </w:rPr>
       </w:pPr>
-      <w:bookmarkStart w:id="4" w:name="_Toc210285741"/>
+      <w:bookmarkStart w:id="4" w:name="_Toc211865444"/>
       <w:r>
         <w:rPr>
           <w:bdr w:val="none" w:sz="0" w:space="0" w:color="auto" w:frame="1"/>
@@ -5032,7 +5032,7 @@
           <w:bdr w:val="none" w:sz="0" w:space="0" w:color="auto" w:frame="1"/>
         </w:rPr>
       </w:pPr>
-      <w:bookmarkStart w:id="5" w:name="_Toc210285742"/>
+      <w:bookmarkStart w:id="5" w:name="_Toc211865445"/>
       <w:r>
         <w:rPr>
           <w:bdr w:val="none" w:sz="0" w:space="0" w:color="auto" w:frame="1"/>
@@ -5908,7 +5908,7 @@
           <w:bdr w:val="none" w:sz="0" w:space="0" w:color="auto" w:frame="1"/>
         </w:rPr>
       </w:pPr>
-      <w:bookmarkStart w:id="6" w:name="_Toc210285743"/>
+      <w:bookmarkStart w:id="6" w:name="_Toc211865446"/>
       <w:r>
         <w:rPr>
           <w:bdr w:val="none" w:sz="0" w:space="0" w:color="auto" w:frame="1"/>
@@ -6232,7 +6232,7 @@
           <w:bdr w:val="none" w:sz="0" w:space="0" w:color="auto" w:frame="1"/>
         </w:rPr>
       </w:pPr>
-      <w:bookmarkStart w:id="7" w:name="_Toc210285744"/>
+      <w:bookmarkStart w:id="7" w:name="_Toc211865447"/>
       <w:r>
         <w:rPr>
           <w:bdr w:val="none" w:sz="0" w:space="0" w:color="auto" w:frame="1"/>
@@ -6769,7 +6769,7 @@
           <w:bdr w:val="none" w:sz="0" w:space="0" w:color="auto" w:frame="1"/>
         </w:rPr>
       </w:pPr>
-      <w:bookmarkStart w:id="8" w:name="_Toc210285745"/>
+      <w:bookmarkStart w:id="8" w:name="_Toc211865448"/>
       <w:r>
         <w:rPr>
           <w:bdr w:val="none" w:sz="0" w:space="0" w:color="auto" w:frame="1"/>
@@ -6781,24 +6781,17 @@
     </w:p>
     <w:p>
       <w:pPr>
-        <w:rPr>
-          <w:b/>
-          <w:bCs/>
-        </w:rPr>
-      </w:pPr>
-      <w:r>
-        <w:rPr>
-          <w:b/>
-          <w:bCs/>
-        </w:rPr>
-        <w:t>Bean Lifecycle Flow (Step by Step)</w:t>
+        <w:ind w:firstLine="360"/>
+      </w:pPr>
+      <w:r>
+        <w:t>The lifecycle of a Spring bean consists of the following phases, which are listed below</w:t>
       </w:r>
     </w:p>
     <w:p>
       <w:pPr>
         <w:numPr>
           <w:ilvl w:val="0"/>
-          <w:numId w:val="25"/>
+          <w:numId w:val="54"/>
         </w:numPr>
       </w:pPr>
       <w:r>
@@ -6806,17 +6799,17 @@
           <w:b/>
           <w:bCs/>
         </w:rPr>
-        <w:t>Instantiate</w:t>
-      </w:r>
-      <w:r>
-        <w:t xml:space="preserve"> → Object created.</w:t>
+        <w:t>Container Started: </w:t>
+      </w:r>
+      <w:r>
+        <w:t>The Spring IoC container is initialized.</w:t>
       </w:r>
     </w:p>
     <w:p>
       <w:pPr>
         <w:numPr>
           <w:ilvl w:val="0"/>
-          <w:numId w:val="25"/>
+          <w:numId w:val="55"/>
         </w:numPr>
       </w:pPr>
       <w:r>
@@ -6824,17 +6817,17 @@
           <w:b/>
           <w:bCs/>
         </w:rPr>
-        <w:t>Populate Properties</w:t>
-      </w:r>
-      <w:r>
-        <w:t xml:space="preserve"> → Dependencies injected.</w:t>
+        <w:t>Bean Instantiated:</w:t>
+      </w:r>
+      <w:r>
+        <w:t> The container creates an instance of the bean.</w:t>
       </w:r>
     </w:p>
     <w:p>
       <w:pPr>
         <w:numPr>
           <w:ilvl w:val="0"/>
-          <w:numId w:val="25"/>
+          <w:numId w:val="56"/>
         </w:numPr>
       </w:pPr>
       <w:r>
@@ -6842,33 +6835,17 @@
           <w:b/>
           <w:bCs/>
         </w:rPr>
-        <w:t>Aware Interfaces</w:t>
-      </w:r>
-      <w:r>
-        <w:t xml:space="preserve"> → </w:t>
-      </w:r>
-      <w:proofErr w:type="spellStart"/>
-      <w:r>
-        <w:t>BeanNameAware</w:t>
-      </w:r>
-      <w:proofErr w:type="spellEnd"/>
-      <w:r>
-        <w:t xml:space="preserve">, </w:t>
-      </w:r>
-      <w:proofErr w:type="spellStart"/>
-      <w:r>
-        <w:t>BeanFactoryAware</w:t>
-      </w:r>
-      <w:proofErr w:type="spellEnd"/>
-      <w:r>
-        <w:t>, etc. called.</w:t>
+        <w:t>Dependencies Injected: </w:t>
+      </w:r>
+      <w:r>
+        <w:t>The container injects the dependencies into the bean.</w:t>
       </w:r>
     </w:p>
     <w:p>
       <w:pPr>
         <w:numPr>
           <w:ilvl w:val="0"/>
-          <w:numId w:val="25"/>
+          <w:numId w:val="57"/>
         </w:numPr>
       </w:pPr>
       <w:r>
@@ -6876,36 +6853,58 @@
           <w:b/>
           <w:bCs/>
         </w:rPr>
-        <w:t>Pre-Initialization</w:t>
-      </w:r>
-      <w:r>
-        <w:t xml:space="preserve"> → </w:t>
+        <w:t xml:space="preserve">Custom </w:t>
       </w:r>
       <w:proofErr w:type="spellStart"/>
-      <w:r>
-        <w:t>BeanPostProcessor</w:t>
+      <w:proofErr w:type="gramStart"/>
+      <w:r>
+        <w:rPr>
+          <w:b/>
+          <w:bCs/>
+        </w:rPr>
+        <w:t>init</w:t>
       </w:r>
       <w:proofErr w:type="spellEnd"/>
       <w:r>
-        <w:t>.</w:t>
-      </w:r>
-      <w:r>
-        <w:t xml:space="preserve"> </w:t>
+        <w:rPr>
+          <w:b/>
+          <w:bCs/>
+        </w:rPr>
+        <w:t>(</w:t>
+      </w:r>
+      <w:proofErr w:type="gramEnd"/>
+      <w:r>
+        <w:rPr>
+          <w:b/>
+          <w:bCs/>
+        </w:rPr>
+        <w:t>) method:</w:t>
+      </w:r>
+      <w:r>
+        <w:t xml:space="preserve"> If the bean implements </w:t>
       </w:r>
       <w:proofErr w:type="spellStart"/>
       <w:r>
-        <w:t>postProcessBeforeInitialization</w:t>
+        <w:t>InitializingBean</w:t>
       </w:r>
       <w:proofErr w:type="spellEnd"/>
       <w:r>
-        <w:t>().</w:t>
+        <w:t xml:space="preserve"> or has a custom initialization method specified via @PostConstruct or </w:t>
+      </w:r>
+      <w:proofErr w:type="spellStart"/>
+      <w:r>
+        <w:t>init</w:t>
+      </w:r>
+      <w:proofErr w:type="spellEnd"/>
+      <w:r>
+        <w:t>-method.</w:t>
       </w:r>
     </w:p>
     <w:p>
       <w:pPr>
         <w:numPr>
           <w:ilvl w:val="0"/>
-          <w:numId w:val="25"/>
+          <w:numId w:val="58"/>
         </w:numPr>
       </w:pPr>
       <w:r>
@@ -6913,38 +6912,17 @@
           <w:b/>
           <w:bCs/>
         </w:rPr>
-        <w:t>Initialization</w:t>
-      </w:r>
-      <w:r>
-        <w:t xml:space="preserve"> → @PostConstruct, </w:t>
-      </w:r>
-      <w:proofErr w:type="spellStart"/>
-      <w:proofErr w:type="gramStart"/>
-      <w:r>
-        <w:t>afterPropertiesSet</w:t>
-      </w:r>
-      <w:proofErr w:type="spellEnd"/>
-      <w:r>
-        <w:t>(</w:t>
-      </w:r>
-      <w:proofErr w:type="gramEnd"/>
-      <w:r>
-        <w:t xml:space="preserve">), </w:t>
-      </w:r>
-      <w:proofErr w:type="spellStart"/>
-      <w:r>
-        <w:t>init</w:t>
-      </w:r>
-      <w:proofErr w:type="spellEnd"/>
-      <w:r>
-        <w:t>-method.</w:t>
+        <w:t>Bean is Ready: </w:t>
+      </w:r>
+      <w:r>
+        <w:t>The bean is now fully initialized and ready to be used.</w:t>
       </w:r>
     </w:p>
     <w:p>
       <w:pPr>
         <w:numPr>
           <w:ilvl w:val="0"/>
-          <w:numId w:val="25"/>
+          <w:numId w:val="59"/>
         </w:numPr>
       </w:pPr>
       <w:r>
@@ -6952,36 +6930,17 @@
           <w:b/>
           <w:bCs/>
         </w:rPr>
-        <w:t>Post-Initialization</w:t>
-      </w:r>
-      <w:r>
-        <w:t xml:space="preserve"> → </w:t>
-      </w:r>
-      <w:proofErr w:type="spellStart"/>
-      <w:r>
-        <w:t>BeanPostProcessor</w:t>
-      </w:r>
-      <w:proofErr w:type="spellEnd"/>
-      <w:r>
-        <w:t>.</w:t>
-      </w:r>
-      <w:r>
-        <w:t xml:space="preserve"> </w:t>
-      </w:r>
-      <w:proofErr w:type="spellStart"/>
-      <w:r>
-        <w:t>postProcessAfterInitialization</w:t>
-      </w:r>
-      <w:proofErr w:type="spellEnd"/>
-      <w:r>
-        <w:t>().</w:t>
+        <w:t>Custom utility method:</w:t>
+      </w:r>
+      <w:r>
+        <w:t> This could be any custom method you have defined in your bean.</w:t>
       </w:r>
     </w:p>
     <w:p>
       <w:pPr>
         <w:numPr>
           <w:ilvl w:val="0"/>
-          <w:numId w:val="25"/>
+          <w:numId w:val="60"/>
         </w:numPr>
       </w:pPr>
       <w:r>
@@ -6989,429 +6948,54 @@
           <w:b/>
           <w:bCs/>
         </w:rPr>
-        <w:t>Bean Ready</w:t>
-      </w:r>
-      <w:r>
-        <w:t xml:space="preserve"> → Used in application.</w:t>
-      </w:r>
-    </w:p>
-    <w:p>
-      <w:pPr>
-        <w:numPr>
-          <w:ilvl w:val="0"/>
-          <w:numId w:val="25"/>
-        </w:numPr>
-      </w:pPr>
-      <w:r>
-        <w:rPr>
-          <w:b/>
-          <w:bCs/>
-        </w:rPr>
-        <w:t>Destruction</w:t>
-      </w:r>
-      <w:r>
-        <w:t xml:space="preserve"> → @PreDestroy, destroy (), destroy-method.</w:t>
-      </w:r>
-    </w:p>
-    <w:p>
-      <w:pPr>
-        <w:ind w:left="720"/>
-      </w:pPr>
+        <w:t xml:space="preserve">Custom </w:t>
+      </w:r>
+      <w:r>
+        <w:rPr>
+          <w:b/>
+          <w:bCs/>
+        </w:rPr>
+        <w:t>destroy (</w:t>
+      </w:r>
+      <w:r>
+        <w:rPr>
+          <w:b/>
+          <w:bCs/>
+        </w:rPr>
+        <w:t>) method:</w:t>
+      </w:r>
+      <w:r>
+        <w:t xml:space="preserve"> If the bean implements </w:t>
+      </w:r>
+      <w:proofErr w:type="spellStart"/>
+      <w:r>
+        <w:t>DisposableBean</w:t>
+      </w:r>
+      <w:proofErr w:type="spellEnd"/>
+      <w:r>
+        <w:t xml:space="preserve"> or has a custom destruction method specified via @PreDestroy or destroy-method, it is called when the container is shutting down.</w:t>
+      </w:r>
     </w:p>
     <w:p>
       <w:pPr>
         <w:ind w:left="360"/>
       </w:pPr>
       <w:r>
-        <w:rPr>
-          <w:rStyle w:val="Strong"/>
-        </w:rPr>
-        <w:t>1. Instantiation (Object Creation)</w:t>
-      </w:r>
-    </w:p>
-    <w:p>
-      <w:pPr>
-        <w:ind w:left="360" w:firstLine="360"/>
-      </w:pPr>
-      <w:r>
-        <w:t>The first step in a bean’s lifecycle is instantiation, where the Spring IoC container creates an object of the bean. This is typically done by calling the bean’s constructor or a static factory method defined in the configuration. At this stage, only the object itself is created, and no dependencies are injected yet</w:t>
-      </w:r>
-    </w:p>
-    <w:p>
-      <w:pPr>
-        <w:ind w:left="360"/>
-        <w:rPr>
-          <w:rStyle w:val="Strong"/>
-        </w:rPr>
-      </w:pPr>
-      <w:r>
-        <w:rPr>
-          <w:rStyle w:val="Strong"/>
-        </w:rPr>
-        <w:t>2. Dependency Injection (Populate Properties)</w:t>
-      </w:r>
-    </w:p>
-    <w:p>
-      <w:pPr>
-        <w:ind w:left="360" w:firstLine="360"/>
-      </w:pPr>
-      <w:r>
-        <w:t>After the bean is created, Spring injects the required dependencies. This process is called Dependency Injection (DI), and it can be performed using constructor injection, setter injection, or field injection. With annotations like @Autowired, Spring automatically wires dependencies into the bean. At this point, the bean becomes fully populated with the resources it needs.</w:t>
-      </w:r>
+        <w:t xml:space="preserve">Resource: </w:t>
+      </w:r>
+      <w:hyperlink r:id="rId19" w:history="1">
+        <w:r>
+          <w:rPr>
+            <w:rStyle w:val="Hyperlink"/>
+          </w:rPr>
+          <w:t>https://www.geeksforgeeks.org/java/bean-life-cycle-in-java-spring/</w:t>
+        </w:r>
+      </w:hyperlink>
     </w:p>
     <w:p>
       <w:pPr>
         <w:ind w:firstLine="360"/>
       </w:pPr>
-      <w:r>
-        <w:rPr>
-          <w:noProof/>
-        </w:rPr>
-        <w:drawing>
-          <wp:inline distT="0" distB="0" distL="0" distR="0" wp14:anchorId="37363957" wp14:editId="2F56DAD7">
-            <wp:extent cx="6645910" cy="1672590"/>
-            <wp:effectExtent l="0" t="0" r="2540" b="3810"/>
-            <wp:docPr id="1701213047" name="Picture 1"/>
-            <wp:cNvGraphicFramePr>
-              <a:graphicFrameLocks xmlns:a="http://schemas.openxmlformats.org/drawingml/2006/main" noChangeAspect="1"/>
-            </wp:cNvGraphicFramePr>
-            <a:graphic xmlns:a="http://schemas.openxmlformats.org/drawingml/2006/main">
-              <a:graphicData uri="http://schemas.openxmlformats.org/drawingml/2006/picture">
-                <pic:pic xmlns:pic="http://schemas.openxmlformats.org/drawingml/2006/picture">
-                  <pic:nvPicPr>
-                    <pic:cNvPr id="1701213047" name=""/>
-                    <pic:cNvPicPr/>
-                  </pic:nvPicPr>
-                  <pic:blipFill>
-                    <a:blip r:embed="rId19"/>
-                    <a:stretch>
-                      <a:fillRect/>
-                    </a:stretch>
-                  </pic:blipFill>
-                  <pic:spPr>
-                    <a:xfrm>
-                      <a:off x="0" y="0"/>
-                      <a:ext cx="6645910" cy="1672590"/>
-                    </a:xfrm>
-                    <a:prstGeom prst="rect">
-                      <a:avLst/>
-                    </a:prstGeom>
-                  </pic:spPr>
-                </pic:pic>
-              </a:graphicData>
-            </a:graphic>
-          </wp:inline>
-        </w:drawing>
-      </w:r>
-    </w:p>
-    <w:p>
-      <w:pPr>
-        <w:ind w:left="360"/>
-        <w:rPr>
-          <w:rStyle w:val="Strong"/>
-        </w:rPr>
-      </w:pPr>
-      <w:r>
-        <w:rPr>
-          <w:rStyle w:val="Strong"/>
-        </w:rPr>
-        <w:t>3. Aware Interfaces (Optional)</w:t>
-      </w:r>
-    </w:p>
-    <w:p>
-      <w:pPr>
-        <w:ind w:left="360" w:firstLine="360"/>
-      </w:pPr>
-      <w:r>
-        <w:t xml:space="preserve">If the bean implements special </w:t>
-      </w:r>
-      <w:r>
-        <w:rPr>
-          <w:i/>
-          <w:iCs/>
-        </w:rPr>
-        <w:t>aware</w:t>
-      </w:r>
-      <w:r>
-        <w:t xml:space="preserve"> interfaces, Spring provides contextual information about the bean. For example, </w:t>
-      </w:r>
-      <w:proofErr w:type="spellStart"/>
-      <w:r>
-        <w:t>BeanNameAware</w:t>
-      </w:r>
-      <w:proofErr w:type="spellEnd"/>
-      <w:r>
-        <w:t xml:space="preserve"> gives the bean its ID defined in the configuration, and </w:t>
-      </w:r>
-      <w:proofErr w:type="spellStart"/>
-      <w:r>
-        <w:t>BeanFactoryAware</w:t>
-      </w:r>
-      <w:proofErr w:type="spellEnd"/>
-      <w:r>
-        <w:t xml:space="preserve"> provides access to the factory that created the bean. This step is optional but allows beans to interact with the Spring container more directly.</w:t>
-      </w:r>
-    </w:p>
-    <w:p>
-      <w:pPr>
-        <w:ind w:firstLine="360"/>
-      </w:pPr>
-      <w:r>
-        <w:rPr>
-          <w:noProof/>
-        </w:rPr>
-        <w:lastRenderedPageBreak/>
-        <w:drawing>
-          <wp:inline distT="0" distB="0" distL="0" distR="0" wp14:anchorId="577188A9" wp14:editId="59DE95F4">
-            <wp:extent cx="6636091" cy="2254366"/>
-            <wp:effectExtent l="0" t="0" r="0" b="0"/>
-            <wp:docPr id="185052798" name="Picture 1" descr="A computer screen shot of a program code&#10;&#10;AI-generated content may be incorrect."/>
-            <wp:cNvGraphicFramePr>
-              <a:graphicFrameLocks xmlns:a="http://schemas.openxmlformats.org/drawingml/2006/main" noChangeAspect="1"/>
-            </wp:cNvGraphicFramePr>
-            <a:graphic xmlns:a="http://schemas.openxmlformats.org/drawingml/2006/main">
-              <a:graphicData uri="http://schemas.openxmlformats.org/drawingml/2006/picture">
-                <pic:pic xmlns:pic="http://schemas.openxmlformats.org/drawingml/2006/picture">
-                  <pic:nvPicPr>
-                    <pic:cNvPr id="185052798" name="Picture 1" descr="A computer screen shot of a program code&#10;&#10;AI-generated content may be incorrect."/>
-                    <pic:cNvPicPr/>
-                  </pic:nvPicPr>
-                  <pic:blipFill>
-                    <a:blip r:embed="rId20"/>
-                    <a:stretch>
-                      <a:fillRect/>
-                    </a:stretch>
-                  </pic:blipFill>
-                  <pic:spPr>
-                    <a:xfrm>
-                      <a:off x="0" y="0"/>
-                      <a:ext cx="6636091" cy="2254366"/>
-                    </a:xfrm>
-                    <a:prstGeom prst="rect">
-                      <a:avLst/>
-                    </a:prstGeom>
-                  </pic:spPr>
-                </pic:pic>
-              </a:graphicData>
-            </a:graphic>
-          </wp:inline>
-        </w:drawing>
-      </w:r>
-    </w:p>
-    <w:p>
-      <w:pPr>
-        <w:ind w:left="360"/>
-        <w:rPr>
-          <w:rStyle w:val="Strong"/>
-        </w:rPr>
-      </w:pPr>
-      <w:r>
-        <w:rPr>
-          <w:rStyle w:val="Strong"/>
-        </w:rPr>
-        <w:t>4. Initialization</w:t>
-      </w:r>
-    </w:p>
-    <w:p>
-      <w:pPr>
-        <w:ind w:left="360" w:firstLine="360"/>
-      </w:pPr>
-      <w:r>
-        <w:t xml:space="preserve">Once the dependencies are injected and the aware interfaces are processed, the bean enters the initialization phase. Here, developers can run custom setup logic. Initialization can be done using @PostConstruct, by implementing the </w:t>
-      </w:r>
-      <w:proofErr w:type="spellStart"/>
-      <w:r>
-        <w:t>InitializingBean</w:t>
-      </w:r>
-      <w:proofErr w:type="spellEnd"/>
-      <w:r>
-        <w:t xml:space="preserve"> interface and overriding </w:t>
-      </w:r>
-      <w:proofErr w:type="spellStart"/>
-      <w:proofErr w:type="gramStart"/>
-      <w:r>
-        <w:t>afterPropertiesSet</w:t>
-      </w:r>
-      <w:proofErr w:type="spellEnd"/>
-      <w:r>
-        <w:t>(</w:t>
-      </w:r>
-      <w:proofErr w:type="gramEnd"/>
-      <w:r>
-        <w:t xml:space="preserve">), or by specifying an </w:t>
-      </w:r>
-      <w:proofErr w:type="spellStart"/>
-      <w:r>
-        <w:t>init</w:t>
-      </w:r>
-      <w:proofErr w:type="spellEnd"/>
-      <w:r>
-        <w:t>-method in the configuration. This phase is often used to open database connections, allocate resources, or load initial data.</w:t>
-      </w:r>
-    </w:p>
-    <w:p>
-      <w:pPr>
-        <w:ind w:firstLine="360"/>
-      </w:pPr>
-      <w:r>
-        <w:rPr>
-          <w:noProof/>
-        </w:rPr>
-        <w:drawing>
-          <wp:inline distT="0" distB="0" distL="0" distR="0" wp14:anchorId="79F8C543" wp14:editId="26277348">
-            <wp:extent cx="6645910" cy="3117215"/>
-            <wp:effectExtent l="0" t="0" r="2540" b="6985"/>
-            <wp:docPr id="44702755" name="Picture 1" descr="A computer screen with text on it&#10;&#10;AI-generated content may be incorrect."/>
-            <wp:cNvGraphicFramePr>
-              <a:graphicFrameLocks xmlns:a="http://schemas.openxmlformats.org/drawingml/2006/main" noChangeAspect="1"/>
-            </wp:cNvGraphicFramePr>
-            <a:graphic xmlns:a="http://schemas.openxmlformats.org/drawingml/2006/main">
-              <a:graphicData uri="http://schemas.openxmlformats.org/drawingml/2006/picture">
-                <pic:pic xmlns:pic="http://schemas.openxmlformats.org/drawingml/2006/picture">
-                  <pic:nvPicPr>
-                    <pic:cNvPr id="44702755" name="Picture 1" descr="A computer screen with text on it&#10;&#10;AI-generated content may be incorrect."/>
-                    <pic:cNvPicPr/>
-                  </pic:nvPicPr>
-                  <pic:blipFill>
-                    <a:blip r:embed="rId21"/>
-                    <a:stretch>
-                      <a:fillRect/>
-                    </a:stretch>
-                  </pic:blipFill>
-                  <pic:spPr>
-                    <a:xfrm>
-                      <a:off x="0" y="0"/>
-                      <a:ext cx="6645910" cy="3117215"/>
-                    </a:xfrm>
-                    <a:prstGeom prst="rect">
-                      <a:avLst/>
-                    </a:prstGeom>
-                  </pic:spPr>
-                </pic:pic>
-              </a:graphicData>
-            </a:graphic>
-          </wp:inline>
-        </w:drawing>
-      </w:r>
-    </w:p>
-    <w:p>
-      <w:pPr>
-        <w:ind w:left="360" w:firstLine="360"/>
-      </w:pPr>
-    </w:p>
-    <w:p>
-      <w:pPr>
-        <w:ind w:left="360"/>
-        <w:rPr>
-          <w:rStyle w:val="Strong"/>
-        </w:rPr>
-      </w:pPr>
-      <w:r>
-        <w:rPr>
-          <w:rStyle w:val="Strong"/>
-        </w:rPr>
-        <w:t>5. Post-Initialization (Bean Ready for Use)</w:t>
-      </w:r>
-    </w:p>
-    <w:p>
-      <w:pPr>
-        <w:ind w:left="360" w:firstLine="360"/>
-      </w:pPr>
-      <w:r>
-        <w:t xml:space="preserve">After initialization, the bean is given a final opportunity to be customized using </w:t>
-      </w:r>
-      <w:proofErr w:type="spellStart"/>
-      <w:r>
-        <w:t>BeanPostProcessor</w:t>
-      </w:r>
-      <w:proofErr w:type="spellEnd"/>
-      <w:r>
-        <w:t>. This is where proxy objects can be wrapped around beans, or cross-cutting concerns such as logging and security can be applied. Once post-initialization is complete, the bean is fully ready for use and can serve application requests.</w:t>
-      </w:r>
-    </w:p>
-    <w:p>
-      <w:pPr>
-        <w:ind w:left="360"/>
-        <w:rPr>
-          <w:rStyle w:val="Strong"/>
-        </w:rPr>
-      </w:pPr>
-      <w:r>
-        <w:rPr>
-          <w:rStyle w:val="Strong"/>
-        </w:rPr>
-        <w:t>6. Destruction (Cleanup Phase)</w:t>
-      </w:r>
-    </w:p>
-    <w:p>
-      <w:pPr>
-        <w:ind w:left="360" w:firstLine="360"/>
-      </w:pPr>
-      <w:r>
-        <w:t xml:space="preserve">When the Spring container shuts down or the bean’s scope ends, the bean is destroyed. During this phase, Spring calls the destruction callbacks defined by the developer. This can be done using @PreDestroy, by implementing the </w:t>
-      </w:r>
-      <w:proofErr w:type="spellStart"/>
-      <w:r>
-        <w:t>DisposableBean</w:t>
-      </w:r>
-      <w:proofErr w:type="spellEnd"/>
-      <w:r>
-        <w:t xml:space="preserve"> interface and overriding the </w:t>
-      </w:r>
-      <w:proofErr w:type="gramStart"/>
-      <w:r>
-        <w:t>destroy(</w:t>
-      </w:r>
-      <w:proofErr w:type="gramEnd"/>
-      <w:r>
-        <w:t>) method, or by specifying a destroy-method in the configuration. This phase is used to release resources such as closing database connections, stopping background threads, or clearing caches.</w:t>
-      </w:r>
-    </w:p>
-    <w:p>
-      <w:pPr>
-        <w:ind w:firstLine="360"/>
-      </w:pPr>
-      <w:r>
-        <w:rPr>
-          <w:noProof/>
-        </w:rPr>
-        <w:lastRenderedPageBreak/>
-        <w:drawing>
-          <wp:inline distT="0" distB="0" distL="0" distR="0" wp14:anchorId="358305D8" wp14:editId="0F719CAF">
-            <wp:extent cx="6645910" cy="3113405"/>
-            <wp:effectExtent l="0" t="0" r="2540" b="0"/>
-            <wp:docPr id="306314657" name="Picture 1" descr="A screenshot of a computer program&#10;&#10;AI-generated content may be incorrect."/>
-            <wp:cNvGraphicFramePr>
-              <a:graphicFrameLocks xmlns:a="http://schemas.openxmlformats.org/drawingml/2006/main" noChangeAspect="1"/>
-            </wp:cNvGraphicFramePr>
-            <a:graphic xmlns:a="http://schemas.openxmlformats.org/drawingml/2006/main">
-              <a:graphicData uri="http://schemas.openxmlformats.org/drawingml/2006/picture">
-                <pic:pic xmlns:pic="http://schemas.openxmlformats.org/drawingml/2006/picture">
-                  <pic:nvPicPr>
-                    <pic:cNvPr id="306314657" name="Picture 1" descr="A screenshot of a computer program&#10;&#10;AI-generated content may be incorrect."/>
-                    <pic:cNvPicPr/>
-                  </pic:nvPicPr>
-                  <pic:blipFill>
-                    <a:blip r:embed="rId22"/>
-                    <a:stretch>
-                      <a:fillRect/>
-                    </a:stretch>
-                  </pic:blipFill>
-                  <pic:spPr>
-                    <a:xfrm>
-                      <a:off x="0" y="0"/>
-                      <a:ext cx="6645910" cy="3113405"/>
-                    </a:xfrm>
-                    <a:prstGeom prst="rect">
-                      <a:avLst/>
-                    </a:prstGeom>
-                  </pic:spPr>
-                </pic:pic>
-              </a:graphicData>
-            </a:graphic>
-          </wp:inline>
-        </w:drawing>
-      </w:r>
     </w:p>
     <w:p>
       <w:pPr>
@@ -7424,7 +7008,7 @@
           <w:bdr w:val="none" w:sz="0" w:space="0" w:color="auto" w:frame="1"/>
         </w:rPr>
       </w:pPr>
-      <w:bookmarkStart w:id="9" w:name="_Toc210285746"/>
+      <w:bookmarkStart w:id="9" w:name="_Toc211865449"/>
       <w:r>
         <w:rPr>
           <w:bdr w:val="none" w:sz="0" w:space="0" w:color="auto" w:frame="1"/>
@@ -7467,7 +7051,7 @@
                     </pic:cNvPicPr>
                   </pic:nvPicPr>
                   <pic:blipFill>
-                    <a:blip r:embed="rId23">
+                    <a:blip r:embed="rId20">
                       <a:extLst>
                         <a:ext uri="{28A0092B-C50C-407E-A947-70E740481C1C}">
                           <a14:useLocalDpi xmlns:a14="http://schemas.microsoft.com/office/drawing/2010/main" val="0"/>
@@ -7513,7 +7097,7 @@
           <w:bdr w:val="none" w:sz="0" w:space="0" w:color="auto" w:frame="1"/>
         </w:rPr>
       </w:pPr>
-      <w:bookmarkStart w:id="10" w:name="_Toc210285747"/>
+      <w:bookmarkStart w:id="10" w:name="_Toc211865450"/>
       <w:r>
         <w:rPr>
           <w:bdr w:val="none" w:sz="0" w:space="0" w:color="auto" w:frame="1"/>
@@ -7917,7 +7501,7 @@
       <w:r>
         <w:t xml:space="preserve">Resources: </w:t>
       </w:r>
-      <w:hyperlink r:id="rId24" w:history="1">
+      <w:hyperlink r:id="rId21" w:history="1">
         <w:r>
           <w:rPr>
             <w:rStyle w:val="Hyperlink"/>
@@ -7937,7 +7521,7 @@
           <w:bdr w:val="none" w:sz="0" w:space="0" w:color="auto" w:frame="1"/>
         </w:rPr>
       </w:pPr>
-      <w:bookmarkStart w:id="11" w:name="_Toc210285748"/>
+      <w:bookmarkStart w:id="11" w:name="_Toc211865451"/>
       <w:r>
         <w:rPr>
           <w:bdr w:val="none" w:sz="0" w:space="0" w:color="auto" w:frame="1"/>
@@ -7982,7 +7566,7 @@
       <w:r>
         <w:t xml:space="preserve">Resources: </w:t>
       </w:r>
-      <w:hyperlink r:id="rId25" w:history="1">
+      <w:hyperlink r:id="rId22" w:history="1">
         <w:r>
           <w:rPr>
             <w:rStyle w:val="Hyperlink"/>
@@ -8002,7 +7586,7 @@
           <w:bdr w:val="none" w:sz="0" w:space="0" w:color="auto" w:frame="1"/>
         </w:rPr>
       </w:pPr>
-      <w:bookmarkStart w:id="12" w:name="_Toc210285749"/>
+      <w:bookmarkStart w:id="12" w:name="_Toc211865452"/>
       <w:r>
         <w:rPr>
           <w:bdr w:val="none" w:sz="0" w:space="0" w:color="auto" w:frame="1"/>
@@ -8021,7 +7605,7 @@
       <w:r>
         <w:t xml:space="preserve">Resource: </w:t>
       </w:r>
-      <w:hyperlink r:id="rId26" w:history="1">
+      <w:hyperlink r:id="rId23" w:history="1">
         <w:r>
           <w:rPr>
             <w:rStyle w:val="Hyperlink"/>
@@ -8042,7 +7626,7 @@
         </w:rPr>
       </w:pPr>
       <w:bookmarkStart w:id="13" w:name="_Toc206877775"/>
-      <w:bookmarkStart w:id="14" w:name="_Toc210285750"/>
+      <w:bookmarkStart w:id="14" w:name="_Toc211865453"/>
       <w:r>
         <w:rPr>
           <w:bdr w:val="none" w:sz="0" w:space="0" w:color="auto" w:frame="1"/>
@@ -8072,7 +7656,7 @@
         </w:rPr>
       </w:pPr>
       <w:bookmarkStart w:id="15" w:name="_Toc206877777"/>
-      <w:bookmarkStart w:id="16" w:name="_Toc210285751"/>
+      <w:bookmarkStart w:id="16" w:name="_Toc211865454"/>
       <w:r>
         <w:rPr>
           <w:bdr w:val="none" w:sz="0" w:space="0" w:color="auto" w:frame="1"/>
@@ -8785,7 +8369,7 @@
       <w:pPr>
         <w:pStyle w:val="Heading2"/>
       </w:pPr>
-      <w:bookmarkStart w:id="17" w:name="_Toc210285752"/>
+      <w:bookmarkStart w:id="17" w:name="_Toc211865455"/>
       <w:r>
         <w:lastRenderedPageBreak/>
         <w:t>Spring Boot</w:t>
@@ -8806,7 +8390,7 @@
           <w:bdr w:val="none" w:sz="0" w:space="0" w:color="auto" w:frame="1"/>
         </w:rPr>
       </w:pPr>
-      <w:bookmarkStart w:id="18" w:name="_Toc210285753"/>
+      <w:bookmarkStart w:id="18" w:name="_Toc211865456"/>
       <w:r>
         <w:rPr>
           <w:bdr w:val="none" w:sz="0" w:space="0" w:color="auto" w:frame="1"/>
@@ -8883,7 +8467,7 @@
           <w:bdr w:val="none" w:sz="0" w:space="0" w:color="auto" w:frame="1"/>
         </w:rPr>
       </w:pPr>
-      <w:bookmarkStart w:id="19" w:name="_Toc210285754"/>
+      <w:bookmarkStart w:id="19" w:name="_Toc211865457"/>
       <w:r>
         <w:rPr>
           <w:bdr w:val="none" w:sz="0" w:space="0" w:color="auto" w:frame="1"/>
@@ -9245,7 +8829,7 @@
           <w:bdr w:val="none" w:sz="0" w:space="0" w:color="auto" w:frame="1"/>
         </w:rPr>
       </w:pPr>
-      <w:bookmarkStart w:id="20" w:name="_Toc210285755"/>
+      <w:bookmarkStart w:id="20" w:name="_Toc211865458"/>
       <w:r>
         <w:rPr>
           <w:bdr w:val="none" w:sz="0" w:space="0" w:color="auto" w:frame="1"/>
@@ -9629,7 +9213,7 @@
           <w:bdr w:val="none" w:sz="0" w:space="0" w:color="auto" w:frame="1"/>
         </w:rPr>
       </w:pPr>
-      <w:bookmarkStart w:id="21" w:name="_Toc210285756"/>
+      <w:bookmarkStart w:id="21" w:name="_Toc211865459"/>
       <w:r>
         <w:rPr>
           <w:bdr w:val="none" w:sz="0" w:space="0" w:color="auto" w:frame="1"/>
@@ -9651,7 +9235,7 @@
       <w:r>
         <w:t xml:space="preserve">Resources: </w:t>
       </w:r>
-      <w:hyperlink r:id="rId27" w:history="1">
+      <w:hyperlink r:id="rId24" w:history="1">
         <w:r>
           <w:rPr>
             <w:rStyle w:val="Hyperlink"/>
@@ -9677,7 +9261,7 @@
         </w:rPr>
       </w:pPr>
       <w:bookmarkStart w:id="22" w:name="_Toc206877784"/>
-      <w:bookmarkStart w:id="23" w:name="_Toc210285757"/>
+      <w:bookmarkStart w:id="23" w:name="_Toc211865460"/>
       <w:r>
         <w:rPr>
           <w:bdr w:val="none" w:sz="0" w:space="0" w:color="auto" w:frame="1"/>
@@ -9715,7 +9299,7 @@
         </w:rPr>
       </w:pPr>
       <w:bookmarkStart w:id="24" w:name="_Toc206877789"/>
-      <w:bookmarkStart w:id="25" w:name="_Toc210285758"/>
+      <w:bookmarkStart w:id="25" w:name="_Toc211865461"/>
       <w:r>
         <w:rPr>
           <w:bdr w:val="none" w:sz="0" w:space="0" w:color="auto" w:frame="1"/>
@@ -9793,7 +9377,7 @@
         </w:numPr>
       </w:pPr>
       <w:bookmarkStart w:id="26" w:name="_Toc206877790"/>
-      <w:bookmarkStart w:id="27" w:name="_Toc210285759"/>
+      <w:bookmarkStart w:id="27" w:name="_Toc211865462"/>
       <w:r>
         <w:t xml:space="preserve">What is </w:t>
       </w:r>
@@ -9974,7 +9558,7 @@
         </w:numPr>
       </w:pPr>
       <w:bookmarkStart w:id="28" w:name="_Toc206877791"/>
-      <w:bookmarkStart w:id="29" w:name="_Toc210285760"/>
+      <w:bookmarkStart w:id="29" w:name="_Toc211865463"/>
       <w:r>
         <w:t xml:space="preserve">What is </w:t>
       </w:r>
@@ -10095,7 +9679,7 @@
       <w:r>
         <w:t xml:space="preserve">POST  </w:t>
       </w:r>
-      <w:hyperlink r:id="rId28" w:history="1">
+      <w:hyperlink r:id="rId25" w:history="1">
         <w:r>
           <w:rPr>
             <w:rStyle w:val="Hyperlink"/>
@@ -10119,7 +9703,7 @@
       <w:r>
         <w:t xml:space="preserve">POST  </w:t>
       </w:r>
-      <w:hyperlink r:id="rId29" w:history="1">
+      <w:hyperlink r:id="rId26" w:history="1">
         <w:r>
           <w:rPr>
             <w:rStyle w:val="Hyperlink"/>
@@ -10214,7 +9798,7 @@
       <w:pPr>
         <w:pStyle w:val="ListParagraph"/>
       </w:pPr>
-      <w:hyperlink r:id="rId30" w:history="1">
+      <w:hyperlink r:id="rId27" w:history="1">
         <w:r>
           <w:rPr>
             <w:rStyle w:val="Hyperlink"/>
@@ -10235,7 +9819,7 @@
       <w:pPr>
         <w:pStyle w:val="ListParagraph"/>
       </w:pPr>
-      <w:hyperlink r:id="rId31" w:history="1">
+      <w:hyperlink r:id="rId28" w:history="1">
         <w:r>
           <w:rPr>
             <w:rStyle w:val="Hyperlink"/>
@@ -10336,7 +9920,7 @@
       <w:pPr>
         <w:pStyle w:val="ListParagraph"/>
       </w:pPr>
-      <w:hyperlink r:id="rId32" w:history="1">
+      <w:hyperlink r:id="rId29" w:history="1">
         <w:r>
           <w:rPr>
             <w:rStyle w:val="Hyperlink"/>
@@ -10424,7 +10008,7 @@
       <w:r>
         <w:t xml:space="preserve">GET </w:t>
       </w:r>
-      <w:hyperlink r:id="rId33" w:history="1">
+      <w:hyperlink r:id="rId30" w:history="1">
         <w:r>
           <w:rPr>
             <w:rStyle w:val="Hyperlink"/>
@@ -10543,7 +10127,7 @@
         </w:numPr>
       </w:pPr>
       <w:bookmarkStart w:id="30" w:name="_Toc206877792"/>
-      <w:bookmarkStart w:id="31" w:name="_Toc210285761"/>
+      <w:bookmarkStart w:id="31" w:name="_Toc211865464"/>
       <w:r>
         <w:lastRenderedPageBreak/>
         <w:t xml:space="preserve">Diff between rest and soap </w:t>
@@ -10580,7 +10164,7 @@
                     </pic:cNvPicPr>
                   </pic:nvPicPr>
                   <pic:blipFill>
-                    <a:blip r:embed="rId34">
+                    <a:blip r:embed="rId31">
                       <a:extLst>
                         <a:ext uri="{28A0092B-C50C-407E-A947-70E740481C1C}">
                           <a14:useLocalDpi xmlns:a14="http://schemas.microsoft.com/office/drawing/2010/main" val="0"/>
@@ -10622,7 +10206,7 @@
         </w:numPr>
       </w:pPr>
       <w:bookmarkStart w:id="32" w:name="_Toc206877793"/>
-      <w:bookmarkStart w:id="33" w:name="_Toc210285762"/>
+      <w:bookmarkStart w:id="33" w:name="_Toc211865465"/>
       <w:r>
         <w:t>What is path variable and request parameters?</w:t>
       </w:r>
@@ -11066,7 +10650,7 @@
         </w:numPr>
       </w:pPr>
       <w:bookmarkStart w:id="34" w:name="_Toc206877794"/>
-      <w:bookmarkStart w:id="35" w:name="_Toc210285763"/>
+      <w:bookmarkStart w:id="35" w:name="_Toc211865466"/>
       <w:r>
         <w:t>What does @Value and @ConfigurationProperties annotation do?</w:t>
       </w:r>
@@ -11183,7 +10767,7 @@
                     <pic:cNvPicPr/>
                   </pic:nvPicPr>
                   <pic:blipFill>
-                    <a:blip r:embed="rId35"/>
+                    <a:blip r:embed="rId32"/>
                     <a:stretch>
                       <a:fillRect/>
                     </a:stretch>
@@ -11301,7 +10885,7 @@
                     <pic:cNvPicPr/>
                   </pic:nvPicPr>
                   <pic:blipFill>
-                    <a:blip r:embed="rId36"/>
+                    <a:blip r:embed="rId33"/>
                     <a:stretch>
                       <a:fillRect/>
                     </a:stretch>
@@ -11333,7 +10917,7 @@
         </w:numPr>
       </w:pPr>
       <w:bookmarkStart w:id="36" w:name="_Toc206877795"/>
-      <w:bookmarkStart w:id="37" w:name="_Toc210285764"/>
+      <w:bookmarkStart w:id="37" w:name="_Toc211865467"/>
       <w:r>
         <w:t xml:space="preserve">How to handle the exception in rest </w:t>
       </w:r>
@@ -11599,7 +11183,7 @@
         </w:numPr>
       </w:pPr>
       <w:bookmarkStart w:id="38" w:name="_Toc206877796"/>
-      <w:bookmarkStart w:id="39" w:name="_Toc210285765"/>
+      <w:bookmarkStart w:id="39" w:name="_Toc211865468"/>
       <w:r>
         <w:t>Tell me the name of some starter dependency in spring boot?</w:t>
       </w:r>
@@ -11770,7 +11354,7 @@
         </w:numPr>
       </w:pPr>
       <w:bookmarkStart w:id="40" w:name="_Toc206877797"/>
-      <w:bookmarkStart w:id="41" w:name="_Toc210285766"/>
+      <w:bookmarkStart w:id="41" w:name="_Toc211865469"/>
       <w:r>
         <w:t xml:space="preserve">What is mean by path and </w:t>
       </w:r>
@@ -12055,7 +11639,7 @@
         </w:numPr>
       </w:pPr>
       <w:bookmarkStart w:id="42" w:name="_Toc206877798"/>
-      <w:bookmarkStart w:id="43" w:name="_Toc210285767"/>
+      <w:bookmarkStart w:id="43" w:name="_Toc211865470"/>
       <w:r>
         <w:t>What is mean by API and REST API?</w:t>
       </w:r>
@@ -12217,7 +11801,7 @@
       <w:r>
         <w:t xml:space="preserve">Resource: </w:t>
       </w:r>
-      <w:hyperlink r:id="rId37" w:history="1">
+      <w:hyperlink r:id="rId34" w:history="1">
         <w:r>
           <w:rPr>
             <w:rStyle w:val="Hyperlink"/>
@@ -12270,7 +11854,7 @@
       <w:pPr>
         <w:pStyle w:val="Heading2"/>
       </w:pPr>
-      <w:bookmarkStart w:id="45" w:name="_Toc210285768"/>
+      <w:bookmarkStart w:id="45" w:name="_Toc211865471"/>
       <w:r>
         <w:t>Spring Security</w:t>
       </w:r>
@@ -12284,7 +11868,7 @@
           <w:numId w:val="53"/>
         </w:numPr>
       </w:pPr>
-      <w:bookmarkStart w:id="46" w:name="_Toc210285769"/>
+      <w:bookmarkStart w:id="46" w:name="_Toc211865472"/>
       <w:r>
         <w:t xml:space="preserve">How do </w:t>
       </w:r>
@@ -15388,6 +14972,155 @@
     </w:lvl>
   </w:abstractNum>
   <w:abstractNum w:abstractNumId="22" w15:restartNumberingAfterBreak="0">
+    <w:nsid w:val="2BE53DFD"/>
+    <w:multiLevelType w:val="multilevel"/>
+    <w:tmpl w:val="A7503EF4"/>
+    <w:lvl w:ilvl="0">
+      <w:start w:val="1"/>
+      <w:numFmt w:val="bullet"/>
+      <w:lvlText w:val=""/>
+      <w:lvlJc w:val="left"/>
+      <w:pPr>
+        <w:tabs>
+          <w:tab w:val="num" w:pos="720"/>
+        </w:tabs>
+        <w:ind w:left="720" w:hanging="360"/>
+      </w:pPr>
+      <w:rPr>
+        <w:rFonts w:ascii="Symbol" w:hAnsi="Symbol" w:hint="default"/>
+        <w:sz w:val="20"/>
+      </w:rPr>
+    </w:lvl>
+    <w:lvl w:ilvl="1" w:tentative="1">
+      <w:start w:val="1"/>
+      <w:numFmt w:val="bullet"/>
+      <w:lvlText w:val=""/>
+      <w:lvlJc w:val="left"/>
+      <w:pPr>
+        <w:tabs>
+          <w:tab w:val="num" w:pos="1440"/>
+        </w:tabs>
+        <w:ind w:left="1440" w:hanging="360"/>
+      </w:pPr>
+      <w:rPr>
+        <w:rFonts w:ascii="Symbol" w:hAnsi="Symbol" w:hint="default"/>
+        <w:sz w:val="20"/>
+      </w:rPr>
+    </w:lvl>
+    <w:lvl w:ilvl="2" w:tentative="1">
+      <w:start w:val="1"/>
+      <w:numFmt w:val="bullet"/>
+      <w:lvlText w:val=""/>
+      <w:lvlJc w:val="left"/>
+      <w:pPr>
+        <w:tabs>
+          <w:tab w:val="num" w:pos="2160"/>
+        </w:tabs>
+        <w:ind w:left="2160" w:hanging="360"/>
+      </w:pPr>
+      <w:rPr>
+        <w:rFonts w:ascii="Symbol" w:hAnsi="Symbol" w:hint="default"/>
+        <w:sz w:val="20"/>
+      </w:rPr>
+    </w:lvl>
+    <w:lvl w:ilvl="3" w:tentative="1">
+      <w:start w:val="1"/>
+      <w:numFmt w:val="bullet"/>
+      <w:lvlText w:val=""/>
+      <w:lvlJc w:val="left"/>
+      <w:pPr>
+        <w:tabs>
+          <w:tab w:val="num" w:pos="2880"/>
+        </w:tabs>
+        <w:ind w:left="2880" w:hanging="360"/>
+      </w:pPr>
+      <w:rPr>
+        <w:rFonts w:ascii="Symbol" w:hAnsi="Symbol" w:hint="default"/>
+        <w:sz w:val="20"/>
+      </w:rPr>
+    </w:lvl>
+    <w:lvl w:ilvl="4" w:tentative="1">
+      <w:start w:val="1"/>
+      <w:numFmt w:val="bullet"/>
+      <w:lvlText w:val=""/>
+      <w:lvlJc w:val="left"/>
+      <w:pPr>
+        <w:tabs>
+          <w:tab w:val="num" w:pos="3600"/>
+        </w:tabs>
+        <w:ind w:left="3600" w:hanging="360"/>
+      </w:pPr>
+      <w:rPr>
+        <w:rFonts w:ascii="Symbol" w:hAnsi="Symbol" w:hint="default"/>
+        <w:sz w:val="20"/>
+      </w:rPr>
+    </w:lvl>
+    <w:lvl w:ilvl="5" w:tentative="1">
+      <w:start w:val="1"/>
+      <w:numFmt w:val="bullet"/>
+      <w:lvlText w:val=""/>
+      <w:lvlJc w:val="left"/>
+      <w:pPr>
+        <w:tabs>
+          <w:tab w:val="num" w:pos="4320"/>
+        </w:tabs>
+        <w:ind w:left="4320" w:hanging="360"/>
+      </w:pPr>
+      <w:rPr>
+        <w:rFonts w:ascii="Symbol" w:hAnsi="Symbol" w:hint="default"/>
+        <w:sz w:val="20"/>
+      </w:rPr>
+    </w:lvl>
+    <w:lvl w:ilvl="6" w:tentative="1">
+      <w:start w:val="1"/>
+      <w:numFmt w:val="bullet"/>
+      <w:lvlText w:val=""/>
+      <w:lvlJc w:val="left"/>
+      <w:pPr>
+        <w:tabs>
+          <w:tab w:val="num" w:pos="5040"/>
+        </w:tabs>
+        <w:ind w:left="5040" w:hanging="360"/>
+      </w:pPr>
+      <w:rPr>
+        <w:rFonts w:ascii="Symbol" w:hAnsi="Symbol" w:hint="default"/>
+        <w:sz w:val="20"/>
+      </w:rPr>
+    </w:lvl>
+    <w:lvl w:ilvl="7" w:tentative="1">
+      <w:start w:val="1"/>
+      <w:numFmt w:val="bullet"/>
+      <w:lvlText w:val=""/>
+      <w:lvlJc w:val="left"/>
+      <w:pPr>
+        <w:tabs>
+          <w:tab w:val="num" w:pos="5760"/>
+        </w:tabs>
+        <w:ind w:left="5760" w:hanging="360"/>
+      </w:pPr>
+      <w:rPr>
+        <w:rFonts w:ascii="Symbol" w:hAnsi="Symbol" w:hint="default"/>
+        <w:sz w:val="20"/>
+      </w:rPr>
+    </w:lvl>
+    <w:lvl w:ilvl="8" w:tentative="1">
+      <w:start w:val="1"/>
+      <w:numFmt w:val="bullet"/>
+      <w:lvlText w:val=""/>
+      <w:lvlJc w:val="left"/>
+      <w:pPr>
+        <w:tabs>
+          <w:tab w:val="num" w:pos="6480"/>
+        </w:tabs>
+        <w:ind w:left="6480" w:hanging="360"/>
+      </w:pPr>
+      <w:rPr>
+        <w:rFonts w:ascii="Symbol" w:hAnsi="Symbol" w:hint="default"/>
+        <w:sz w:val="20"/>
+      </w:rPr>
+    </w:lvl>
+  </w:abstractNum>
+  <w:abstractNum w:abstractNumId="23" w15:restartNumberingAfterBreak="0">
     <w:nsid w:val="2E411F6D"/>
     <w:multiLevelType w:val="multilevel"/>
     <w:tmpl w:val="A634A198"/>
@@ -15536,7 +15269,7 @@
       </w:rPr>
     </w:lvl>
   </w:abstractNum>
-  <w:abstractNum w:abstractNumId="23" w15:restartNumberingAfterBreak="0">
+  <w:abstractNum w:abstractNumId="24" w15:restartNumberingAfterBreak="0">
     <w:nsid w:val="2EB8008F"/>
     <w:multiLevelType w:val="multilevel"/>
     <w:tmpl w:val="17F451B6"/>
@@ -15685,7 +15418,7 @@
       </w:rPr>
     </w:lvl>
   </w:abstractNum>
-  <w:abstractNum w:abstractNumId="24" w15:restartNumberingAfterBreak="0">
+  <w:abstractNum w:abstractNumId="25" w15:restartNumberingAfterBreak="0">
     <w:nsid w:val="301F4580"/>
     <w:multiLevelType w:val="multilevel"/>
     <w:tmpl w:val="E22665B4"/>
@@ -15834,7 +15567,7 @@
       </w:rPr>
     </w:lvl>
   </w:abstractNum>
-  <w:abstractNum w:abstractNumId="25" w15:restartNumberingAfterBreak="0">
+  <w:abstractNum w:abstractNumId="26" w15:restartNumberingAfterBreak="0">
     <w:nsid w:val="33A162AC"/>
     <w:multiLevelType w:val="hybridMultilevel"/>
     <w:tmpl w:val="3AE49D18"/>
@@ -15923,7 +15656,7 @@
       </w:pPr>
     </w:lvl>
   </w:abstractNum>
-  <w:abstractNum w:abstractNumId="26" w15:restartNumberingAfterBreak="0">
+  <w:abstractNum w:abstractNumId="27" w15:restartNumberingAfterBreak="0">
     <w:nsid w:val="3A84254B"/>
     <w:multiLevelType w:val="multilevel"/>
     <w:tmpl w:val="D3A0258A"/>
@@ -16072,7 +15805,7 @@
       </w:rPr>
     </w:lvl>
   </w:abstractNum>
-  <w:abstractNum w:abstractNumId="27" w15:restartNumberingAfterBreak="0">
+  <w:abstractNum w:abstractNumId="28" w15:restartNumberingAfterBreak="0">
     <w:nsid w:val="3BA03386"/>
     <w:multiLevelType w:val="hybridMultilevel"/>
     <w:tmpl w:val="3AE49D18"/>
@@ -16161,7 +15894,7 @@
       </w:pPr>
     </w:lvl>
   </w:abstractNum>
-  <w:abstractNum w:abstractNumId="28" w15:restartNumberingAfterBreak="0">
+  <w:abstractNum w:abstractNumId="29" w15:restartNumberingAfterBreak="0">
     <w:nsid w:val="3BFD0EE3"/>
     <w:multiLevelType w:val="multilevel"/>
     <w:tmpl w:val="A2460714"/>
@@ -16310,7 +16043,7 @@
       </w:rPr>
     </w:lvl>
   </w:abstractNum>
-  <w:abstractNum w:abstractNumId="29" w15:restartNumberingAfterBreak="0">
+  <w:abstractNum w:abstractNumId="30" w15:restartNumberingAfterBreak="0">
     <w:nsid w:val="3E311408"/>
     <w:multiLevelType w:val="hybridMultilevel"/>
     <w:tmpl w:val="3874386C"/>
@@ -16423,7 +16156,7 @@
       </w:rPr>
     </w:lvl>
   </w:abstractNum>
-  <w:abstractNum w:abstractNumId="30" w15:restartNumberingAfterBreak="0">
+  <w:abstractNum w:abstractNumId="31" w15:restartNumberingAfterBreak="0">
     <w:nsid w:val="424F0289"/>
     <w:multiLevelType w:val="hybridMultilevel"/>
     <w:tmpl w:val="2AFED09A"/>
@@ -16513,7 +16246,7 @@
       </w:pPr>
     </w:lvl>
   </w:abstractNum>
-  <w:abstractNum w:abstractNumId="31" w15:restartNumberingAfterBreak="0">
+  <w:abstractNum w:abstractNumId="32" w15:restartNumberingAfterBreak="0">
     <w:nsid w:val="48442093"/>
     <w:multiLevelType w:val="multilevel"/>
     <w:tmpl w:val="D688D5B6"/>
@@ -16662,7 +16395,7 @@
       </w:rPr>
     </w:lvl>
   </w:abstractNum>
-  <w:abstractNum w:abstractNumId="32" w15:restartNumberingAfterBreak="0">
+  <w:abstractNum w:abstractNumId="33" w15:restartNumberingAfterBreak="0">
     <w:nsid w:val="4BA70D25"/>
     <w:multiLevelType w:val="hybridMultilevel"/>
     <w:tmpl w:val="EB70BD26"/>
@@ -16748,7 +16481,7 @@
       </w:pPr>
     </w:lvl>
   </w:abstractNum>
-  <w:abstractNum w:abstractNumId="33" w15:restartNumberingAfterBreak="0">
+  <w:abstractNum w:abstractNumId="34" w15:restartNumberingAfterBreak="0">
     <w:nsid w:val="52D6357C"/>
     <w:multiLevelType w:val="multilevel"/>
     <w:tmpl w:val="3C588EF8"/>
@@ -16897,7 +16630,7 @@
       </w:rPr>
     </w:lvl>
   </w:abstractNum>
-  <w:abstractNum w:abstractNumId="34" w15:restartNumberingAfterBreak="0">
+  <w:abstractNum w:abstractNumId="35" w15:restartNumberingAfterBreak="0">
     <w:nsid w:val="58433E48"/>
     <w:multiLevelType w:val="multilevel"/>
     <w:tmpl w:val="286AE4B2"/>
@@ -17010,7 +16743,7 @@
       </w:pPr>
     </w:lvl>
   </w:abstractNum>
-  <w:abstractNum w:abstractNumId="35" w15:restartNumberingAfterBreak="0">
+  <w:abstractNum w:abstractNumId="36" w15:restartNumberingAfterBreak="0">
     <w:nsid w:val="5849249C"/>
     <w:multiLevelType w:val="multilevel"/>
     <w:tmpl w:val="6E2620F4"/>
@@ -17159,7 +16892,7 @@
       </w:rPr>
     </w:lvl>
   </w:abstractNum>
-  <w:abstractNum w:abstractNumId="36" w15:restartNumberingAfterBreak="0">
+  <w:abstractNum w:abstractNumId="37" w15:restartNumberingAfterBreak="0">
     <w:nsid w:val="66C85AD1"/>
     <w:multiLevelType w:val="hybridMultilevel"/>
     <w:tmpl w:val="630E6ABE"/>
@@ -17245,7 +16978,7 @@
       </w:pPr>
     </w:lvl>
   </w:abstractNum>
-  <w:abstractNum w:abstractNumId="37" w15:restartNumberingAfterBreak="0">
+  <w:abstractNum w:abstractNumId="38" w15:restartNumberingAfterBreak="0">
     <w:nsid w:val="676F5D74"/>
     <w:multiLevelType w:val="hybridMultilevel"/>
     <w:tmpl w:val="09566636"/>
@@ -17334,7 +17067,7 @@
       </w:pPr>
     </w:lvl>
   </w:abstractNum>
-  <w:abstractNum w:abstractNumId="38" w15:restartNumberingAfterBreak="0">
+  <w:abstractNum w:abstractNumId="39" w15:restartNumberingAfterBreak="0">
     <w:nsid w:val="6AE35176"/>
     <w:multiLevelType w:val="hybridMultilevel"/>
     <w:tmpl w:val="F2CE4EBC"/>
@@ -17423,7 +17156,7 @@
       </w:pPr>
     </w:lvl>
   </w:abstractNum>
-  <w:abstractNum w:abstractNumId="39" w15:restartNumberingAfterBreak="0">
+  <w:abstractNum w:abstractNumId="40" w15:restartNumberingAfterBreak="0">
     <w:nsid w:val="6E864EE5"/>
     <w:multiLevelType w:val="hybridMultilevel"/>
     <w:tmpl w:val="CFE4EA78"/>
@@ -17536,7 +17269,7 @@
       </w:rPr>
     </w:lvl>
   </w:abstractNum>
-  <w:abstractNum w:abstractNumId="40" w15:restartNumberingAfterBreak="0">
+  <w:abstractNum w:abstractNumId="41" w15:restartNumberingAfterBreak="0">
     <w:nsid w:val="6F782727"/>
     <w:multiLevelType w:val="multilevel"/>
     <w:tmpl w:val="8B0AA3D0"/>
@@ -17685,7 +17418,7 @@
       </w:rPr>
     </w:lvl>
   </w:abstractNum>
-  <w:abstractNum w:abstractNumId="41" w15:restartNumberingAfterBreak="0">
+  <w:abstractNum w:abstractNumId="42" w15:restartNumberingAfterBreak="0">
     <w:nsid w:val="70B11921"/>
     <w:multiLevelType w:val="multilevel"/>
     <w:tmpl w:val="64544E86"/>
@@ -17834,7 +17567,7 @@
       </w:rPr>
     </w:lvl>
   </w:abstractNum>
-  <w:abstractNum w:abstractNumId="42" w15:restartNumberingAfterBreak="0">
+  <w:abstractNum w:abstractNumId="43" w15:restartNumberingAfterBreak="0">
     <w:nsid w:val="734A3DA3"/>
     <w:multiLevelType w:val="hybridMultilevel"/>
     <w:tmpl w:val="94EA3ED2"/>
@@ -17947,7 +17680,7 @@
       </w:rPr>
     </w:lvl>
   </w:abstractNum>
-  <w:abstractNum w:abstractNumId="43" w15:restartNumberingAfterBreak="0">
+  <w:abstractNum w:abstractNumId="44" w15:restartNumberingAfterBreak="0">
     <w:nsid w:val="73B9401D"/>
     <w:multiLevelType w:val="multilevel"/>
     <w:tmpl w:val="A33267B8"/>
@@ -18096,7 +17829,7 @@
       </w:rPr>
     </w:lvl>
   </w:abstractNum>
-  <w:abstractNum w:abstractNumId="44" w15:restartNumberingAfterBreak="0">
+  <w:abstractNum w:abstractNumId="45" w15:restartNumberingAfterBreak="0">
     <w:nsid w:val="74972380"/>
     <w:multiLevelType w:val="hybridMultilevel"/>
     <w:tmpl w:val="6964900E"/>
@@ -18185,7 +17918,7 @@
       </w:pPr>
     </w:lvl>
   </w:abstractNum>
-  <w:abstractNum w:abstractNumId="45" w15:restartNumberingAfterBreak="0">
+  <w:abstractNum w:abstractNumId="46" w15:restartNumberingAfterBreak="0">
     <w:nsid w:val="751B5569"/>
     <w:multiLevelType w:val="multilevel"/>
     <w:tmpl w:val="B4221C90"/>
@@ -18334,7 +18067,7 @@
       </w:rPr>
     </w:lvl>
   </w:abstractNum>
-  <w:abstractNum w:abstractNumId="46" w15:restartNumberingAfterBreak="0">
+  <w:abstractNum w:abstractNumId="47" w15:restartNumberingAfterBreak="0">
     <w:nsid w:val="790F1487"/>
     <w:multiLevelType w:val="multilevel"/>
     <w:tmpl w:val="5EA6606A"/>
@@ -18483,7 +18216,7 @@
       </w:rPr>
     </w:lvl>
   </w:abstractNum>
-  <w:abstractNum w:abstractNumId="47" w15:restartNumberingAfterBreak="0">
+  <w:abstractNum w:abstractNumId="48" w15:restartNumberingAfterBreak="0">
     <w:nsid w:val="791610BD"/>
     <w:multiLevelType w:val="multilevel"/>
     <w:tmpl w:val="C3E80F32"/>
@@ -18632,7 +18365,7 @@
       </w:rPr>
     </w:lvl>
   </w:abstractNum>
-  <w:abstractNum w:abstractNumId="48" w15:restartNumberingAfterBreak="0">
+  <w:abstractNum w:abstractNumId="49" w15:restartNumberingAfterBreak="0">
     <w:nsid w:val="7FF371BD"/>
     <w:multiLevelType w:val="multilevel"/>
     <w:tmpl w:val="53CAD14C"/>
@@ -18785,7 +18518,7 @@
     <w:abstractNumId w:val="13"/>
   </w:num>
   <w:num w:numId="2" w16cid:durableId="1302618494">
-    <w:abstractNumId w:val="39"/>
+    <w:abstractNumId w:val="40"/>
   </w:num>
   <w:num w:numId="3" w16cid:durableId="785274669">
     <w:abstractNumId w:val="8"/>
@@ -18800,10 +18533,10 @@
     <w:abstractNumId w:val="0"/>
   </w:num>
   <w:num w:numId="7" w16cid:durableId="611128390">
-    <w:abstractNumId w:val="47"/>
+    <w:abstractNumId w:val="48"/>
   </w:num>
   <w:num w:numId="8" w16cid:durableId="1073553026">
-    <w:abstractNumId w:val="43"/>
+    <w:abstractNumId w:val="44"/>
   </w:num>
   <w:num w:numId="9" w16cid:durableId="1331446595">
     <w:abstractNumId w:val="7"/>
@@ -18812,67 +18545,67 @@
     <w:abstractNumId w:val="19"/>
   </w:num>
   <w:num w:numId="11" w16cid:durableId="1929457162">
-    <w:abstractNumId w:val="28"/>
+    <w:abstractNumId w:val="29"/>
   </w:num>
   <w:num w:numId="12" w16cid:durableId="2144540827">
-    <w:abstractNumId w:val="45"/>
+    <w:abstractNumId w:val="46"/>
   </w:num>
   <w:num w:numId="13" w16cid:durableId="309286864">
     <w:abstractNumId w:val="14"/>
   </w:num>
   <w:num w:numId="14" w16cid:durableId="1396051446">
-    <w:abstractNumId w:val="32"/>
+    <w:abstractNumId w:val="33"/>
   </w:num>
   <w:num w:numId="15" w16cid:durableId="251010204">
-    <w:abstractNumId w:val="44"/>
+    <w:abstractNumId w:val="45"/>
   </w:num>
   <w:num w:numId="16" w16cid:durableId="672882311">
-    <w:abstractNumId w:val="30"/>
+    <w:abstractNumId w:val="31"/>
   </w:num>
   <w:num w:numId="17" w16cid:durableId="1352295667">
     <w:abstractNumId w:val="11"/>
   </w:num>
   <w:num w:numId="18" w16cid:durableId="2143034443">
-    <w:abstractNumId w:val="24"/>
+    <w:abstractNumId w:val="25"/>
   </w:num>
   <w:num w:numId="19" w16cid:durableId="1172720809">
     <w:abstractNumId w:val="1"/>
   </w:num>
   <w:num w:numId="20" w16cid:durableId="1780831196">
-    <w:abstractNumId w:val="41"/>
+    <w:abstractNumId w:val="42"/>
   </w:num>
   <w:num w:numId="21" w16cid:durableId="1716588376">
     <w:abstractNumId w:val="21"/>
   </w:num>
   <w:num w:numId="22" w16cid:durableId="1217550963">
-    <w:abstractNumId w:val="35"/>
+    <w:abstractNumId w:val="36"/>
   </w:num>
   <w:num w:numId="23" w16cid:durableId="2103410047">
-    <w:abstractNumId w:val="48"/>
+    <w:abstractNumId w:val="49"/>
   </w:num>
   <w:num w:numId="24" w16cid:durableId="68623947">
     <w:abstractNumId w:val="20"/>
   </w:num>
   <w:num w:numId="25" w16cid:durableId="453520952">
-    <w:abstractNumId w:val="34"/>
+    <w:abstractNumId w:val="35"/>
   </w:num>
   <w:num w:numId="26" w16cid:durableId="1802722075">
-    <w:abstractNumId w:val="46"/>
+    <w:abstractNumId w:val="47"/>
     <w:lvlOverride w:ilvl="0">
       <w:startOverride w:val="1"/>
     </w:lvlOverride>
   </w:num>
   <w:num w:numId="27" w16cid:durableId="1425109365">
-    <w:abstractNumId w:val="46"/>
+    <w:abstractNumId w:val="47"/>
     <w:lvlOverride w:ilvl="0">
       <w:startOverride w:val="2"/>
     </w:lvlOverride>
   </w:num>
   <w:num w:numId="28" w16cid:durableId="1167398195">
-    <w:abstractNumId w:val="38"/>
+    <w:abstractNumId w:val="39"/>
   </w:num>
   <w:num w:numId="29" w16cid:durableId="807745001">
-    <w:abstractNumId w:val="36"/>
+    <w:abstractNumId w:val="37"/>
   </w:num>
   <w:num w:numId="30" w16cid:durableId="1834493637">
     <w:abstractNumId w:val="10"/>
@@ -18899,16 +18632,16 @@
     </w:lvlOverride>
   </w:num>
   <w:num w:numId="34" w16cid:durableId="1843815973">
-    <w:abstractNumId w:val="40"/>
+    <w:abstractNumId w:val="41"/>
   </w:num>
   <w:num w:numId="35" w16cid:durableId="1354303931">
-    <w:abstractNumId w:val="42"/>
+    <w:abstractNumId w:val="43"/>
   </w:num>
   <w:num w:numId="36" w16cid:durableId="1404984249">
     <w:abstractNumId w:val="15"/>
   </w:num>
   <w:num w:numId="37" w16cid:durableId="1253587883">
-    <w:abstractNumId w:val="29"/>
+    <w:abstractNumId w:val="30"/>
   </w:num>
   <w:num w:numId="38" w16cid:durableId="1776438499">
     <w:abstractNumId w:val="9"/>
@@ -18920,10 +18653,10 @@
     <w:abstractNumId w:val="2"/>
   </w:num>
   <w:num w:numId="41" w16cid:durableId="1856457233">
-    <w:abstractNumId w:val="22"/>
+    <w:abstractNumId w:val="23"/>
   </w:num>
   <w:num w:numId="42" w16cid:durableId="891428175">
-    <w:abstractNumId w:val="33"/>
+    <w:abstractNumId w:val="34"/>
   </w:num>
   <w:num w:numId="43" w16cid:durableId="40593586">
     <w:abstractNumId w:val="17"/>
@@ -18932,13 +18665,13 @@
     <w:abstractNumId w:val="12"/>
   </w:num>
   <w:num w:numId="45" w16cid:durableId="98721298">
-    <w:abstractNumId w:val="23"/>
+    <w:abstractNumId w:val="24"/>
   </w:num>
   <w:num w:numId="46" w16cid:durableId="451365161">
-    <w:abstractNumId w:val="31"/>
+    <w:abstractNumId w:val="32"/>
   </w:num>
   <w:num w:numId="47" w16cid:durableId="982809870">
-    <w:abstractNumId w:val="26"/>
+    <w:abstractNumId w:val="27"/>
   </w:num>
   <w:num w:numId="48" w16cid:durableId="1795831719">
     <w:abstractNumId w:val="16"/>
@@ -18950,13 +18683,55 @@
     <w:abstractNumId w:val="18"/>
   </w:num>
   <w:num w:numId="51" w16cid:durableId="736395153">
-    <w:abstractNumId w:val="25"/>
+    <w:abstractNumId w:val="26"/>
   </w:num>
   <w:num w:numId="52" w16cid:durableId="1597248562">
-    <w:abstractNumId w:val="27"/>
+    <w:abstractNumId w:val="28"/>
   </w:num>
   <w:num w:numId="53" w16cid:durableId="207113473">
-    <w:abstractNumId w:val="37"/>
+    <w:abstractNumId w:val="38"/>
+  </w:num>
+  <w:num w:numId="54" w16cid:durableId="178155591">
+    <w:abstractNumId w:val="22"/>
+    <w:lvlOverride w:ilvl="0">
+      <w:startOverride w:val="1"/>
+    </w:lvlOverride>
+  </w:num>
+  <w:num w:numId="55" w16cid:durableId="1249343686">
+    <w:abstractNumId w:val="22"/>
+    <w:lvlOverride w:ilvl="0">
+      <w:startOverride w:val="2"/>
+    </w:lvlOverride>
+  </w:num>
+  <w:num w:numId="56" w16cid:durableId="2102335334">
+    <w:abstractNumId w:val="22"/>
+    <w:lvlOverride w:ilvl="0">
+      <w:startOverride w:val="3"/>
+    </w:lvlOverride>
+  </w:num>
+  <w:num w:numId="57" w16cid:durableId="7606488">
+    <w:abstractNumId w:val="22"/>
+    <w:lvlOverride w:ilvl="0">
+      <w:startOverride w:val="4"/>
+    </w:lvlOverride>
+  </w:num>
+  <w:num w:numId="58" w16cid:durableId="42751421">
+    <w:abstractNumId w:val="22"/>
+    <w:lvlOverride w:ilvl="0">
+      <w:startOverride w:val="5"/>
+    </w:lvlOverride>
+  </w:num>
+  <w:num w:numId="59" w16cid:durableId="859200398">
+    <w:abstractNumId w:val="22"/>
+    <w:lvlOverride w:ilvl="0">
+      <w:startOverride w:val="6"/>
+    </w:lvlOverride>
+  </w:num>
+  <w:num w:numId="60" w16cid:durableId="888423324">
+    <w:abstractNumId w:val="22"/>
+    <w:lvlOverride w:ilvl="0">
+      <w:startOverride w:val="7"/>
+    </w:lvlOverride>
   </w:num>
 </w:numbering>
 </file>

--- a/spring/Spring Question.docx
+++ b/spring/Spring Question.docx
@@ -58,7 +58,7 @@
           <w:r>
             <w:fldChar w:fldCharType="separate"/>
           </w:r>
-          <w:hyperlink w:anchor="_Toc211865440" w:history="1">
+          <w:hyperlink w:anchor="_Toc219144776" w:history="1">
             <w:r>
               <w:rPr>
                 <w:rStyle w:val="Hyperlink"/>
@@ -85,7 +85,7 @@
                 <w:noProof/>
                 <w:webHidden/>
               </w:rPr>
-              <w:instrText xml:space="preserve"> PAGEREF _Toc211865440 \h </w:instrText>
+              <w:instrText xml:space="preserve"> PAGEREF _Toc219144776 \h </w:instrText>
             </w:r>
             <w:r>
               <w:rPr>
@@ -131,7 +131,7 @@
               <w:lang w:eastAsia="en-IN"/>
             </w:rPr>
           </w:pPr>
-          <w:hyperlink w:anchor="_Toc211865441" w:history="1">
+          <w:hyperlink w:anchor="_Toc219144777" w:history="1">
             <w:r>
               <w:rPr>
                 <w:rStyle w:val="Hyperlink"/>
@@ -177,7 +177,7 @@
                 <w:noProof/>
                 <w:webHidden/>
               </w:rPr>
-              <w:instrText xml:space="preserve"> PAGEREF _Toc211865441 \h </w:instrText>
+              <w:instrText xml:space="preserve"> PAGEREF _Toc219144777 \h </w:instrText>
             </w:r>
             <w:r>
               <w:rPr>
@@ -223,7 +223,7 @@
               <w:lang w:eastAsia="en-IN"/>
             </w:rPr>
           </w:pPr>
-          <w:hyperlink w:anchor="_Toc211865442" w:history="1">
+          <w:hyperlink w:anchor="_Toc219144778" w:history="1">
             <w:r>
               <w:rPr>
                 <w:rStyle w:val="Hyperlink"/>
@@ -269,7 +269,7 @@
                 <w:noProof/>
                 <w:webHidden/>
               </w:rPr>
-              <w:instrText xml:space="preserve"> PAGEREF _Toc211865442 \h </w:instrText>
+              <w:instrText xml:space="preserve"> PAGEREF _Toc219144778 \h </w:instrText>
             </w:r>
             <w:r>
               <w:rPr>
@@ -315,7 +315,7 @@
               <w:lang w:eastAsia="en-IN"/>
             </w:rPr>
           </w:pPr>
-          <w:hyperlink w:anchor="_Toc211865443" w:history="1">
+          <w:hyperlink w:anchor="_Toc219144779" w:history="1">
             <w:r>
               <w:rPr>
                 <w:rStyle w:val="Hyperlink"/>
@@ -361,7 +361,7 @@
                 <w:noProof/>
                 <w:webHidden/>
               </w:rPr>
-              <w:instrText xml:space="preserve"> PAGEREF _Toc211865443 \h </w:instrText>
+              <w:instrText xml:space="preserve"> PAGEREF _Toc219144779 \h </w:instrText>
             </w:r>
             <w:r>
               <w:rPr>
@@ -407,7 +407,7 @@
               <w:lang w:eastAsia="en-IN"/>
             </w:rPr>
           </w:pPr>
-          <w:hyperlink w:anchor="_Toc211865444" w:history="1">
+          <w:hyperlink w:anchor="_Toc219144780" w:history="1">
             <w:r>
               <w:rPr>
                 <w:rStyle w:val="Hyperlink"/>
@@ -453,7 +453,7 @@
                 <w:noProof/>
                 <w:webHidden/>
               </w:rPr>
-              <w:instrText xml:space="preserve"> PAGEREF _Toc211865444 \h </w:instrText>
+              <w:instrText xml:space="preserve"> PAGEREF _Toc219144780 \h </w:instrText>
             </w:r>
             <w:r>
               <w:rPr>
@@ -499,7 +499,7 @@
               <w:lang w:eastAsia="en-IN"/>
             </w:rPr>
           </w:pPr>
-          <w:hyperlink w:anchor="_Toc211865445" w:history="1">
+          <w:hyperlink w:anchor="_Toc219144781" w:history="1">
             <w:r>
               <w:rPr>
                 <w:rStyle w:val="Hyperlink"/>
@@ -524,7 +524,7 @@
                 <w:noProof/>
                 <w:bdr w:val="none" w:sz="0" w:space="0" w:color="auto" w:frame="1"/>
               </w:rPr>
-              <w:t>Compare XML-based, annotation-based, and Java-based configuration. When would you use each?</w:t>
+              <w:t>What is mean by DI?</w:t>
             </w:r>
             <w:r>
               <w:rPr>
@@ -545,7 +545,7 @@
                 <w:noProof/>
                 <w:webHidden/>
               </w:rPr>
-              <w:instrText xml:space="preserve"> PAGEREF _Toc211865445 \h </w:instrText>
+              <w:instrText xml:space="preserve"> PAGEREF _Toc219144781 \h </w:instrText>
             </w:r>
             <w:r>
               <w:rPr>
@@ -591,7 +591,7 @@
               <w:lang w:eastAsia="en-IN"/>
             </w:rPr>
           </w:pPr>
-          <w:hyperlink w:anchor="_Toc211865446" w:history="1">
+          <w:hyperlink w:anchor="_Toc219144782" w:history="1">
             <w:r>
               <w:rPr>
                 <w:rStyle w:val="Hyperlink"/>
@@ -616,7 +616,7 @@
                 <w:noProof/>
                 <w:bdr w:val="none" w:sz="0" w:space="0" w:color="auto" w:frame="1"/>
               </w:rPr>
-              <w:t>Differentiate between constructor injection and setter injection</w:t>
+              <w:t>Compare XML-based, annotation-based, and Java-based configuration. When would you use each?</w:t>
             </w:r>
             <w:r>
               <w:rPr>
@@ -637,7 +637,7 @@
                 <w:noProof/>
                 <w:webHidden/>
               </w:rPr>
-              <w:instrText xml:space="preserve"> PAGEREF _Toc211865446 \h </w:instrText>
+              <w:instrText xml:space="preserve"> PAGEREF _Toc219144782 \h </w:instrText>
             </w:r>
             <w:r>
               <w:rPr>
@@ -657,7 +657,7 @@
                 <w:noProof/>
                 <w:webHidden/>
               </w:rPr>
-              <w:t>10</w:t>
+              <w:t>7</w:t>
             </w:r>
             <w:r>
               <w:rPr>
@@ -683,7 +683,7 @@
               <w:lang w:eastAsia="en-IN"/>
             </w:rPr>
           </w:pPr>
-          <w:hyperlink w:anchor="_Toc211865447" w:history="1">
+          <w:hyperlink w:anchor="_Toc219144783" w:history="1">
             <w:r>
               <w:rPr>
                 <w:rStyle w:val="Hyperlink"/>
@@ -708,7 +708,7 @@
                 <w:noProof/>
                 <w:bdr w:val="none" w:sz="0" w:space="0" w:color="auto" w:frame="1"/>
               </w:rPr>
-              <w:t>What are the different bean scopes in Spring? Explain each with examples</w:t>
+              <w:t>Differentiate between constructor injection and setter injection</w:t>
             </w:r>
             <w:r>
               <w:rPr>
@@ -729,7 +729,7 @@
                 <w:noProof/>
                 <w:webHidden/>
               </w:rPr>
-              <w:instrText xml:space="preserve"> PAGEREF _Toc211865447 \h </w:instrText>
+              <w:instrText xml:space="preserve"> PAGEREF _Toc219144783 \h </w:instrText>
             </w:r>
             <w:r>
               <w:rPr>
@@ -775,7 +775,7 @@
               <w:lang w:eastAsia="en-IN"/>
             </w:rPr>
           </w:pPr>
-          <w:hyperlink w:anchor="_Toc211865448" w:history="1">
+          <w:hyperlink w:anchor="_Toc219144784" w:history="1">
             <w:r>
               <w:rPr>
                 <w:rStyle w:val="Hyperlink"/>
@@ -800,7 +800,7 @@
                 <w:noProof/>
                 <w:bdr w:val="none" w:sz="0" w:space="0" w:color="auto" w:frame="1"/>
               </w:rPr>
-              <w:t>Explain the lifecycle of bean</w:t>
+              <w:t>What are the different bean scopes in Spring? Explain each with examples</w:t>
             </w:r>
             <w:r>
               <w:rPr>
@@ -821,7 +821,7 @@
                 <w:noProof/>
                 <w:webHidden/>
               </w:rPr>
-              <w:instrText xml:space="preserve"> PAGEREF _Toc211865448 \h </w:instrText>
+              <w:instrText xml:space="preserve"> PAGEREF _Toc219144784 \h </w:instrText>
             </w:r>
             <w:r>
               <w:rPr>
@@ -841,7 +841,7 @@
                 <w:noProof/>
                 <w:webHidden/>
               </w:rPr>
-              <w:t>13</w:t>
+              <w:t>10</w:t>
             </w:r>
             <w:r>
               <w:rPr>
@@ -867,7 +867,7 @@
               <w:lang w:eastAsia="en-IN"/>
             </w:rPr>
           </w:pPr>
-          <w:hyperlink w:anchor="_Toc211865449" w:history="1">
+          <w:hyperlink w:anchor="_Toc219144785" w:history="1">
             <w:r>
               <w:rPr>
                 <w:rStyle w:val="Hyperlink"/>
@@ -892,7 +892,7 @@
                 <w:noProof/>
                 <w:bdr w:val="none" w:sz="0" w:space="0" w:color="auto" w:frame="1"/>
               </w:rPr>
-              <w:t>What is lazy initialization in Spring? When and why would you use it?</w:t>
+              <w:t>Explain the lifecycle of bean</w:t>
             </w:r>
             <w:r>
               <w:rPr>
@@ -913,7 +913,7 @@
                 <w:noProof/>
                 <w:webHidden/>
               </w:rPr>
-              <w:instrText xml:space="preserve"> PAGEREF _Toc211865449 \h </w:instrText>
+              <w:instrText xml:space="preserve"> PAGEREF _Toc219144785 \h </w:instrText>
             </w:r>
             <w:r>
               <w:rPr>
@@ -959,7 +959,7 @@
               <w:lang w:eastAsia="en-IN"/>
             </w:rPr>
           </w:pPr>
-          <w:hyperlink w:anchor="_Toc211865450" w:history="1">
+          <w:hyperlink w:anchor="_Toc219144786" w:history="1">
             <w:r>
               <w:rPr>
                 <w:rStyle w:val="Hyperlink"/>
@@ -984,7 +984,7 @@
                 <w:noProof/>
                 <w:bdr w:val="none" w:sz="0" w:space="0" w:color="auto" w:frame="1"/>
               </w:rPr>
-              <w:t>Explain the different types of Autowiring</w:t>
+              <w:t>What is lazy initialization in Spring? When and why would you use it?</w:t>
             </w:r>
             <w:r>
               <w:rPr>
@@ -1005,7 +1005,7 @@
                 <w:noProof/>
                 <w:webHidden/>
               </w:rPr>
-              <w:instrText xml:space="preserve"> PAGEREF _Toc211865450 \h </w:instrText>
+              <w:instrText xml:space="preserve"> PAGEREF _Toc219144786 \h </w:instrText>
             </w:r>
             <w:r>
               <w:rPr>
@@ -1025,7 +1025,7 @@
                 <w:noProof/>
                 <w:webHidden/>
               </w:rPr>
-              <w:t>14</w:t>
+              <w:t>13</w:t>
             </w:r>
             <w:r>
               <w:rPr>
@@ -1051,7 +1051,7 @@
               <w:lang w:eastAsia="en-IN"/>
             </w:rPr>
           </w:pPr>
-          <w:hyperlink w:anchor="_Toc211865451" w:history="1">
+          <w:hyperlink w:anchor="_Toc219144787" w:history="1">
             <w:r>
               <w:rPr>
                 <w:rStyle w:val="Hyperlink"/>
@@ -1076,7 +1076,7 @@
                 <w:noProof/>
                 <w:bdr w:val="none" w:sz="0" w:space="0" w:color="auto" w:frame="1"/>
               </w:rPr>
-              <w:t>What is the use of @Qualifier annotation? Demonstrate it with an example</w:t>
+              <w:t>Explain the different types of Autowiring</w:t>
             </w:r>
             <w:r>
               <w:rPr>
@@ -1097,7 +1097,7 @@
                 <w:noProof/>
                 <w:webHidden/>
               </w:rPr>
-              <w:instrText xml:space="preserve"> PAGEREF _Toc211865451 \h </w:instrText>
+              <w:instrText xml:space="preserve"> PAGEREF _Toc219144787 \h </w:instrText>
             </w:r>
             <w:r>
               <w:rPr>
@@ -1143,7 +1143,7 @@
               <w:lang w:eastAsia="en-IN"/>
             </w:rPr>
           </w:pPr>
-          <w:hyperlink w:anchor="_Toc211865452" w:history="1">
+          <w:hyperlink w:anchor="_Toc219144788" w:history="1">
             <w:r>
               <w:rPr>
                 <w:rStyle w:val="Hyperlink"/>
@@ -1168,7 +1168,7 @@
                 <w:noProof/>
                 <w:bdr w:val="none" w:sz="0" w:space="0" w:color="auto" w:frame="1"/>
               </w:rPr>
-              <w:t>What is a circular dependency in Spring, and why does it occur? And how to solve it?</w:t>
+              <w:t>What is the use of @Qualifier annotation? Demonstrate it with an example</w:t>
             </w:r>
             <w:r>
               <w:rPr>
@@ -1189,7 +1189,7 @@
                 <w:noProof/>
                 <w:webHidden/>
               </w:rPr>
-              <w:instrText xml:space="preserve"> PAGEREF _Toc211865452 \h </w:instrText>
+              <w:instrText xml:space="preserve"> PAGEREF _Toc219144788 \h </w:instrText>
             </w:r>
             <w:r>
               <w:rPr>
@@ -1235,7 +1235,7 @@
               <w:lang w:eastAsia="en-IN"/>
             </w:rPr>
           </w:pPr>
-          <w:hyperlink w:anchor="_Toc211865453" w:history="1">
+          <w:hyperlink w:anchor="_Toc219144789" w:history="1">
             <w:r>
               <w:rPr>
                 <w:rStyle w:val="Hyperlink"/>
@@ -1260,7 +1260,7 @@
                 <w:noProof/>
                 <w:bdr w:val="none" w:sz="0" w:space="0" w:color="auto" w:frame="1"/>
               </w:rPr>
-              <w:t>What is transitive dependency?</w:t>
+              <w:t>What is a circular dependency in Spring, and why does it occur? And how to solve it?</w:t>
             </w:r>
             <w:r>
               <w:rPr>
@@ -1281,7 +1281,7 @@
                 <w:noProof/>
                 <w:webHidden/>
               </w:rPr>
-              <w:instrText xml:space="preserve"> PAGEREF _Toc211865453 \h </w:instrText>
+              <w:instrText xml:space="preserve"> PAGEREF _Toc219144789 \h </w:instrText>
             </w:r>
             <w:r>
               <w:rPr>
@@ -1327,7 +1327,7 @@
               <w:lang w:eastAsia="en-IN"/>
             </w:rPr>
           </w:pPr>
-          <w:hyperlink w:anchor="_Toc211865454" w:history="1">
+          <w:hyperlink w:anchor="_Toc219144790" w:history="1">
             <w:r>
               <w:rPr>
                 <w:rStyle w:val="Hyperlink"/>
@@ -1352,6 +1352,98 @@
                 <w:noProof/>
                 <w:bdr w:val="none" w:sz="0" w:space="0" w:color="auto" w:frame="1"/>
               </w:rPr>
+              <w:t>What is transitive dependency?</w:t>
+            </w:r>
+            <w:r>
+              <w:rPr>
+                <w:noProof/>
+                <w:webHidden/>
+              </w:rPr>
+              <w:tab/>
+            </w:r>
+            <w:r>
+              <w:rPr>
+                <w:noProof/>
+                <w:webHidden/>
+              </w:rPr>
+              <w:fldChar w:fldCharType="begin"/>
+            </w:r>
+            <w:r>
+              <w:rPr>
+                <w:noProof/>
+                <w:webHidden/>
+              </w:rPr>
+              <w:instrText xml:space="preserve"> PAGEREF _Toc219144790 \h </w:instrText>
+            </w:r>
+            <w:r>
+              <w:rPr>
+                <w:noProof/>
+                <w:webHidden/>
+              </w:rPr>
+            </w:r>
+            <w:r>
+              <w:rPr>
+                <w:noProof/>
+                <w:webHidden/>
+              </w:rPr>
+              <w:fldChar w:fldCharType="separate"/>
+            </w:r>
+            <w:r>
+              <w:rPr>
+                <w:noProof/>
+                <w:webHidden/>
+              </w:rPr>
+              <w:t>14</w:t>
+            </w:r>
+            <w:r>
+              <w:rPr>
+                <w:noProof/>
+                <w:webHidden/>
+              </w:rPr>
+              <w:fldChar w:fldCharType="end"/>
+            </w:r>
+          </w:hyperlink>
+        </w:p>
+        <w:p>
+          <w:pPr>
+            <w:pStyle w:val="TOC3"/>
+            <w:tabs>
+              <w:tab w:val="left" w:pos="1200"/>
+              <w:tab w:val="right" w:leader="dot" w:pos="10456"/>
+            </w:tabs>
+            <w:rPr>
+              <w:rFonts w:eastAsiaTheme="minorEastAsia"/>
+              <w:noProof/>
+              <w:sz w:val="24"/>
+              <w:szCs w:val="24"/>
+              <w:lang w:eastAsia="en-IN"/>
+            </w:rPr>
+          </w:pPr>
+          <w:hyperlink w:anchor="_Toc219144791" w:history="1">
+            <w:r>
+              <w:rPr>
+                <w:rStyle w:val="Hyperlink"/>
+                <w:noProof/>
+                <w:bdr w:val="none" w:sz="0" w:space="0" w:color="auto" w:frame="1"/>
+              </w:rPr>
+              <w:t>15.</w:t>
+            </w:r>
+            <w:r>
+              <w:rPr>
+                <w:rFonts w:eastAsiaTheme="minorEastAsia"/>
+                <w:noProof/>
+                <w:sz w:val="24"/>
+                <w:szCs w:val="24"/>
+                <w:lang w:eastAsia="en-IN"/>
+              </w:rPr>
+              <w:tab/>
+            </w:r>
+            <w:r>
+              <w:rPr>
+                <w:rStyle w:val="Hyperlink"/>
+                <w:noProof/>
+                <w:bdr w:val="none" w:sz="0" w:space="0" w:color="auto" w:frame="1"/>
+              </w:rPr>
               <w:t>What is ApplicationContext and BeanFactory Container?</w:t>
             </w:r>
             <w:r>
@@ -1373,7 +1465,7 @@
                 <w:noProof/>
                 <w:webHidden/>
               </w:rPr>
-              <w:instrText xml:space="preserve"> PAGEREF _Toc211865454 \h </w:instrText>
+              <w:instrText xml:space="preserve"> PAGEREF _Toc219144791 \h </w:instrText>
             </w:r>
             <w:r>
               <w:rPr>
@@ -1418,7 +1510,7 @@
               <w:lang w:eastAsia="en-IN"/>
             </w:rPr>
           </w:pPr>
-          <w:hyperlink w:anchor="_Toc211865455" w:history="1">
+          <w:hyperlink w:anchor="_Toc219144792" w:history="1">
             <w:r>
               <w:rPr>
                 <w:rStyle w:val="Hyperlink"/>
@@ -1445,7 +1537,7 @@
                 <w:noProof/>
                 <w:webHidden/>
               </w:rPr>
-              <w:instrText xml:space="preserve"> PAGEREF _Toc211865455 \h </w:instrText>
+              <w:instrText xml:space="preserve"> PAGEREF _Toc219144792 \h </w:instrText>
             </w:r>
             <w:r>
               <w:rPr>
@@ -1491,7 +1583,7 @@
               <w:lang w:eastAsia="en-IN"/>
             </w:rPr>
           </w:pPr>
-          <w:hyperlink w:anchor="_Toc211865456" w:history="1">
+          <w:hyperlink w:anchor="_Toc219144793" w:history="1">
             <w:r>
               <w:rPr>
                 <w:rStyle w:val="Hyperlink"/>
@@ -1537,7 +1629,7 @@
                 <w:noProof/>
                 <w:webHidden/>
               </w:rPr>
-              <w:instrText xml:space="preserve"> PAGEREF _Toc211865456 \h </w:instrText>
+              <w:instrText xml:space="preserve"> PAGEREF _Toc219144793 \h </w:instrText>
             </w:r>
             <w:r>
               <w:rPr>
@@ -1583,7 +1675,7 @@
               <w:lang w:eastAsia="en-IN"/>
             </w:rPr>
           </w:pPr>
-          <w:hyperlink w:anchor="_Toc211865457" w:history="1">
+          <w:hyperlink w:anchor="_Toc219144794" w:history="1">
             <w:r>
               <w:rPr>
                 <w:rStyle w:val="Hyperlink"/>
@@ -1629,7 +1721,7 @@
                 <w:noProof/>
                 <w:webHidden/>
               </w:rPr>
-              <w:instrText xml:space="preserve"> PAGEREF _Toc211865457 \h </w:instrText>
+              <w:instrText xml:space="preserve"> PAGEREF _Toc219144794 \h </w:instrText>
             </w:r>
             <w:r>
               <w:rPr>
@@ -1675,7 +1767,7 @@
               <w:lang w:eastAsia="en-IN"/>
             </w:rPr>
           </w:pPr>
-          <w:hyperlink w:anchor="_Toc211865458" w:history="1">
+          <w:hyperlink w:anchor="_Toc219144795" w:history="1">
             <w:r>
               <w:rPr>
                 <w:rStyle w:val="Hyperlink"/>
@@ -1721,7 +1813,7 @@
                 <w:noProof/>
                 <w:webHidden/>
               </w:rPr>
-              <w:instrText xml:space="preserve"> PAGEREF _Toc211865458 \h </w:instrText>
+              <w:instrText xml:space="preserve"> PAGEREF _Toc219144795 \h </w:instrText>
             </w:r>
             <w:r>
               <w:rPr>
@@ -1767,7 +1859,7 @@
               <w:lang w:eastAsia="en-IN"/>
             </w:rPr>
           </w:pPr>
-          <w:hyperlink w:anchor="_Toc211865459" w:history="1">
+          <w:hyperlink w:anchor="_Toc219144796" w:history="1">
             <w:r>
               <w:rPr>
                 <w:rStyle w:val="Hyperlink"/>
@@ -1813,7 +1905,7 @@
                 <w:noProof/>
                 <w:webHidden/>
               </w:rPr>
-              <w:instrText xml:space="preserve"> PAGEREF _Toc211865459 \h </w:instrText>
+              <w:instrText xml:space="preserve"> PAGEREF _Toc219144796 \h </w:instrText>
             </w:r>
             <w:r>
               <w:rPr>
@@ -1859,7 +1951,7 @@
               <w:lang w:eastAsia="en-IN"/>
             </w:rPr>
           </w:pPr>
-          <w:hyperlink w:anchor="_Toc211865460" w:history="1">
+          <w:hyperlink w:anchor="_Toc219144797" w:history="1">
             <w:r>
               <w:rPr>
                 <w:rStyle w:val="Hyperlink"/>
@@ -1905,7 +1997,7 @@
                 <w:noProof/>
                 <w:webHidden/>
               </w:rPr>
-              <w:instrText xml:space="preserve"> PAGEREF _Toc211865460 \h </w:instrText>
+              <w:instrText xml:space="preserve"> PAGEREF _Toc219144797 \h </w:instrText>
             </w:r>
             <w:r>
               <w:rPr>
@@ -1951,7 +2043,7 @@
               <w:lang w:eastAsia="en-IN"/>
             </w:rPr>
           </w:pPr>
-          <w:hyperlink w:anchor="_Toc211865461" w:history="1">
+          <w:hyperlink w:anchor="_Toc219144798" w:history="1">
             <w:r>
               <w:rPr>
                 <w:rStyle w:val="Hyperlink"/>
@@ -1997,7 +2089,7 @@
                 <w:noProof/>
                 <w:webHidden/>
               </w:rPr>
-              <w:instrText xml:space="preserve"> PAGEREF _Toc211865461 \h </w:instrText>
+              <w:instrText xml:space="preserve"> PAGEREF _Toc219144798 \h </w:instrText>
             </w:r>
             <w:r>
               <w:rPr>
@@ -2043,7 +2135,7 @@
               <w:lang w:eastAsia="en-IN"/>
             </w:rPr>
           </w:pPr>
-          <w:hyperlink w:anchor="_Toc211865462" w:history="1">
+          <w:hyperlink w:anchor="_Toc219144799" w:history="1">
             <w:r>
               <w:rPr>
                 <w:rStyle w:val="Hyperlink"/>
@@ -2087,7 +2179,7 @@
                 <w:noProof/>
                 <w:webHidden/>
               </w:rPr>
-              <w:instrText xml:space="preserve"> PAGEREF _Toc211865462 \h </w:instrText>
+              <w:instrText xml:space="preserve"> PAGEREF _Toc219144799 \h </w:instrText>
             </w:r>
             <w:r>
               <w:rPr>
@@ -2133,7 +2225,7 @@
               <w:lang w:eastAsia="en-IN"/>
             </w:rPr>
           </w:pPr>
-          <w:hyperlink w:anchor="_Toc211865463" w:history="1">
+          <w:hyperlink w:anchor="_Toc219144800" w:history="1">
             <w:r>
               <w:rPr>
                 <w:rStyle w:val="Hyperlink"/>
@@ -2177,7 +2269,7 @@
                 <w:noProof/>
                 <w:webHidden/>
               </w:rPr>
-              <w:instrText xml:space="preserve"> PAGEREF _Toc211865463 \h </w:instrText>
+              <w:instrText xml:space="preserve"> PAGEREF _Toc219144800 \h </w:instrText>
             </w:r>
             <w:r>
               <w:rPr>
@@ -2223,7 +2315,7 @@
               <w:lang w:eastAsia="en-IN"/>
             </w:rPr>
           </w:pPr>
-          <w:hyperlink w:anchor="_Toc211865464" w:history="1">
+          <w:hyperlink w:anchor="_Toc219144801" w:history="1">
             <w:r>
               <w:rPr>
                 <w:rStyle w:val="Hyperlink"/>
@@ -2267,7 +2359,7 @@
                 <w:noProof/>
                 <w:webHidden/>
               </w:rPr>
-              <w:instrText xml:space="preserve"> PAGEREF _Toc211865464 \h </w:instrText>
+              <w:instrText xml:space="preserve"> PAGEREF _Toc219144801 \h </w:instrText>
             </w:r>
             <w:r>
               <w:rPr>
@@ -2313,7 +2405,7 @@
               <w:lang w:eastAsia="en-IN"/>
             </w:rPr>
           </w:pPr>
-          <w:hyperlink w:anchor="_Toc211865465" w:history="1">
+          <w:hyperlink w:anchor="_Toc219144802" w:history="1">
             <w:r>
               <w:rPr>
                 <w:rStyle w:val="Hyperlink"/>
@@ -2357,7 +2449,7 @@
                 <w:noProof/>
                 <w:webHidden/>
               </w:rPr>
-              <w:instrText xml:space="preserve"> PAGEREF _Toc211865465 \h </w:instrText>
+              <w:instrText xml:space="preserve"> PAGEREF _Toc219144802 \h </w:instrText>
             </w:r>
             <w:r>
               <w:rPr>
@@ -2403,7 +2495,7 @@
               <w:lang w:eastAsia="en-IN"/>
             </w:rPr>
           </w:pPr>
-          <w:hyperlink w:anchor="_Toc211865466" w:history="1">
+          <w:hyperlink w:anchor="_Toc219144803" w:history="1">
             <w:r>
               <w:rPr>
                 <w:rStyle w:val="Hyperlink"/>
@@ -2447,7 +2539,7 @@
                 <w:noProof/>
                 <w:webHidden/>
               </w:rPr>
-              <w:instrText xml:space="preserve"> PAGEREF _Toc211865466 \h </w:instrText>
+              <w:instrText xml:space="preserve"> PAGEREF _Toc219144803 \h </w:instrText>
             </w:r>
             <w:r>
               <w:rPr>
@@ -2493,7 +2585,7 @@
               <w:lang w:eastAsia="en-IN"/>
             </w:rPr>
           </w:pPr>
-          <w:hyperlink w:anchor="_Toc211865467" w:history="1">
+          <w:hyperlink w:anchor="_Toc219144804" w:history="1">
             <w:r>
               <w:rPr>
                 <w:rStyle w:val="Hyperlink"/>
@@ -2537,7 +2629,7 @@
                 <w:noProof/>
                 <w:webHidden/>
               </w:rPr>
-              <w:instrText xml:space="preserve"> PAGEREF _Toc211865467 \h </w:instrText>
+              <w:instrText xml:space="preserve"> PAGEREF _Toc219144804 \h </w:instrText>
             </w:r>
             <w:r>
               <w:rPr>
@@ -2583,7 +2675,7 @@
               <w:lang w:eastAsia="en-IN"/>
             </w:rPr>
           </w:pPr>
-          <w:hyperlink w:anchor="_Toc211865468" w:history="1">
+          <w:hyperlink w:anchor="_Toc219144805" w:history="1">
             <w:r>
               <w:rPr>
                 <w:rStyle w:val="Hyperlink"/>
@@ -2627,7 +2719,7 @@
                 <w:noProof/>
                 <w:webHidden/>
               </w:rPr>
-              <w:instrText xml:space="preserve"> PAGEREF _Toc211865468 \h </w:instrText>
+              <w:instrText xml:space="preserve"> PAGEREF _Toc219144805 \h </w:instrText>
             </w:r>
             <w:r>
               <w:rPr>
@@ -2673,7 +2765,7 @@
               <w:lang w:eastAsia="en-IN"/>
             </w:rPr>
           </w:pPr>
-          <w:hyperlink w:anchor="_Toc211865469" w:history="1">
+          <w:hyperlink w:anchor="_Toc219144806" w:history="1">
             <w:r>
               <w:rPr>
                 <w:rStyle w:val="Hyperlink"/>
@@ -2717,7 +2809,7 @@
                 <w:noProof/>
                 <w:webHidden/>
               </w:rPr>
-              <w:instrText xml:space="preserve"> PAGEREF _Toc211865469 \h </w:instrText>
+              <w:instrText xml:space="preserve"> PAGEREF _Toc219144806 \h </w:instrText>
             </w:r>
             <w:r>
               <w:rPr>
@@ -2763,7 +2855,7 @@
               <w:lang w:eastAsia="en-IN"/>
             </w:rPr>
           </w:pPr>
-          <w:hyperlink w:anchor="_Toc211865470" w:history="1">
+          <w:hyperlink w:anchor="_Toc219144807" w:history="1">
             <w:r>
               <w:rPr>
                 <w:rStyle w:val="Hyperlink"/>
@@ -2807,7 +2899,7 @@
                 <w:noProof/>
                 <w:webHidden/>
               </w:rPr>
-              <w:instrText xml:space="preserve"> PAGEREF _Toc211865470 \h </w:instrText>
+              <w:instrText xml:space="preserve"> PAGEREF _Toc219144807 \h </w:instrText>
             </w:r>
             <w:r>
               <w:rPr>
@@ -2852,7 +2944,7 @@
               <w:lang w:eastAsia="en-IN"/>
             </w:rPr>
           </w:pPr>
-          <w:hyperlink w:anchor="_Toc211865471" w:history="1">
+          <w:hyperlink w:anchor="_Toc219144808" w:history="1">
             <w:r>
               <w:rPr>
                 <w:rStyle w:val="Hyperlink"/>
@@ -2879,7 +2971,7 @@
                 <w:noProof/>
                 <w:webHidden/>
               </w:rPr>
-              <w:instrText xml:space="preserve"> PAGEREF _Toc211865471 \h </w:instrText>
+              <w:instrText xml:space="preserve"> PAGEREF _Toc219144808 \h </w:instrText>
             </w:r>
             <w:r>
               <w:rPr>
@@ -2925,7 +3017,7 @@
               <w:lang w:eastAsia="en-IN"/>
             </w:rPr>
           </w:pPr>
-          <w:hyperlink w:anchor="_Toc211865472" w:history="1">
+          <w:hyperlink w:anchor="_Toc219144809" w:history="1">
             <w:r>
               <w:rPr>
                 <w:rStyle w:val="Hyperlink"/>
@@ -2969,7 +3061,7 @@
                 <w:noProof/>
                 <w:webHidden/>
               </w:rPr>
-              <w:instrText xml:space="preserve"> PAGEREF _Toc211865472 \h </w:instrText>
+              <w:instrText xml:space="preserve"> PAGEREF _Toc219144809 \h </w:instrText>
             </w:r>
             <w:r>
               <w:rPr>
@@ -3050,7 +3142,7 @@
       <w:pPr>
         <w:pStyle w:val="Heading2"/>
       </w:pPr>
-      <w:bookmarkStart w:id="0" w:name="_Toc211865440"/>
+      <w:bookmarkStart w:id="0" w:name="_Toc219144776"/>
       <w:r>
         <w:lastRenderedPageBreak/>
         <w:t>Spring Core</w:t>
@@ -3068,7 +3160,7 @@
           <w:bdr w:val="none" w:sz="0" w:space="0" w:color="auto" w:frame="1"/>
         </w:rPr>
       </w:pPr>
-      <w:bookmarkStart w:id="1" w:name="_Toc211865441"/>
+      <w:bookmarkStart w:id="1" w:name="_Toc219144777"/>
       <w:r>
         <w:rPr>
           <w:bdr w:val="none" w:sz="0" w:space="0" w:color="auto" w:frame="1"/>
@@ -3107,7 +3199,7 @@
           <w:bdr w:val="none" w:sz="0" w:space="0" w:color="auto" w:frame="1"/>
         </w:rPr>
       </w:pPr>
-      <w:bookmarkStart w:id="2" w:name="_Toc211865442"/>
+      <w:bookmarkStart w:id="2" w:name="_Toc219144778"/>
       <w:r>
         <w:rPr>
           <w:bdr w:val="none" w:sz="0" w:space="0" w:color="auto" w:frame="1"/>
@@ -3305,23 +3397,7 @@
           <w:b/>
           <w:bCs/>
         </w:rPr>
-        <w:t>Spring Expression Language (</w:t>
-      </w:r>
-      <w:proofErr w:type="spellStart"/>
-      <w:r>
-        <w:rPr>
-          <w:b/>
-          <w:bCs/>
-        </w:rPr>
-        <w:t>SpEL</w:t>
-      </w:r>
-      <w:proofErr w:type="spellEnd"/>
-      <w:r>
-        <w:rPr>
-          <w:b/>
-          <w:bCs/>
-        </w:rPr>
-        <w:t>)</w:t>
+        <w:t>Spring Expression Language (SpEL)</w:t>
       </w:r>
     </w:p>
     <w:p>
@@ -3329,15 +3405,7 @@
         <w:ind w:left="360" w:firstLine="360"/>
       </w:pPr>
       <w:r>
-        <w:t>The Spring Expression Language (</w:t>
-      </w:r>
-      <w:proofErr w:type="spellStart"/>
-      <w:r>
-        <w:t>SpEL</w:t>
-      </w:r>
-      <w:proofErr w:type="spellEnd"/>
-      <w:r>
-        <w:t>) allows injecting dynamic values into beans by evaluating expressions at runtime. It supports arithmetic operations, accessing system properties, calling bean methods, and conditional logic. For example:</w:t>
+        <w:t>The Spring Expression Language (SpEL) allows injecting dynamic values into beans by evaluating expressions at runtime. It supports arithmetic operations, accessing system properties, calling bean methods, and conditional logic. For example:</w:t>
       </w:r>
     </w:p>
     <w:p>
@@ -3434,7 +3502,7 @@
           <w:bdr w:val="none" w:sz="0" w:space="0" w:color="auto" w:frame="1"/>
         </w:rPr>
       </w:pPr>
-      <w:bookmarkStart w:id="3" w:name="_Toc211865443"/>
+      <w:bookmarkStart w:id="3" w:name="_Toc219144779"/>
       <w:r>
         <w:rPr>
           <w:bdr w:val="none" w:sz="0" w:space="0" w:color="auto" w:frame="1"/>
@@ -3460,15 +3528,7 @@
         <w:ind w:left="360" w:firstLine="360"/>
       </w:pPr>
       <w:r>
-        <w:t xml:space="preserve">IoC stands for Inversion of Control means transferring the control of managing the dependencies and their injection when required from the application to the container/framework, </w:t>
-      </w:r>
-      <w:proofErr w:type="gramStart"/>
-      <w:r>
-        <w:t>It</w:t>
-      </w:r>
-      <w:proofErr w:type="gramEnd"/>
-      <w:r>
-        <w:t xml:space="preserve"> increases code scalability, maintainability, and easy testing</w:t>
+        <w:t>IoC stands for Inversion of Control means transferring the control of managing the dependencies and their injection when required from the application to the container/framework, It increases code scalability, maintainability, and easy testing</w:t>
       </w:r>
       <w:r>
         <w:t>.</w:t>
@@ -3586,7 +3646,6 @@
                 <w:bCs/>
               </w:rPr>
             </w:pPr>
-            <w:proofErr w:type="spellStart"/>
             <w:r>
               <w:rPr>
                 <w:b/>
@@ -3594,7 +3653,6 @@
               </w:rPr>
               <w:t>BeanFactory</w:t>
             </w:r>
-            <w:proofErr w:type="spellEnd"/>
           </w:p>
         </w:tc>
         <w:tc>
@@ -3623,7 +3681,6 @@
                 <w:bCs/>
               </w:rPr>
             </w:pPr>
-            <w:proofErr w:type="spellStart"/>
             <w:r>
               <w:rPr>
                 <w:b/>
@@ -3631,7 +3688,6 @@
               </w:rPr>
               <w:t>ApplicationContext</w:t>
             </w:r>
-            <w:proofErr w:type="spellEnd"/>
           </w:p>
         </w:tc>
       </w:tr>
@@ -3720,15 +3776,7 @@
           </w:tcPr>
           <w:p>
             <w:r>
-              <w:t xml:space="preserve">Advanced container extending </w:t>
-            </w:r>
-            <w:proofErr w:type="spellStart"/>
-            <w:r>
-              <w:t>BeanFactory</w:t>
-            </w:r>
-            <w:proofErr w:type="spellEnd"/>
-            <w:r>
-              <w:t xml:space="preserve"> with additional features.</w:t>
+              <w:t>Advanced container extending BeanFactory with additional features.</w:t>
             </w:r>
           </w:p>
         </w:tc>
@@ -3990,15 +4038,7 @@
           </w:tcPr>
           <w:p>
             <w:r>
-              <w:t xml:space="preserve">Supports annotation-based configuration for bean </w:t>
-            </w:r>
-            <w:proofErr w:type="spellStart"/>
-            <w:r>
-              <w:t>autowiring</w:t>
-            </w:r>
-            <w:proofErr w:type="spellEnd"/>
-            <w:r>
-              <w:t>.</w:t>
+              <w:t>Supports annotation-based configuration for bean autowiring.</w:t>
             </w:r>
           </w:p>
         </w:tc>
@@ -4085,15 +4125,7 @@
           </w:tcPr>
           <w:p>
             <w:r>
-              <w:t xml:space="preserve">Extends </w:t>
-            </w:r>
-            <w:proofErr w:type="spellStart"/>
-            <w:r>
-              <w:t>MessageSource</w:t>
-            </w:r>
-            <w:proofErr w:type="spellEnd"/>
-            <w:r>
-              <w:t xml:space="preserve"> interface to provide internationalization (i18n) functionality.</w:t>
+              <w:t>Extends MessageSource interface to provide internationalization (i18n) functionality.</w:t>
             </w:r>
           </w:p>
         </w:tc>
@@ -4180,23 +4212,7 @@
           </w:tcPr>
           <w:p>
             <w:r>
-              <w:t xml:space="preserve">Supports event handling via the </w:t>
-            </w:r>
-            <w:proofErr w:type="spellStart"/>
-            <w:r>
-              <w:t>ApplicationEvent</w:t>
-            </w:r>
-            <w:proofErr w:type="spellEnd"/>
-            <w:r>
-              <w:t xml:space="preserve"> class and </w:t>
-            </w:r>
-            <w:proofErr w:type="spellStart"/>
-            <w:r>
-              <w:t>ApplicationListener</w:t>
-            </w:r>
-            <w:proofErr w:type="spellEnd"/>
-            <w:r>
-              <w:t xml:space="preserve"> interface.</w:t>
+              <w:t>Supports event handling via the ApplicationEvent class and ApplicationListener interface.</w:t>
             </w:r>
           </w:p>
         </w:tc>
@@ -4388,7 +4404,7 @@
           <w:bdr w:val="none" w:sz="0" w:space="0" w:color="auto" w:frame="1"/>
         </w:rPr>
       </w:pPr>
-      <w:bookmarkStart w:id="4" w:name="_Toc211865444"/>
+      <w:bookmarkStart w:id="4" w:name="_Toc219144780"/>
       <w:r>
         <w:rPr>
           <w:bdr w:val="none" w:sz="0" w:space="0" w:color="auto" w:frame="1"/>
@@ -5032,14 +5048,97 @@
           <w:bdr w:val="none" w:sz="0" w:space="0" w:color="auto" w:frame="1"/>
         </w:rPr>
       </w:pPr>
-      <w:bookmarkStart w:id="5" w:name="_Toc211865445"/>
+      <w:bookmarkStart w:id="5" w:name="_Toc219144781"/>
       <w:r>
         <w:rPr>
           <w:bdr w:val="none" w:sz="0" w:space="0" w:color="auto" w:frame="1"/>
         </w:rPr>
+        <w:t>What is mean by DI?</w:t>
+      </w:r>
+      <w:bookmarkEnd w:id="5"/>
+    </w:p>
+    <w:p>
+      <w:r>
+        <w:rPr>
+          <w:b/>
+          <w:bCs/>
+        </w:rPr>
+        <w:t>Dependency</w:t>
+      </w:r>
+      <w:r>
+        <w:t>: An object that another object needs to function.</w:t>
+      </w:r>
+      <w:r>
+        <w:br/>
+        <w:t>Example: A Car needs an Engine to run. The Engine is a </w:t>
+      </w:r>
+      <w:r>
+        <w:rPr>
+          <w:i/>
+          <w:iCs/>
+        </w:rPr>
+        <w:t>dependency</w:t>
+      </w:r>
+      <w:r>
+        <w:t> of the Car.</w:t>
+      </w:r>
+    </w:p>
+    <w:p>
+      <w:r>
+        <w:rPr>
+          <w:b/>
+          <w:bCs/>
+        </w:rPr>
+        <w:t>Injection</w:t>
+      </w:r>
+      <w:r>
+        <w:t>: Instead of you creating that dependency with new, Spring creates it and provides (or </w:t>
+      </w:r>
+      <w:r>
+        <w:rPr>
+          <w:i/>
+          <w:iCs/>
+        </w:rPr>
+        <w:t>injects</w:t>
+      </w:r>
+      <w:r>
+        <w:t>) it where needed.</w:t>
+      </w:r>
+    </w:p>
+    <w:p>
+      <w:r>
+        <w:t xml:space="preserve">Resource: </w:t>
+      </w:r>
+      <w:hyperlink r:id="rId10" w:history="1">
+        <w:r>
+          <w:rPr>
+            <w:rStyle w:val="Hyperlink"/>
+          </w:rPr>
+          <w:t>https://medium.com/@sazid96/what-is-dependency-injection-in-spring-edf3b5481470</w:t>
+        </w:r>
+      </w:hyperlink>
+    </w:p>
+    <w:p/>
+    <w:p/>
+    <w:p>
+      <w:pPr>
+        <w:pStyle w:val="Heading3"/>
+        <w:numPr>
+          <w:ilvl w:val="0"/>
+          <w:numId w:val="3"/>
+        </w:numPr>
+        <w:rPr>
+          <w:bdr w:val="none" w:sz="0" w:space="0" w:color="auto" w:frame="1"/>
+        </w:rPr>
+      </w:pPr>
+      <w:bookmarkStart w:id="6" w:name="_Toc219144782"/>
+      <w:r>
+        <w:rPr>
+          <w:bdr w:val="none" w:sz="0" w:space="0" w:color="auto" w:frame="1"/>
+        </w:rPr>
         <w:t>Compare XML-based, annotation-based, and Java-based configuration. When would you use each?</w:t>
       </w:r>
-      <w:bookmarkEnd w:id="5"/>
+      <w:bookmarkEnd w:id="6"/>
     </w:p>
     <w:p>
       <w:pPr>
@@ -5147,6 +5246,7 @@
         <w:rPr>
           <w:rFonts w:ascii="Segoe UI Emoji" w:hAnsi="Segoe UI Emoji" w:cs="Segoe UI Emoji"/>
         </w:rPr>
+        <w:lastRenderedPageBreak/>
         <w:t>👉</w:t>
       </w:r>
       <w:r>
@@ -5181,7 +5281,7 @@
                     <pic:cNvPicPr/>
                   </pic:nvPicPr>
                   <pic:blipFill>
-                    <a:blip r:embed="rId10"/>
+                    <a:blip r:embed="rId11"/>
                     <a:stretch>
                       <a:fillRect/>
                     </a:stretch>
@@ -5344,7 +5444,7 @@
                     <pic:cNvPicPr/>
                   </pic:nvPicPr>
                   <pic:blipFill>
-                    <a:blip r:embed="rId11"/>
+                    <a:blip r:embed="rId12"/>
                     <a:stretch>
                       <a:fillRect/>
                     </a:stretch>
@@ -5473,6 +5573,7 @@
         <w:rPr>
           <w:rFonts w:ascii="Segoe UI Emoji" w:hAnsi="Segoe UI Emoji" w:cs="Segoe UI Emoji"/>
         </w:rPr>
+        <w:lastRenderedPageBreak/>
         <w:t>👉</w:t>
       </w:r>
       <w:r>
@@ -5491,7 +5592,6 @@
         <w:rPr>
           <w:noProof/>
         </w:rPr>
-        <w:lastRenderedPageBreak/>
         <w:drawing>
           <wp:inline distT="0" distB="0" distL="0" distR="0" wp14:anchorId="4BFFE473" wp14:editId="32EBE473">
             <wp:extent cx="6185218" cy="3454578"/>
@@ -5508,7 +5608,7 @@
                     <pic:cNvPicPr/>
                   </pic:nvPicPr>
                   <pic:blipFill>
-                    <a:blip r:embed="rId12"/>
+                    <a:blip r:embed="rId13"/>
                     <a:stretch>
                       <a:fillRect/>
                     </a:stretch>
@@ -5862,7 +5962,7 @@
                     </pic:cNvPicPr>
                   </pic:nvPicPr>
                   <pic:blipFill>
-                    <a:blip r:embed="rId13">
+                    <a:blip r:embed="rId14">
                       <a:extLst>
                         <a:ext uri="{28A0092B-C50C-407E-A947-70E740481C1C}">
                           <a14:useLocalDpi xmlns:a14="http://schemas.microsoft.com/office/drawing/2010/main" val="0"/>
@@ -5908,14 +6008,14 @@
           <w:bdr w:val="none" w:sz="0" w:space="0" w:color="auto" w:frame="1"/>
         </w:rPr>
       </w:pPr>
-      <w:bookmarkStart w:id="6" w:name="_Toc211865446"/>
+      <w:bookmarkStart w:id="7" w:name="_Toc219144783"/>
       <w:r>
         <w:rPr>
           <w:bdr w:val="none" w:sz="0" w:space="0" w:color="auto" w:frame="1"/>
         </w:rPr>
         <w:t>Differentiate between constructor injection and setter injection</w:t>
       </w:r>
-      <w:bookmarkEnd w:id="6"/>
+      <w:bookmarkEnd w:id="7"/>
     </w:p>
     <w:tbl>
       <w:tblPr>
@@ -6232,14 +6332,14 @@
           <w:bdr w:val="none" w:sz="0" w:space="0" w:color="auto" w:frame="1"/>
         </w:rPr>
       </w:pPr>
-      <w:bookmarkStart w:id="7" w:name="_Toc211865447"/>
+      <w:bookmarkStart w:id="8" w:name="_Toc219144784"/>
       <w:r>
         <w:rPr>
           <w:bdr w:val="none" w:sz="0" w:space="0" w:color="auto" w:frame="1"/>
         </w:rPr>
         <w:t>What are the different bean scopes in Spring? Explain each with examples</w:t>
       </w:r>
-      <w:bookmarkEnd w:id="7"/>
+      <w:bookmarkEnd w:id="8"/>
     </w:p>
     <w:p>
       <w:pPr>
@@ -6313,7 +6413,7 @@
                     <pic:cNvPicPr/>
                   </pic:nvPicPr>
                   <pic:blipFill>
-                    <a:blip r:embed="rId14"/>
+                    <a:blip r:embed="rId15"/>
                     <a:stretch>
                       <a:fillRect/>
                     </a:stretch>
@@ -6420,7 +6520,7 @@
                     <pic:cNvPicPr/>
                   </pic:nvPicPr>
                   <pic:blipFill>
-                    <a:blip r:embed="rId15"/>
+                    <a:blip r:embed="rId16"/>
                     <a:stretch>
                       <a:fillRect/>
                     </a:stretch>
@@ -6525,7 +6625,7 @@
                     <pic:cNvPicPr/>
                   </pic:nvPicPr>
                   <pic:blipFill>
-                    <a:blip r:embed="rId16"/>
+                    <a:blip r:embed="rId17"/>
                     <a:stretch>
                       <a:fillRect/>
                     </a:stretch>
@@ -6635,7 +6735,7 @@
                     <pic:cNvPicPr/>
                   </pic:nvPicPr>
                   <pic:blipFill>
-                    <a:blip r:embed="rId17"/>
+                    <a:blip r:embed="rId18"/>
                     <a:stretch>
                       <a:fillRect/>
                     </a:stretch>
@@ -6689,7 +6789,6 @@
       <w:r>
         <w:t xml:space="preserve"> creates a single bean instance for the entire </w:t>
       </w:r>
-      <w:proofErr w:type="spellStart"/>
       <w:r>
         <w:rPr>
           <w:b/>
@@ -6697,7 +6796,6 @@
         </w:rPr>
         <w:t>ServletContext</w:t>
       </w:r>
-      <w:proofErr w:type="spellEnd"/>
       <w:r>
         <w:t xml:space="preserve"> (web application lifecycle). The bean is created when the web application starts and destroyed when the application is stopped (for example, when the server shuts down). This scope is used for </w:t>
       </w:r>
@@ -6736,7 +6834,7 @@
                     <pic:cNvPicPr/>
                   </pic:nvPicPr>
                   <pic:blipFill>
-                    <a:blip r:embed="rId18"/>
+                    <a:blip r:embed="rId19"/>
                     <a:stretch>
                       <a:fillRect/>
                     </a:stretch>
@@ -6769,7 +6867,7 @@
           <w:bdr w:val="none" w:sz="0" w:space="0" w:color="auto" w:frame="1"/>
         </w:rPr>
       </w:pPr>
-      <w:bookmarkStart w:id="8" w:name="_Toc211865448"/>
+      <w:bookmarkStart w:id="9" w:name="_Toc219144785"/>
       <w:r>
         <w:rPr>
           <w:bdr w:val="none" w:sz="0" w:space="0" w:color="auto" w:frame="1"/>
@@ -6777,7 +6875,7 @@
         <w:lastRenderedPageBreak/>
         <w:t>Explain the lifecycle of bean</w:t>
       </w:r>
-      <w:bookmarkEnd w:id="8"/>
+      <w:bookmarkEnd w:id="9"/>
     </w:p>
     <w:p>
       <w:pPr>
@@ -6853,51 +6951,10 @@
           <w:b/>
           <w:bCs/>
         </w:rPr>
-        <w:t xml:space="preserve">Custom </w:t>
-      </w:r>
-      <w:proofErr w:type="spellStart"/>
-      <w:proofErr w:type="gramStart"/>
-      <w:r>
-        <w:rPr>
-          <w:b/>
-          <w:bCs/>
-        </w:rPr>
-        <w:t>init</w:t>
-      </w:r>
-      <w:proofErr w:type="spellEnd"/>
-      <w:r>
-        <w:rPr>
-          <w:b/>
-          <w:bCs/>
-        </w:rPr>
-        <w:t>(</w:t>
-      </w:r>
-      <w:proofErr w:type="gramEnd"/>
-      <w:r>
-        <w:rPr>
-          <w:b/>
-          <w:bCs/>
-        </w:rPr>
-        <w:t>) method:</w:t>
-      </w:r>
-      <w:r>
-        <w:t xml:space="preserve"> If the bean implements </w:t>
-      </w:r>
-      <w:proofErr w:type="spellStart"/>
-      <w:r>
-        <w:t>InitializingBean</w:t>
-      </w:r>
-      <w:proofErr w:type="spellEnd"/>
-      <w:r>
-        <w:t xml:space="preserve"> or has a custom initialization method specified via @PostConstruct or </w:t>
-      </w:r>
-      <w:proofErr w:type="spellStart"/>
-      <w:r>
-        <w:t>init</w:t>
-      </w:r>
-      <w:proofErr w:type="spellEnd"/>
-      <w:r>
-        <w:t>-method.</w:t>
+        <w:t>Custom init() method:</w:t>
+      </w:r>
+      <w:r>
+        <w:t> If the bean implements InitializingBean or has a custom initialization method specified via @PostConstruct or init-method.</w:t>
       </w:r>
     </w:p>
     <w:p>
@@ -6948,32 +7005,10 @@
           <w:b/>
           <w:bCs/>
         </w:rPr>
-        <w:t xml:space="preserve">Custom </w:t>
-      </w:r>
-      <w:r>
-        <w:rPr>
-          <w:b/>
-          <w:bCs/>
-        </w:rPr>
-        <w:t>destroy (</w:t>
-      </w:r>
-      <w:r>
-        <w:rPr>
-          <w:b/>
-          <w:bCs/>
-        </w:rPr>
-        <w:t>) method:</w:t>
-      </w:r>
-      <w:r>
-        <w:t xml:space="preserve"> If the bean implements </w:t>
-      </w:r>
-      <w:proofErr w:type="spellStart"/>
-      <w:r>
-        <w:t>DisposableBean</w:t>
-      </w:r>
-      <w:proofErr w:type="spellEnd"/>
-      <w:r>
-        <w:t xml:space="preserve"> or has a custom destruction method specified via @PreDestroy or destroy-method, it is called when the container is shutting down.</w:t>
+        <w:t>Custom destroy () method:</w:t>
+      </w:r>
+      <w:r>
+        <w:t> If the bean implements DisposableBean or has a custom destruction method specified via @PreDestroy or destroy-method, it is called when the container is shutting down.</w:t>
       </w:r>
     </w:p>
     <w:p>
@@ -6983,7 +7018,7 @@
       <w:r>
         <w:t xml:space="preserve">Resource: </w:t>
       </w:r>
-      <w:hyperlink r:id="rId19" w:history="1">
+      <w:hyperlink r:id="rId20" w:history="1">
         <w:r>
           <w:rPr>
             <w:rStyle w:val="Hyperlink"/>
@@ -7008,14 +7043,14 @@
           <w:bdr w:val="none" w:sz="0" w:space="0" w:color="auto" w:frame="1"/>
         </w:rPr>
       </w:pPr>
-      <w:bookmarkStart w:id="9" w:name="_Toc211865449"/>
+      <w:bookmarkStart w:id="10" w:name="_Toc219144786"/>
       <w:r>
         <w:rPr>
           <w:bdr w:val="none" w:sz="0" w:space="0" w:color="auto" w:frame="1"/>
         </w:rPr>
         <w:t>What is lazy initialization in Spring? When and why would you use it?</w:t>
       </w:r>
-      <w:bookmarkEnd w:id="9"/>
+      <w:bookmarkEnd w:id="10"/>
     </w:p>
     <w:p>
       <w:pPr>
@@ -7051,7 +7086,7 @@
                     </pic:cNvPicPr>
                   </pic:nvPicPr>
                   <pic:blipFill>
-                    <a:blip r:embed="rId20">
+                    <a:blip r:embed="rId21">
                       <a:extLst>
                         <a:ext uri="{28A0092B-C50C-407E-A947-70E740481C1C}">
                           <a14:useLocalDpi xmlns:a14="http://schemas.microsoft.com/office/drawing/2010/main" val="0"/>
@@ -7097,23 +7132,15 @@
           <w:bdr w:val="none" w:sz="0" w:space="0" w:color="auto" w:frame="1"/>
         </w:rPr>
       </w:pPr>
-      <w:bookmarkStart w:id="10" w:name="_Toc211865450"/>
+      <w:bookmarkStart w:id="11" w:name="_Toc219144787"/>
       <w:r>
         <w:rPr>
           <w:bdr w:val="none" w:sz="0" w:space="0" w:color="auto" w:frame="1"/>
         </w:rPr>
         <w:lastRenderedPageBreak/>
-        <w:t xml:space="preserve">Explain the different types of </w:t>
-      </w:r>
-      <w:proofErr w:type="spellStart"/>
-      <w:r>
-        <w:rPr>
-          <w:bdr w:val="none" w:sz="0" w:space="0" w:color="auto" w:frame="1"/>
-        </w:rPr>
-        <w:t>Autowiring</w:t>
-      </w:r>
-      <w:bookmarkEnd w:id="10"/>
-      <w:proofErr w:type="spellEnd"/>
+        <w:t>Explain the different types of Autowiring</w:t>
+      </w:r>
+      <w:bookmarkEnd w:id="11"/>
     </w:p>
     <w:tbl>
       <w:tblPr>
@@ -7254,15 +7281,7 @@
           </w:tcPr>
           <w:p>
             <w:r>
-              <w:t xml:space="preserve">This mode tells the framework that </w:t>
-            </w:r>
-            <w:proofErr w:type="spellStart"/>
-            <w:r>
-              <w:t>autowiring</w:t>
-            </w:r>
-            <w:proofErr w:type="spellEnd"/>
-            <w:r>
-              <w:t xml:space="preserve"> is not supposed to be done. It is the default mode used by Spring.</w:t>
+              <w:t>This mode tells the framework that autowiring is not supposed to be done. It is the default mode used by Spring.</w:t>
             </w:r>
           </w:p>
         </w:tc>
@@ -7288,11 +7307,9 @@
             <w:hideMark/>
           </w:tcPr>
           <w:p>
-            <w:proofErr w:type="spellStart"/>
             <w:r>
               <w:t>byName</w:t>
             </w:r>
-            <w:proofErr w:type="spellEnd"/>
           </w:p>
         </w:tc>
         <w:tc>
@@ -7342,11 +7359,9 @@
             <w:hideMark/>
           </w:tcPr>
           <w:p>
-            <w:proofErr w:type="spellStart"/>
             <w:r>
               <w:t>byType</w:t>
             </w:r>
-            <w:proofErr w:type="spellEnd"/>
           </w:p>
         </w:tc>
         <w:tc>
@@ -7474,23 +7489,7 @@
           </w:tcPr>
           <w:p>
             <w:r>
-              <w:t xml:space="preserve">The autodetect mode uses two other modes for </w:t>
-            </w:r>
-            <w:proofErr w:type="spellStart"/>
-            <w:r>
-              <w:t>autowiring</w:t>
-            </w:r>
-            <w:proofErr w:type="spellEnd"/>
-            <w:r>
-              <w:t xml:space="preserve"> - constructor and </w:t>
-            </w:r>
-            <w:proofErr w:type="spellStart"/>
-            <w:r>
-              <w:t>byType</w:t>
-            </w:r>
-            <w:proofErr w:type="spellEnd"/>
-            <w:r>
-              <w:t>.</w:t>
+              <w:t>The autodetect mode uses two other modes for autowiring - constructor and byType.</w:t>
             </w:r>
           </w:p>
         </w:tc>
@@ -7501,7 +7500,7 @@
       <w:r>
         <w:t xml:space="preserve">Resources: </w:t>
       </w:r>
-      <w:hyperlink r:id="rId21" w:history="1">
+      <w:hyperlink r:id="rId22" w:history="1">
         <w:r>
           <w:rPr>
             <w:rStyle w:val="Hyperlink"/>
@@ -7521,52 +7520,28 @@
           <w:bdr w:val="none" w:sz="0" w:space="0" w:color="auto" w:frame="1"/>
         </w:rPr>
       </w:pPr>
-      <w:bookmarkStart w:id="11" w:name="_Toc211865451"/>
+      <w:bookmarkStart w:id="12" w:name="_Toc219144788"/>
       <w:r>
         <w:rPr>
           <w:bdr w:val="none" w:sz="0" w:space="0" w:color="auto" w:frame="1"/>
         </w:rPr>
         <w:t>What is the use of @Qualifier annotation? Demonstrate it with an example</w:t>
       </w:r>
-      <w:bookmarkEnd w:id="11"/>
+      <w:bookmarkEnd w:id="12"/>
     </w:p>
     <w:p>
       <w:pPr>
         <w:ind w:firstLine="360"/>
       </w:pPr>
       <w:r>
-        <w:t xml:space="preserve">The @Qualifier annotation in Spring is used in conjunction with @Autowired to resolve ambiguity when multiple beans of the same type exist in the Spring IoC container. When Spring encounters multiple candidate beans for a single </w:t>
-      </w:r>
-      <w:proofErr w:type="spellStart"/>
-      <w:r>
-        <w:t>autowired</w:t>
-      </w:r>
-      <w:proofErr w:type="spellEnd"/>
-      <w:r>
-        <w:t xml:space="preserve"> dependency, it throws a </w:t>
-      </w:r>
-      <w:proofErr w:type="spellStart"/>
-      <w:r>
-        <w:t>NoUniqueBeanDefinitionException</w:t>
-      </w:r>
-      <w:proofErr w:type="spellEnd"/>
-      <w:r>
-        <w:t xml:space="preserve">. @Qualifier provides a mechanism to explicitly specify which </w:t>
-      </w:r>
-      <w:proofErr w:type="gramStart"/>
-      <w:r>
-        <w:t>particular bean</w:t>
-      </w:r>
-      <w:proofErr w:type="gramEnd"/>
-      <w:r>
-        <w:t xml:space="preserve"> should be injected.</w:t>
+        <w:t>The @Qualifier annotation in Spring is used in conjunction with @Autowired to resolve ambiguity when multiple beans of the same type exist in the Spring IoC container. When Spring encounters multiple candidate beans for a single autowired dependency, it throws a NoUniqueBeanDefinitionException. @Qualifier provides a mechanism to explicitly specify which particular bean should be injected.</w:t>
       </w:r>
     </w:p>
     <w:p>
       <w:r>
         <w:t xml:space="preserve">Resources: </w:t>
       </w:r>
-      <w:hyperlink r:id="rId22" w:history="1">
+      <w:hyperlink r:id="rId23" w:history="1">
         <w:r>
           <w:rPr>
             <w:rStyle w:val="Hyperlink"/>
@@ -7586,14 +7561,14 @@
           <w:bdr w:val="none" w:sz="0" w:space="0" w:color="auto" w:frame="1"/>
         </w:rPr>
       </w:pPr>
-      <w:bookmarkStart w:id="12" w:name="_Toc211865452"/>
+      <w:bookmarkStart w:id="13" w:name="_Toc219144789"/>
       <w:r>
         <w:rPr>
           <w:bdr w:val="none" w:sz="0" w:space="0" w:color="auto" w:frame="1"/>
         </w:rPr>
         <w:t>What is a circular dependency in Spring, and why does it occur? And how to solve it?</w:t>
       </w:r>
-      <w:bookmarkEnd w:id="12"/>
+      <w:bookmarkEnd w:id="13"/>
       <w:r>
         <w:rPr>
           <w:bdr w:val="none" w:sz="0" w:space="0" w:color="auto" w:frame="1"/>
@@ -7605,7 +7580,7 @@
       <w:r>
         <w:t xml:space="preserve">Resource: </w:t>
       </w:r>
-      <w:hyperlink r:id="rId23" w:history="1">
+      <w:hyperlink r:id="rId24" w:history="1">
         <w:r>
           <w:rPr>
             <w:rStyle w:val="Hyperlink"/>
@@ -7625,16 +7600,16 @@
           <w:bdr w:val="none" w:sz="0" w:space="0" w:color="auto" w:frame="1"/>
         </w:rPr>
       </w:pPr>
-      <w:bookmarkStart w:id="13" w:name="_Toc206877775"/>
-      <w:bookmarkStart w:id="14" w:name="_Toc211865453"/>
+      <w:bookmarkStart w:id="14" w:name="_Toc206877775"/>
+      <w:bookmarkStart w:id="15" w:name="_Toc219144790"/>
       <w:r>
         <w:rPr>
           <w:bdr w:val="none" w:sz="0" w:space="0" w:color="auto" w:frame="1"/>
         </w:rPr>
         <w:t>What is transitive dependency?</w:t>
       </w:r>
-      <w:bookmarkEnd w:id="13"/>
       <w:bookmarkEnd w:id="14"/>
+      <w:bookmarkEnd w:id="15"/>
     </w:p>
     <w:p>
       <w:pPr>
@@ -7655,44 +7630,16 @@
           <w:bdr w:val="none" w:sz="0" w:space="0" w:color="auto" w:frame="1"/>
         </w:rPr>
       </w:pPr>
-      <w:bookmarkStart w:id="15" w:name="_Toc206877777"/>
-      <w:bookmarkStart w:id="16" w:name="_Toc211865454"/>
+      <w:bookmarkStart w:id="16" w:name="_Toc206877777"/>
+      <w:bookmarkStart w:id="17" w:name="_Toc219144791"/>
       <w:r>
         <w:rPr>
           <w:bdr w:val="none" w:sz="0" w:space="0" w:color="auto" w:frame="1"/>
         </w:rPr>
-        <w:t xml:space="preserve">What is </w:t>
-      </w:r>
-      <w:proofErr w:type="spellStart"/>
-      <w:r>
-        <w:rPr>
-          <w:bdr w:val="none" w:sz="0" w:space="0" w:color="auto" w:frame="1"/>
-        </w:rPr>
-        <w:t>ApplicationContext</w:t>
-      </w:r>
-      <w:proofErr w:type="spellEnd"/>
-      <w:r>
-        <w:rPr>
-          <w:bdr w:val="none" w:sz="0" w:space="0" w:color="auto" w:frame="1"/>
-        </w:rPr>
-        <w:t xml:space="preserve"> and </w:t>
-      </w:r>
-      <w:proofErr w:type="spellStart"/>
-      <w:r>
-        <w:rPr>
-          <w:bdr w:val="none" w:sz="0" w:space="0" w:color="auto" w:frame="1"/>
-        </w:rPr>
-        <w:t>BeanFactory</w:t>
-      </w:r>
-      <w:proofErr w:type="spellEnd"/>
-      <w:r>
-        <w:rPr>
-          <w:bdr w:val="none" w:sz="0" w:space="0" w:color="auto" w:frame="1"/>
-        </w:rPr>
-        <w:t xml:space="preserve"> Container?</w:t>
-      </w:r>
-      <w:bookmarkEnd w:id="15"/>
+        <w:t>What is ApplicationContext and BeanFactory Container?</w:t>
+      </w:r>
       <w:bookmarkEnd w:id="16"/>
+      <w:bookmarkEnd w:id="17"/>
     </w:p>
     <w:tbl>
       <w:tblPr>
@@ -7734,11 +7681,9 @@
               <w:spacing w:after="160" w:line="259" w:lineRule="auto"/>
               <w:cnfStyle w:val="100000000000" w:firstRow="1" w:lastRow="0" w:firstColumn="0" w:lastColumn="0" w:oddVBand="0" w:evenVBand="0" w:oddHBand="0" w:evenHBand="0" w:firstRowFirstColumn="0" w:firstRowLastColumn="0" w:lastRowFirstColumn="0" w:lastRowLastColumn="0"/>
             </w:pPr>
-            <w:proofErr w:type="spellStart"/>
             <w:r>
               <w:t>BeanFactory</w:t>
             </w:r>
-            <w:proofErr w:type="spellEnd"/>
           </w:p>
         </w:tc>
         <w:tc>
@@ -7751,11 +7696,9 @@
               <w:spacing w:after="160" w:line="259" w:lineRule="auto"/>
               <w:cnfStyle w:val="100000000000" w:firstRow="1" w:lastRow="0" w:firstColumn="0" w:lastColumn="0" w:oddVBand="0" w:evenVBand="0" w:oddHBand="0" w:evenHBand="0" w:firstRowFirstColumn="0" w:firstRowLastColumn="0" w:lastRowFirstColumn="0" w:lastRowLastColumn="0"/>
             </w:pPr>
-            <w:proofErr w:type="spellStart"/>
             <w:r>
               <w:t>ApplicationContext</w:t>
             </w:r>
-            <w:proofErr w:type="spellEnd"/>
           </w:p>
         </w:tc>
       </w:tr>
@@ -7812,15 +7755,7 @@
               <w:cnfStyle w:val="000000100000" w:firstRow="0" w:lastRow="0" w:firstColumn="0" w:lastColumn="0" w:oddVBand="0" w:evenVBand="0" w:oddHBand="1" w:evenHBand="0" w:firstRowFirstColumn="0" w:firstRowLastColumn="0" w:lastRowFirstColumn="0" w:lastRowLastColumn="0"/>
             </w:pPr>
             <w:r>
-              <w:t xml:space="preserve">Advanced container extending </w:t>
-            </w:r>
-            <w:proofErr w:type="spellStart"/>
-            <w:r>
-              <w:t>BeanFactory</w:t>
-            </w:r>
-            <w:proofErr w:type="spellEnd"/>
-            <w:r>
-              <w:t xml:space="preserve"> with additional features.</w:t>
+              <w:t>Advanced container extending BeanFactory with additional features.</w:t>
             </w:r>
           </w:p>
         </w:tc>
@@ -7993,15 +7928,7 @@
               <w:cnfStyle w:val="000000000000" w:firstRow="0" w:lastRow="0" w:firstColumn="0" w:lastColumn="0" w:oddVBand="0" w:evenVBand="0" w:oddHBand="0" w:evenHBand="0" w:firstRowFirstColumn="0" w:firstRowLastColumn="0" w:lastRowFirstColumn="0" w:lastRowLastColumn="0"/>
             </w:pPr>
             <w:r>
-              <w:t xml:space="preserve">Supports annotation-based configuration for bean </w:t>
-            </w:r>
-            <w:proofErr w:type="spellStart"/>
-            <w:r>
-              <w:t>autowiring</w:t>
-            </w:r>
-            <w:proofErr w:type="spellEnd"/>
-            <w:r>
-              <w:t>.</w:t>
+              <w:t>Supports annotation-based configuration for bean autowiring.</w:t>
             </w:r>
           </w:p>
         </w:tc>
@@ -8059,15 +7986,7 @@
               <w:cnfStyle w:val="000000100000" w:firstRow="0" w:lastRow="0" w:firstColumn="0" w:lastColumn="0" w:oddVBand="0" w:evenVBand="0" w:oddHBand="1" w:evenHBand="0" w:firstRowFirstColumn="0" w:firstRowLastColumn="0" w:lastRowFirstColumn="0" w:lastRowLastColumn="0"/>
             </w:pPr>
             <w:r>
-              <w:t xml:space="preserve">Extends </w:t>
-            </w:r>
-            <w:proofErr w:type="spellStart"/>
-            <w:r>
-              <w:t>MessageSource</w:t>
-            </w:r>
-            <w:proofErr w:type="spellEnd"/>
-            <w:r>
-              <w:t xml:space="preserve"> interface to provide internationalization (i18n) functionality.</w:t>
+              <w:t>Extends MessageSource interface to provide internationalization (i18n) functionality.</w:t>
             </w:r>
           </w:p>
         </w:tc>
@@ -8122,23 +8041,7 @@
               <w:cnfStyle w:val="000000000000" w:firstRow="0" w:lastRow="0" w:firstColumn="0" w:lastColumn="0" w:oddVBand="0" w:evenVBand="0" w:oddHBand="0" w:evenHBand="0" w:firstRowFirstColumn="0" w:firstRowLastColumn="0" w:lastRowFirstColumn="0" w:lastRowLastColumn="0"/>
             </w:pPr>
             <w:r>
-              <w:t xml:space="preserve">Supports event handling via the </w:t>
-            </w:r>
-            <w:proofErr w:type="spellStart"/>
-            <w:r>
-              <w:t>ApplicationEvent</w:t>
-            </w:r>
-            <w:proofErr w:type="spellEnd"/>
-            <w:r>
-              <w:t xml:space="preserve"> class and </w:t>
-            </w:r>
-            <w:proofErr w:type="spellStart"/>
-            <w:r>
-              <w:t>ApplicationListener</w:t>
-            </w:r>
-            <w:proofErr w:type="spellEnd"/>
-            <w:r>
-              <w:t xml:space="preserve"> interface.</w:t>
+              <w:t>Supports event handling via the ApplicationEvent class and ApplicationListener interface.</w:t>
             </w:r>
           </w:p>
         </w:tc>
@@ -8181,23 +8084,7 @@
               <w:cnfStyle w:val="000000100000" w:firstRow="0" w:lastRow="0" w:firstColumn="0" w:lastColumn="0" w:oddVBand="0" w:evenVBand="0" w:oddHBand="1" w:evenHBand="0" w:firstRowFirstColumn="0" w:firstRowLastColumn="0" w:lastRowFirstColumn="0" w:lastRowLastColumn="0"/>
             </w:pPr>
             <w:r>
-              <w:t xml:space="preserve">Requires manual registration of </w:t>
-            </w:r>
-            <w:proofErr w:type="spellStart"/>
-            <w:r>
-              <w:t>BeanPostProcessors</w:t>
-            </w:r>
-            <w:proofErr w:type="spellEnd"/>
-            <w:r>
-              <w:t xml:space="preserve"> and </w:t>
-            </w:r>
-            <w:proofErr w:type="spellStart"/>
-            <w:r>
-              <w:t>BeanFactoryPostProcessors</w:t>
-            </w:r>
-            <w:proofErr w:type="spellEnd"/>
-            <w:r>
-              <w:t>.</w:t>
+              <w:t>Requires manual registration of BeanPostProcessors and BeanFactoryPostProcessors.</w:t>
             </w:r>
           </w:p>
         </w:tc>
@@ -8212,23 +8099,7 @@
               <w:cnfStyle w:val="000000100000" w:firstRow="0" w:lastRow="0" w:firstColumn="0" w:lastColumn="0" w:oddVBand="0" w:evenVBand="0" w:oddHBand="1" w:evenHBand="0" w:firstRowFirstColumn="0" w:firstRowLastColumn="0" w:lastRowFirstColumn="0" w:lastRowLastColumn="0"/>
             </w:pPr>
             <w:r>
-              <w:t xml:space="preserve">Automatically registers </w:t>
-            </w:r>
-            <w:proofErr w:type="spellStart"/>
-            <w:r>
-              <w:t>BeanFactoryPostProcessor</w:t>
-            </w:r>
-            <w:proofErr w:type="spellEnd"/>
-            <w:r>
-              <w:t xml:space="preserve"> and </w:t>
-            </w:r>
-            <w:proofErr w:type="spellStart"/>
-            <w:r>
-              <w:t>BeanPostProcessor</w:t>
-            </w:r>
-            <w:proofErr w:type="spellEnd"/>
-            <w:r>
-              <w:t xml:space="preserve"> at startup.</w:t>
+              <w:t>Automatically registers BeanFactoryPostProcessor and BeanPostProcessor at startup.</w:t>
             </w:r>
           </w:p>
         </w:tc>
@@ -8369,7 +8240,7 @@
       <w:pPr>
         <w:pStyle w:val="Heading2"/>
       </w:pPr>
-      <w:bookmarkStart w:id="17" w:name="_Toc211865455"/>
+      <w:bookmarkStart w:id="18" w:name="_Toc219144792"/>
       <w:r>
         <w:lastRenderedPageBreak/>
         <w:t>Spring Boot</w:t>
@@ -8377,7 +8248,7 @@
       <w:r>
         <w:t>/Rest</w:t>
       </w:r>
-      <w:bookmarkEnd w:id="17"/>
+      <w:bookmarkEnd w:id="18"/>
     </w:p>
     <w:p>
       <w:pPr>
@@ -8390,7 +8261,7 @@
           <w:bdr w:val="none" w:sz="0" w:space="0" w:color="auto" w:frame="1"/>
         </w:rPr>
       </w:pPr>
-      <w:bookmarkStart w:id="18" w:name="_Toc211865456"/>
+      <w:bookmarkStart w:id="19" w:name="_Toc219144793"/>
       <w:r>
         <w:rPr>
           <w:bdr w:val="none" w:sz="0" w:space="0" w:color="auto" w:frame="1"/>
@@ -8409,7 +8280,7 @@
         </w:rPr>
         <w:t xml:space="preserve"> Framework?</w:t>
       </w:r>
-      <w:bookmarkEnd w:id="18"/>
+      <w:bookmarkEnd w:id="19"/>
     </w:p>
     <w:p>
       <w:pPr>
@@ -8467,7 +8338,7 @@
           <w:bdr w:val="none" w:sz="0" w:space="0" w:color="auto" w:frame="1"/>
         </w:rPr>
       </w:pPr>
-      <w:bookmarkStart w:id="19" w:name="_Toc211865457"/>
+      <w:bookmarkStart w:id="20" w:name="_Toc219144794"/>
       <w:r>
         <w:rPr>
           <w:bdr w:val="none" w:sz="0" w:space="0" w:color="auto" w:frame="1"/>
@@ -8480,7 +8351,7 @@
         </w:rPr>
         <w:t>?</w:t>
       </w:r>
-      <w:bookmarkEnd w:id="19"/>
+      <w:bookmarkEnd w:id="20"/>
     </w:p>
     <w:tbl>
       <w:tblPr>
@@ -8789,15 +8660,7 @@
               <w:spacing w:after="160" w:line="259" w:lineRule="auto"/>
             </w:pPr>
             <w:r>
-              <w:t xml:space="preserve">Developers </w:t>
-            </w:r>
-            <w:proofErr w:type="gramStart"/>
-            <w:r>
-              <w:t>have to</w:t>
-            </w:r>
-            <w:proofErr w:type="gramEnd"/>
-            <w:r>
-              <w:t xml:space="preserve"> define dependencies manually in the pom.xml file.</w:t>
+              <w:t>Developers have to define dependencies manually in the pom.xml file.</w:t>
             </w:r>
           </w:p>
         </w:tc>
@@ -8829,7 +8692,7 @@
           <w:bdr w:val="none" w:sz="0" w:space="0" w:color="auto" w:frame="1"/>
         </w:rPr>
       </w:pPr>
-      <w:bookmarkStart w:id="20" w:name="_Toc211865458"/>
+      <w:bookmarkStart w:id="21" w:name="_Toc219144795"/>
       <w:r>
         <w:rPr>
           <w:bdr w:val="none" w:sz="0" w:space="0" w:color="auto" w:frame="1"/>
@@ -8848,7 +8711,7 @@
         </w:rPr>
         <w:t>?</w:t>
       </w:r>
-      <w:bookmarkEnd w:id="20"/>
+      <w:bookmarkEnd w:id="21"/>
     </w:p>
     <w:p>
       <w:pPr>
@@ -8871,23 +8734,7 @@
         <w:ind w:left="360" w:firstLine="360"/>
       </w:pPr>
       <w:r>
-        <w:t xml:space="preserve">One of the most powerful features of Spring Boot is auto-configuration. It automatically configures Spring components and third-party libraries based on the dependencies that exist in the project’s </w:t>
-      </w:r>
-      <w:proofErr w:type="spellStart"/>
-      <w:r>
-        <w:t>classpath</w:t>
-      </w:r>
-      <w:proofErr w:type="spellEnd"/>
-      <w:r>
-        <w:t xml:space="preserve">. For example, if you add the spring-boot-starter-web dependency, Spring Boot configures an embedded web server (Tomcat by default), a </w:t>
-      </w:r>
-      <w:proofErr w:type="spellStart"/>
-      <w:r>
-        <w:t>DispatcherServlet</w:t>
-      </w:r>
-      <w:proofErr w:type="spellEnd"/>
-      <w:r>
-        <w:t>, and JSON message converters without requiring you to define them manually. This eliminates the need for verbose XML configurations and allows developers to focus on business logic rather than setup.</w:t>
+        <w:t>One of the most powerful features of Spring Boot is auto-configuration. It automatically configures Spring components and third-party libraries based on the dependencies that exist in the project’s classpath. For example, if you add the spring-boot-starter-web dependency, Spring Boot configures an embedded web server (Tomcat by default), a DispatcherServlet, and JSON message converters without requiring you to define them manually. This eliminates the need for verbose XML configurations and allows developers to focus on business logic rather than setup.</w:t>
       </w:r>
     </w:p>
     <w:p>
@@ -8927,15 +8774,7 @@
         <w:ind w:left="360" w:firstLine="360"/>
       </w:pPr>
       <w:r>
-        <w:t>Spring Boot provides starter dependencies, which are a curated set of Maven or Gradle dependencies bundled together for a specific purpose. These starters remove the hassle of figuring out compatible versions of libraries. For example, if you want to build a REST API, adding spring-boot-starter-web will automatically bring in Spring MVC, Tomcat, and Jackson. Similarly, for database operations, spring-boot-starter-data-</w:t>
-      </w:r>
-      <w:proofErr w:type="spellStart"/>
-      <w:r>
-        <w:t>jpa</w:t>
-      </w:r>
-      <w:proofErr w:type="spellEnd"/>
-      <w:r>
-        <w:t xml:space="preserve"> bundles Hibernate, Spring Data JPA, and related dependencies. This helps avoid dependency conflicts and speeds up setup.</w:t>
+        <w:t>Spring Boot provides starter dependencies, which are a curated set of Maven or Gradle dependencies bundled together for a specific purpose. These starters remove the hassle of figuring out compatible versions of libraries. For example, if you want to build a REST API, adding spring-boot-starter-web will automatically bring in Spring MVC, Tomcat, and Jackson. Similarly, for database operations, spring-boot-starter-data-jpa bundles Hibernate, Spring Data JPA, and related dependencies. This helps avoid dependency conflicts and speeds up setup.</w:t>
       </w:r>
     </w:p>
     <w:p>
@@ -8983,15 +8822,7 @@
         <w:ind w:left="360" w:firstLine="360"/>
       </w:pPr>
       <w:r>
-        <w:t xml:space="preserve">Spring Boot includes Actuator, a module that provides production-ready features for monitoring and managing applications. Actuator exposes </w:t>
-      </w:r>
-      <w:proofErr w:type="gramStart"/>
-      <w:r>
-        <w:t>a number of</w:t>
-      </w:r>
-      <w:proofErr w:type="gramEnd"/>
-      <w:r>
-        <w:t xml:space="preserve"> endpoints such as /actuator/health for checking application health, /actuator/metrics for viewing performance statistics, and /actuator/info for displaying application-specific details. These endpoints can be integrated with monitoring tools like Prometheus, Grafana, or ELK Stack, making it easy to observe and manage applications in real-world environments.</w:t>
+        <w:t>Spring Boot includes Actuator, a module that provides production-ready features for monitoring and managing applications. Actuator exposes a number of endpoints such as /actuator/health for checking application health, /actuator/metrics for viewing performance statistics, and /actuator/info for displaying application-specific details. These endpoints can be integrated with monitoring tools like Prometheus, Grafana, or ELK Stack, making it easy to observe and manage applications in real-world environments.</w:t>
       </w:r>
     </w:p>
     <w:p>
@@ -9039,25 +8870,7 @@
         <w:ind w:left="360" w:firstLine="360"/>
       </w:pPr>
       <w:r>
-        <w:t xml:space="preserve">Spring Boot supports externalized configuration, meaning you can define configuration properties outside of your application code. This allows the same application to run in different environments (development, testing, production) with different configurations without modifying the code. Configuration can be provided through </w:t>
-      </w:r>
-      <w:proofErr w:type="spellStart"/>
-      <w:proofErr w:type="gramStart"/>
-      <w:r>
-        <w:t>application.properties</w:t>
-      </w:r>
-      <w:proofErr w:type="spellEnd"/>
-      <w:proofErr w:type="gramEnd"/>
-      <w:r>
-        <w:t xml:space="preserve">, </w:t>
-      </w:r>
-      <w:proofErr w:type="spellStart"/>
-      <w:r>
-        <w:t>application.yml</w:t>
-      </w:r>
-      <w:proofErr w:type="spellEnd"/>
-      <w:r>
-        <w:t>, environment variables, command-line arguments, or even remote config servers. For example, you can use different database URLs for dev and prod environments without touching the code.</w:t>
+        <w:t>Spring Boot supports externalized configuration, meaning you can define configuration properties outside of your application code. This allows the same application to run in different environments (development, testing, production) with different configurations without modifying the code. Configuration can be provided through application.properties, application.yml, environment variables, command-line arguments, or even remote config servers. For example, you can use different database URLs for dev and prod environments without touching the code.</w:t>
       </w:r>
     </w:p>
     <w:p>
@@ -9073,40 +8886,15 @@
           <w:b/>
           <w:bCs/>
         </w:rPr>
-        <w:t xml:space="preserve">7. Spring Boot </w:t>
-      </w:r>
-      <w:proofErr w:type="spellStart"/>
-      <w:r>
-        <w:rPr>
-          <w:b/>
-          <w:bCs/>
-        </w:rPr>
-        <w:t>DevTools</w:t>
-      </w:r>
-      <w:proofErr w:type="spellEnd"/>
+        <w:t>7. Spring Boot DevTools</w:t>
+      </w:r>
     </w:p>
     <w:p>
       <w:pPr>
         <w:ind w:left="360" w:firstLine="360"/>
       </w:pPr>
       <w:r>
-        <w:t xml:space="preserve">To enhance developer productivity, Spring Boot provides </w:t>
-      </w:r>
-      <w:proofErr w:type="spellStart"/>
-      <w:r>
-        <w:t>DevTools</w:t>
-      </w:r>
-      <w:proofErr w:type="spellEnd"/>
-      <w:r>
-        <w:t xml:space="preserve">. This module enables automatic application restarts whenever code changes, supports </w:t>
-      </w:r>
-      <w:proofErr w:type="spellStart"/>
-      <w:r>
-        <w:t>LiveReload</w:t>
-      </w:r>
-      <w:proofErr w:type="spellEnd"/>
-      <w:r>
-        <w:t xml:space="preserve"> for UI development, and disables caching for templates during development. These features save time for developers by providing faster feedback loops, making it easier to test changes immediately without manually restarting the server each time.</w:t>
+        <w:t>To enhance developer productivity, Spring Boot provides DevTools. This module enables automatic application restarts whenever code changes, supports LiveReload for UI development, and disables caching for templates during development. These features save time for developers by providing faster feedback loops, making it easier to test changes immediately without manually restarting the server each time.</w:t>
       </w:r>
     </w:p>
     <w:p>
@@ -9130,15 +8918,7 @@
         <w:ind w:left="360" w:firstLine="360"/>
       </w:pPr>
       <w:r>
-        <w:t xml:space="preserve">Spring Boot follows the principle of opinionated defaults, which means it provides sensible default configurations for common scenarios. For example, the default embedded server port is 8080, the default JSON library is Jackson, and the default logging framework is </w:t>
-      </w:r>
-      <w:proofErr w:type="spellStart"/>
-      <w:r>
-        <w:t>Logback</w:t>
-      </w:r>
-      <w:proofErr w:type="spellEnd"/>
-      <w:r>
-        <w:t xml:space="preserve">. These defaults reduce boilerplate setup, but they are not </w:t>
+        <w:t xml:space="preserve">Spring Boot follows the principle of opinionated defaults, which means it provides sensible default configurations for common scenarios. For example, the default embedded server port is 8080, the default JSON library is Jackson, and the default logging framework is Logback. These defaults reduce boilerplate setup, but they are not </w:t>
       </w:r>
       <w:r>
         <w:t>restrictive developers</w:t>
@@ -9213,7 +8993,7 @@
           <w:bdr w:val="none" w:sz="0" w:space="0" w:color="auto" w:frame="1"/>
         </w:rPr>
       </w:pPr>
-      <w:bookmarkStart w:id="21" w:name="_Toc211865459"/>
+      <w:bookmarkStart w:id="22" w:name="_Toc219144796"/>
       <w:r>
         <w:rPr>
           <w:bdr w:val="none" w:sz="0" w:space="0" w:color="auto" w:frame="1"/>
@@ -9226,7 +9006,7 @@
         </w:rPr>
         <w:t>?</w:t>
       </w:r>
-      <w:bookmarkEnd w:id="21"/>
+      <w:bookmarkEnd w:id="22"/>
     </w:p>
     <w:p>
       <w:pPr>
@@ -9235,7 +9015,7 @@
       <w:r>
         <w:t xml:space="preserve">Resources: </w:t>
       </w:r>
-      <w:hyperlink r:id="rId24" w:history="1">
+      <w:hyperlink r:id="rId25" w:history="1">
         <w:r>
           <w:rPr>
             <w:rStyle w:val="Hyperlink"/>
@@ -9260,16 +9040,16 @@
           <w:bdr w:val="none" w:sz="0" w:space="0" w:color="auto" w:frame="1"/>
         </w:rPr>
       </w:pPr>
-      <w:bookmarkStart w:id="22" w:name="_Toc206877784"/>
-      <w:bookmarkStart w:id="23" w:name="_Toc211865460"/>
+      <w:bookmarkStart w:id="23" w:name="_Toc206877784"/>
+      <w:bookmarkStart w:id="24" w:name="_Toc219144797"/>
       <w:r>
         <w:rPr>
           <w:bdr w:val="none" w:sz="0" w:space="0" w:color="auto" w:frame="1"/>
         </w:rPr>
         <w:t>What is the role of the @RestController annotation in Spring Boot, and how does it differ from @Controller?</w:t>
       </w:r>
-      <w:bookmarkEnd w:id="22"/>
       <w:bookmarkEnd w:id="23"/>
+      <w:bookmarkEnd w:id="24"/>
     </w:p>
     <w:p>
       <w:pPr>
@@ -9298,16 +9078,16 @@
           <w:bdr w:val="none" w:sz="0" w:space="0" w:color="auto" w:frame="1"/>
         </w:rPr>
       </w:pPr>
-      <w:bookmarkStart w:id="24" w:name="_Toc206877789"/>
-      <w:bookmarkStart w:id="25" w:name="_Toc211865461"/>
+      <w:bookmarkStart w:id="25" w:name="_Toc206877789"/>
+      <w:bookmarkStart w:id="26" w:name="_Toc219144798"/>
       <w:r>
         <w:rPr>
           <w:bdr w:val="none" w:sz="0" w:space="0" w:color="auto" w:frame="1"/>
         </w:rPr>
         <w:t>What is the API versioning? Is it possible in rest? How to do it?</w:t>
       </w:r>
-      <w:bookmarkEnd w:id="24"/>
       <w:bookmarkEnd w:id="25"/>
+      <w:bookmarkEnd w:id="26"/>
     </w:p>
     <w:p>
       <w:r>
@@ -9376,21 +9156,13 @@
           <w:numId w:val="50"/>
         </w:numPr>
       </w:pPr>
-      <w:bookmarkStart w:id="26" w:name="_Toc206877790"/>
-      <w:bookmarkStart w:id="27" w:name="_Toc211865462"/>
-      <w:r>
-        <w:t xml:space="preserve">What is </w:t>
-      </w:r>
-      <w:proofErr w:type="spellStart"/>
-      <w:r>
-        <w:t>hateoas</w:t>
-      </w:r>
-      <w:proofErr w:type="spellEnd"/>
-      <w:r>
-        <w:t xml:space="preserve"> in spring boot?</w:t>
-      </w:r>
-      <w:bookmarkEnd w:id="26"/>
+      <w:bookmarkStart w:id="27" w:name="_Toc206877790"/>
+      <w:bookmarkStart w:id="28" w:name="_Toc219144799"/>
+      <w:r>
+        <w:t>What is hateoas in spring boot?</w:t>
+      </w:r>
       <w:bookmarkEnd w:id="27"/>
+      <w:bookmarkEnd w:id="28"/>
     </w:p>
     <w:p>
       <w:r>
@@ -9460,15 +9232,7 @@
     </w:p>
     <w:p>
       <w:r>
-        <w:t xml:space="preserve">You can change the URLs of your API endpoints without breaking existing clients, </w:t>
-      </w:r>
-      <w:proofErr w:type="gramStart"/>
-      <w:r>
-        <w:t>as long as</w:t>
-      </w:r>
-      <w:proofErr w:type="gramEnd"/>
-      <w:r>
-        <w:t xml:space="preserve"> you maintain the links in the responses.</w:t>
+        <w:t>You can change the URLs of your API endpoints without breaking existing clients, as long as you maintain the links in the responses.</w:t>
       </w:r>
     </w:p>
     <w:p>
@@ -9515,23 +9279,7 @@
     </w:p>
     <w:p>
       <w:r>
-        <w:t>You can use classes like </w:t>
-      </w:r>
-      <w:proofErr w:type="spellStart"/>
-      <w:r>
-        <w:t>RepresentationModel</w:t>
-      </w:r>
-      <w:proofErr w:type="spellEnd"/>
-      <w:r>
-        <w:t> and its subclasses (e.g., </w:t>
-      </w:r>
-      <w:proofErr w:type="spellStart"/>
-      <w:r>
-        <w:t>EntityModel</w:t>
-      </w:r>
-      <w:proofErr w:type="spellEnd"/>
-      <w:r>
-        <w:t>) to wrap your data and add links.</w:t>
+        <w:t>You can use classes like RepresentationModel and its subclasses (e.g., EntityModel) to wrap your data and add links.</w:t>
       </w:r>
     </w:p>
     <w:p>
@@ -9557,24 +9305,19 @@
           <w:numId w:val="51"/>
         </w:numPr>
       </w:pPr>
-      <w:bookmarkStart w:id="28" w:name="_Toc206877791"/>
-      <w:bookmarkStart w:id="29" w:name="_Toc211865463"/>
+      <w:bookmarkStart w:id="29" w:name="_Toc206877791"/>
+      <w:bookmarkStart w:id="30" w:name="_Toc219144800"/>
       <w:r>
         <w:t xml:space="preserve">What is </w:t>
       </w:r>
-      <w:proofErr w:type="spellStart"/>
-      <w:r>
-        <w:t>richardson</w:t>
-      </w:r>
-      <w:proofErr w:type="spellEnd"/>
-      <w:r>
-        <w:t xml:space="preserve"> </w:t>
+      <w:r>
+        <w:t xml:space="preserve">richardson </w:t>
       </w:r>
       <w:r>
         <w:t>maturity model?</w:t>
       </w:r>
-      <w:bookmarkEnd w:id="28"/>
       <w:bookmarkEnd w:id="29"/>
+      <w:bookmarkEnd w:id="30"/>
     </w:p>
     <w:p>
       <w:r>
@@ -9663,37 +9406,8 @@
           <w:numId w:val="35"/>
         </w:numPr>
       </w:pPr>
-      <w:proofErr w:type="spellStart"/>
-      <w:r>
-        <w:t>Eg.</w:t>
-      </w:r>
-      <w:proofErr w:type="spellEnd"/>
-      <w:r>
-        <w:t xml:space="preserve"> To get the data</w:t>
-      </w:r>
-    </w:p>
-    <w:p>
-      <w:pPr>
-        <w:pStyle w:val="ListParagraph"/>
-      </w:pPr>
-      <w:r>
-        <w:t xml:space="preserve">POST  </w:t>
-      </w:r>
-      <w:hyperlink r:id="rId25" w:history="1">
-        <w:r>
-          <w:rPr>
-            <w:rStyle w:val="Hyperlink"/>
-          </w:rPr>
-          <w:t>http://localhost:8080/customer</w:t>
-        </w:r>
-      </w:hyperlink>
-    </w:p>
-    <w:p>
-      <w:pPr>
-        <w:pStyle w:val="ListParagraph"/>
-      </w:pPr>
-      <w:r>
-        <w:t>To post the data</w:t>
+      <w:r>
+        <w:t>Eg. To get the data</w:t>
       </w:r>
     </w:p>
     <w:p>
@@ -9716,6 +9430,30 @@
       <w:pPr>
         <w:pStyle w:val="ListParagraph"/>
       </w:pPr>
+      <w:r>
+        <w:t>To post the data</w:t>
+      </w:r>
+    </w:p>
+    <w:p>
+      <w:pPr>
+        <w:pStyle w:val="ListParagraph"/>
+      </w:pPr>
+      <w:r>
+        <w:t xml:space="preserve">POST  </w:t>
+      </w:r>
+      <w:hyperlink r:id="rId27" w:history="1">
+        <w:r>
+          <w:rPr>
+            <w:rStyle w:val="Hyperlink"/>
+          </w:rPr>
+          <w:t>http://localhost:8080/customer</w:t>
+        </w:r>
+      </w:hyperlink>
+    </w:p>
+    <w:p>
+      <w:pPr>
+        <w:pStyle w:val="ListParagraph"/>
+      </w:pPr>
     </w:p>
     <w:p>
       <w:pPr>
@@ -9798,7 +9536,7 @@
       <w:pPr>
         <w:pStyle w:val="ListParagraph"/>
       </w:pPr>
-      <w:hyperlink r:id="rId27" w:history="1">
+      <w:hyperlink r:id="rId28" w:history="1">
         <w:r>
           <w:rPr>
             <w:rStyle w:val="Hyperlink"/>
@@ -9819,7 +9557,7 @@
       <w:pPr>
         <w:pStyle w:val="ListParagraph"/>
       </w:pPr>
-      <w:hyperlink r:id="rId28" w:history="1">
+      <w:hyperlink r:id="rId29" w:history="1">
         <w:r>
           <w:rPr>
             <w:rStyle w:val="Hyperlink"/>
@@ -9907,20 +9645,15 @@
           <w:numId w:val="36"/>
         </w:numPr>
       </w:pPr>
-      <w:proofErr w:type="spellStart"/>
-      <w:r>
-        <w:t>Eg.</w:t>
-      </w:r>
-      <w:proofErr w:type="spellEnd"/>
-      <w:r>
-        <w:t xml:space="preserve"> Get </w:t>
+      <w:r>
+        <w:t xml:space="preserve">Eg. Get </w:t>
       </w:r>
     </w:p>
     <w:p>
       <w:pPr>
         <w:pStyle w:val="ListParagraph"/>
       </w:pPr>
-      <w:hyperlink r:id="rId29" w:history="1">
+      <w:hyperlink r:id="rId30" w:history="1">
         <w:r>
           <w:rPr>
             <w:rStyle w:val="Hyperlink"/>
@@ -9977,13 +9710,8 @@
         </w:rPr>
       </w:pPr>
       <w:r>
-        <w:t xml:space="preserve">At level 3, API supports </w:t>
-      </w:r>
-      <w:proofErr w:type="spellStart"/>
-      <w:r>
-        <w:t>hateoas</w:t>
-      </w:r>
-      <w:proofErr w:type="spellEnd"/>
+        <w:t>At level 3, API supports hateoas</w:t>
+      </w:r>
     </w:p>
     <w:p>
       <w:pPr>
@@ -10008,7 +9736,7 @@
       <w:r>
         <w:t xml:space="preserve">GET </w:t>
       </w:r>
-      <w:hyperlink r:id="rId30" w:history="1">
+      <w:hyperlink r:id="rId31" w:history="1">
         <w:r>
           <w:rPr>
             <w:rStyle w:val="Hyperlink"/>
@@ -10030,15 +9758,7 @@
         <w:pStyle w:val="ListParagraph"/>
       </w:pPr>
       <w:r>
-        <w:t xml:space="preserve">Customer </w:t>
-      </w:r>
-      <w:proofErr w:type="spellStart"/>
-      <w:r>
-        <w:t>JSON+Self</w:t>
-      </w:r>
-      <w:proofErr w:type="spellEnd"/>
-      <w:r>
-        <w:t>- documenting hypermedia</w:t>
+        <w:t>Customer JSON+Self- documenting hypermedia</w:t>
       </w:r>
     </w:p>
     <w:p>
@@ -10126,8 +9846,8 @@
           <w:numId w:val="51"/>
         </w:numPr>
       </w:pPr>
-      <w:bookmarkStart w:id="30" w:name="_Toc206877792"/>
-      <w:bookmarkStart w:id="31" w:name="_Toc211865464"/>
+      <w:bookmarkStart w:id="31" w:name="_Toc206877792"/>
+      <w:bookmarkStart w:id="32" w:name="_Toc219144801"/>
       <w:r>
         <w:lastRenderedPageBreak/>
         <w:t xml:space="preserve">Diff between rest and soap </w:t>
@@ -10138,8 +9858,8 @@
       <w:r>
         <w:t>.</w:t>
       </w:r>
-      <w:bookmarkEnd w:id="30"/>
       <w:bookmarkEnd w:id="31"/>
+      <w:bookmarkEnd w:id="32"/>
     </w:p>
     <w:p>
       <w:r>
@@ -10164,7 +9884,7 @@
                     </pic:cNvPicPr>
                   </pic:nvPicPr>
                   <pic:blipFill>
-                    <a:blip r:embed="rId31">
+                    <a:blip r:embed="rId32">
                       <a:extLst>
                         <a:ext uri="{28A0092B-C50C-407E-A947-70E740481C1C}">
                           <a14:useLocalDpi xmlns:a14="http://schemas.microsoft.com/office/drawing/2010/main" val="0"/>
@@ -10205,13 +9925,13 @@
           <w:numId w:val="51"/>
         </w:numPr>
       </w:pPr>
-      <w:bookmarkStart w:id="32" w:name="_Toc206877793"/>
-      <w:bookmarkStart w:id="33" w:name="_Toc211865465"/>
+      <w:bookmarkStart w:id="33" w:name="_Toc206877793"/>
+      <w:bookmarkStart w:id="34" w:name="_Toc219144802"/>
       <w:r>
         <w:t>What is path variable and request parameters?</w:t>
       </w:r>
-      <w:bookmarkEnd w:id="32"/>
       <w:bookmarkEnd w:id="33"/>
+      <w:bookmarkEnd w:id="34"/>
     </w:p>
     <w:p>
       <w:pPr>
@@ -10293,15 +10013,7 @@
         <w:t>Example:</w:t>
       </w:r>
       <w:r>
-        <w:t> /users/{</w:t>
-      </w:r>
-      <w:proofErr w:type="spellStart"/>
-      <w:r>
-        <w:t>userId</w:t>
-      </w:r>
-      <w:proofErr w:type="spellEnd"/>
-      <w:r>
-        <w:t>}</w:t>
+        <w:t> /users/{userId}</w:t>
       </w:r>
     </w:p>
     <w:p>
@@ -10371,28 +10083,7 @@
         <w:ind w:firstLine="720"/>
       </w:pPr>
       <w:r>
-        <w:t xml:space="preserve">public User </w:t>
-      </w:r>
-      <w:proofErr w:type="spellStart"/>
-      <w:proofErr w:type="gramStart"/>
-      <w:r>
-        <w:t>getUser</w:t>
-      </w:r>
-      <w:proofErr w:type="spellEnd"/>
-      <w:r>
-        <w:t>(</w:t>
-      </w:r>
-      <w:proofErr w:type="gramEnd"/>
-      <w:r>
-        <w:t xml:space="preserve">@PathVariable Long </w:t>
-      </w:r>
-      <w:proofErr w:type="spellStart"/>
-      <w:r>
-        <w:t>userId</w:t>
-      </w:r>
-      <w:proofErr w:type="spellEnd"/>
-      <w:r>
-        <w:t>) {</w:t>
+        <w:t>public User getUser(@PathVariable Long userId) {</w:t>
       </w:r>
     </w:p>
     <w:p>
@@ -10467,15 +10158,7 @@
         <w:t>Syntax:</w:t>
       </w:r>
       <w:r>
-        <w:t xml:space="preserve"> Appended to the URL after a question </w:t>
-      </w:r>
-      <w:proofErr w:type="gramStart"/>
-      <w:r>
-        <w:t>mark ?</w:t>
-      </w:r>
-      <w:proofErr w:type="gramEnd"/>
-      <w:r>
-        <w:t>, in the format key=value. Multiple parameters are separated by ampersands &amp;.</w:t>
+        <w:t> Appended to the URL after a question mark ?, in the format key=value. Multiple parameters are separated by ampersands &amp;.</w:t>
       </w:r>
     </w:p>
     <w:p>
@@ -10493,15 +10176,7 @@
         <w:t>Example:</w:t>
       </w:r>
       <w:r>
-        <w:t> /</w:t>
-      </w:r>
-      <w:proofErr w:type="spellStart"/>
-      <w:r>
-        <w:t>users?page</w:t>
-      </w:r>
-      <w:proofErr w:type="spellEnd"/>
-      <w:r>
-        <w:t>=2&amp;size=10</w:t>
+        <w:t> /users?page=2&amp;size=10</w:t>
       </w:r>
     </w:p>
     <w:p>
@@ -10555,15 +10230,7 @@
         <w:t>Use Case:</w:t>
       </w:r>
       <w:r>
-        <w:t xml:space="preserve"> Useful for providing optional parameters that modify the </w:t>
-      </w:r>
-      <w:proofErr w:type="spellStart"/>
-      <w:r>
-        <w:t>behavior</w:t>
-      </w:r>
-      <w:proofErr w:type="spellEnd"/>
-      <w:r>
-        <w:t xml:space="preserve"> of the request.</w:t>
+        <w:t> Useful for providing optional parameters that modify the behavior of the request.</w:t>
       </w:r>
     </w:p>
     <w:p>
@@ -10579,41 +10246,12 @@
         <w:ind w:left="720" w:firstLine="720"/>
       </w:pPr>
       <w:r>
-        <w:t xml:space="preserve">public List&lt;User&gt; </w:t>
-      </w:r>
-      <w:proofErr w:type="spellStart"/>
-      <w:proofErr w:type="gramStart"/>
-      <w:r>
-        <w:t>getUsers</w:t>
-      </w:r>
-      <w:proofErr w:type="spellEnd"/>
-      <w:r>
-        <w:t>(</w:t>
-      </w:r>
-      <w:proofErr w:type="gramEnd"/>
-      <w:r>
-        <w:t>@</w:t>
-      </w:r>
-      <w:proofErr w:type="gramStart"/>
-      <w:r>
-        <w:t>RequestParam(</w:t>
-      </w:r>
-      <w:proofErr w:type="gramEnd"/>
-      <w:r>
-        <w:t xml:space="preserve">required = false) Integer page, </w:t>
-      </w:r>
-    </w:p>
-    <w:p>
-      <w:r>
-        <w:t xml:space="preserve">                          @</w:t>
-      </w:r>
-      <w:proofErr w:type="gramStart"/>
-      <w:r>
-        <w:t>RequestParam(</w:t>
-      </w:r>
-      <w:proofErr w:type="gramEnd"/>
-      <w:r>
-        <w:t>required = false) Integer size) {</w:t>
+        <w:t xml:space="preserve">public List&lt;User&gt; getUsers(@RequestParam(required = false) Integer page, </w:t>
+      </w:r>
+    </w:p>
+    <w:p>
+      <w:r>
+        <w:t xml:space="preserve">                          @RequestParam(required = false) Integer size) {</w:t>
       </w:r>
     </w:p>
     <w:p>
@@ -10649,35 +10287,17 @@
           <w:numId w:val="51"/>
         </w:numPr>
       </w:pPr>
-      <w:bookmarkStart w:id="34" w:name="_Toc206877794"/>
-      <w:bookmarkStart w:id="35" w:name="_Toc211865466"/>
+      <w:bookmarkStart w:id="35" w:name="_Toc206877794"/>
+      <w:bookmarkStart w:id="36" w:name="_Toc219144803"/>
       <w:r>
         <w:t>What does @Value and @ConfigurationProperties annotation do?</w:t>
       </w:r>
-      <w:bookmarkEnd w:id="34"/>
       <w:bookmarkEnd w:id="35"/>
-    </w:p>
-    <w:p>
-      <w:r>
-        <w:t>In Spring, both @Value and @ConfigurationProperties are used to inject values from external configuration sources (like </w:t>
-      </w:r>
-      <w:proofErr w:type="spellStart"/>
-      <w:proofErr w:type="gramStart"/>
-      <w:r>
-        <w:t>application.properties</w:t>
-      </w:r>
-      <w:proofErr w:type="spellEnd"/>
-      <w:proofErr w:type="gramEnd"/>
-      <w:r>
-        <w:t> or </w:t>
-      </w:r>
-      <w:proofErr w:type="spellStart"/>
-      <w:r>
-        <w:t>application.yml</w:t>
-      </w:r>
-      <w:proofErr w:type="spellEnd"/>
-      <w:r>
-        <w:t>) into your Spring beans. However, they differ in their approach and capabilities:</w:t>
+      <w:bookmarkEnd w:id="36"/>
+    </w:p>
+    <w:p>
+      <w:r>
+        <w:t>In Spring, both @Value and @ConfigurationProperties are used to inject values from external configuration sources (like application.properties or application.yml) into your Spring beans. However, they differ in their approach and capabilities:</w:t>
       </w:r>
     </w:p>
     <w:p>
@@ -10767,7 +10387,7 @@
                     <pic:cNvPicPr/>
                   </pic:nvPicPr>
                   <pic:blipFill>
-                    <a:blip r:embed="rId32"/>
+                    <a:blip r:embed="rId33"/>
                     <a:stretch>
                       <a:fillRect/>
                     </a:stretch>
@@ -10838,25 +10458,7 @@
         <w:t>Syntax:</w:t>
       </w:r>
       <w:r>
-        <w:t> @</w:t>
-      </w:r>
-      <w:proofErr w:type="gramStart"/>
-      <w:r>
-        <w:t>ConfigurationProperties(</w:t>
-      </w:r>
-      <w:proofErr w:type="gramEnd"/>
-      <w:r>
-        <w:t>prefix = "</w:t>
-      </w:r>
-      <w:proofErr w:type="spellStart"/>
-      <w:proofErr w:type="gramStart"/>
-      <w:r>
-        <w:t>prefix.for.properties</w:t>
-      </w:r>
-      <w:proofErr w:type="spellEnd"/>
-      <w:proofErr w:type="gramEnd"/>
-      <w:r>
-        <w:t>")</w:t>
+        <w:t> @ConfigurationProperties(prefix = "prefix.for.properties")</w:t>
       </w:r>
     </w:p>
     <w:p>
@@ -10885,7 +10487,7 @@
                     <pic:cNvPicPr/>
                   </pic:nvPicPr>
                   <pic:blipFill>
-                    <a:blip r:embed="rId33"/>
+                    <a:blip r:embed="rId34"/>
                     <a:stretch>
                       <a:fillRect/>
                     </a:stretch>
@@ -10916,21 +10518,13 @@
           <w:numId w:val="51"/>
         </w:numPr>
       </w:pPr>
-      <w:bookmarkStart w:id="36" w:name="_Toc206877795"/>
-      <w:bookmarkStart w:id="37" w:name="_Toc211865467"/>
-      <w:r>
-        <w:t xml:space="preserve">How to handle the exception in rest </w:t>
-      </w:r>
-      <w:proofErr w:type="spellStart"/>
-      <w:r>
-        <w:t>api</w:t>
-      </w:r>
-      <w:proofErr w:type="spellEnd"/>
-      <w:r>
-        <w:t>?</w:t>
-      </w:r>
-      <w:bookmarkEnd w:id="36"/>
+      <w:bookmarkStart w:id="37" w:name="_Toc206877795"/>
+      <w:bookmarkStart w:id="38" w:name="_Toc219144804"/>
+      <w:r>
+        <w:t>How to handle the exception in rest api?</w:t>
+      </w:r>
       <w:bookmarkEnd w:id="37"/>
+      <w:bookmarkEnd w:id="38"/>
     </w:p>
     <w:p>
       <w:pPr>
@@ -11084,15 +10678,7 @@
         </w:numPr>
       </w:pPr>
       <w:r>
-        <w:t>404 for resource not found (</w:t>
-      </w:r>
-      <w:proofErr w:type="spellStart"/>
-      <w:r>
-        <w:t>HttpStatus.NOT_FOUND</w:t>
-      </w:r>
-      <w:proofErr w:type="spellEnd"/>
-      <w:r>
-        <w:t>)</w:t>
+        <w:t>404 for resource not found (HttpStatus.NOT_FOUND)</w:t>
       </w:r>
     </w:p>
     <w:p>
@@ -11103,15 +10689,7 @@
         </w:numPr>
       </w:pPr>
       <w:r>
-        <w:t>400 for bad requests (</w:t>
-      </w:r>
-      <w:proofErr w:type="spellStart"/>
-      <w:r>
-        <w:t>HttpStatus.BAD_REQUEST</w:t>
-      </w:r>
-      <w:proofErr w:type="spellEnd"/>
-      <w:r>
-        <w:t>)</w:t>
+        <w:t>400 for bad requests (HttpStatus.BAD_REQUEST)</w:t>
       </w:r>
     </w:p>
     <w:p>
@@ -11122,15 +10700,7 @@
         </w:numPr>
       </w:pPr>
       <w:r>
-        <w:t>500 for internal server errors (</w:t>
-      </w:r>
-      <w:proofErr w:type="spellStart"/>
-      <w:r>
-        <w:t>HttpStatus.INTERNAL_SERVER_ERROR</w:t>
-      </w:r>
-      <w:proofErr w:type="spellEnd"/>
-      <w:r>
-        <w:t>)</w:t>
+        <w:t>500 for internal server errors (HttpStatus.INTERNAL_SERVER_ERROR)</w:t>
       </w:r>
     </w:p>
     <w:p>
@@ -11182,13 +10752,13 @@
           <w:numId w:val="51"/>
         </w:numPr>
       </w:pPr>
-      <w:bookmarkStart w:id="38" w:name="_Toc206877796"/>
-      <w:bookmarkStart w:id="39" w:name="_Toc211865468"/>
+      <w:bookmarkStart w:id="39" w:name="_Toc206877796"/>
+      <w:bookmarkStart w:id="40" w:name="_Toc219144805"/>
       <w:r>
         <w:t>Tell me the name of some starter dependency in spring boot?</w:t>
       </w:r>
-      <w:bookmarkEnd w:id="38"/>
       <w:bookmarkEnd w:id="39"/>
+      <w:bookmarkEnd w:id="40"/>
     </w:p>
     <w:p>
       <w:pPr>
@@ -11213,15 +10783,7 @@
         <w:spacing w:line="240" w:lineRule="auto"/>
       </w:pPr>
       <w:r>
-        <w:t>spring-boot-starter-data-</w:t>
-      </w:r>
-      <w:proofErr w:type="spellStart"/>
-      <w:r>
-        <w:t>jpa</w:t>
-      </w:r>
-      <w:proofErr w:type="spellEnd"/>
-      <w:r>
-        <w:t>: For working with JPA and databases.</w:t>
+        <w:t>spring-boot-starter-data-jpa: For working with JPA and databases.</w:t>
       </w:r>
     </w:p>
     <w:p>
@@ -11273,23 +10835,7 @@
         <w:spacing w:line="240" w:lineRule="auto"/>
       </w:pPr>
       <w:r>
-        <w:t>spring-boot-starter-</w:t>
-      </w:r>
-      <w:proofErr w:type="spellStart"/>
-      <w:r>
-        <w:t>thymeleaf</w:t>
-      </w:r>
-      <w:proofErr w:type="spellEnd"/>
-      <w:r>
-        <w:t xml:space="preserve">: For using </w:t>
-      </w:r>
-      <w:proofErr w:type="spellStart"/>
-      <w:r>
-        <w:t>Thymeleaf</w:t>
-      </w:r>
-      <w:proofErr w:type="spellEnd"/>
-      <w:r>
-        <w:t xml:space="preserve"> as your templating engine.</w:t>
+        <w:t>spring-boot-starter-thymeleaf: For using Thymeleaf as your templating engine.</w:t>
       </w:r>
     </w:p>
     <w:p>
@@ -11328,15 +10874,7 @@
         <w:spacing w:line="240" w:lineRule="auto"/>
       </w:pPr>
       <w:r>
-        <w:t>spring-boot-starter-</w:t>
-      </w:r>
-      <w:proofErr w:type="spellStart"/>
-      <w:r>
-        <w:t>websocket</w:t>
-      </w:r>
-      <w:proofErr w:type="spellEnd"/>
-      <w:r>
-        <w:t>: For building WebSocket applications.</w:t>
+        <w:t>spring-boot-starter-websocket: For building WebSocket applications.</w:t>
       </w:r>
     </w:p>
     <w:p>
@@ -11353,21 +10891,13 @@
           <w:numId w:val="51"/>
         </w:numPr>
       </w:pPr>
-      <w:bookmarkStart w:id="40" w:name="_Toc206877797"/>
-      <w:bookmarkStart w:id="41" w:name="_Toc211865469"/>
-      <w:r>
-        <w:t xml:space="preserve">What is mean by path and </w:t>
-      </w:r>
-      <w:proofErr w:type="spellStart"/>
-      <w:r>
-        <w:t>classpath</w:t>
-      </w:r>
-      <w:proofErr w:type="spellEnd"/>
-      <w:r>
-        <w:t xml:space="preserve"> in java?</w:t>
-      </w:r>
-      <w:bookmarkEnd w:id="40"/>
+      <w:bookmarkStart w:id="41" w:name="_Toc206877797"/>
+      <w:bookmarkStart w:id="42" w:name="_Toc219144806"/>
+      <w:r>
+        <w:t>What is mean by path and classpath in java?</w:t>
+      </w:r>
       <w:bookmarkEnd w:id="41"/>
+      <w:bookmarkEnd w:id="42"/>
     </w:p>
     <w:p>
       <w:pPr>
@@ -11393,23 +10923,7 @@
         </w:numPr>
       </w:pPr>
       <w:r>
-        <w:t xml:space="preserve">The path variable tells the operating system where to find the executable files (like </w:t>
-      </w:r>
-      <w:proofErr w:type="spellStart"/>
-      <w:r>
-        <w:t>javac</w:t>
-      </w:r>
-      <w:proofErr w:type="spellEnd"/>
-      <w:r>
-        <w:t xml:space="preserve">, java, </w:t>
-      </w:r>
-      <w:proofErr w:type="spellStart"/>
-      <w:r>
-        <w:t>javap</w:t>
-      </w:r>
-      <w:proofErr w:type="spellEnd"/>
-      <w:r>
-        <w:t>, etc.) needed to run Java programs.</w:t>
+        <w:t>The path variable tells the operating system where to find the executable files (like javac, java, javap, etc.) needed to run Java programs.</w:t>
       </w:r>
     </w:p>
     <w:p>
@@ -11431,15 +10945,7 @@
         </w:numPr>
       </w:pPr>
       <w:r>
-        <w:t xml:space="preserve">When you run a command like java or </w:t>
-      </w:r>
-      <w:proofErr w:type="spellStart"/>
-      <w:r>
-        <w:t>javac</w:t>
-      </w:r>
-      <w:proofErr w:type="spellEnd"/>
-      <w:r>
-        <w:t>, the OS checks the path to locate these programs.</w:t>
+        <w:t>When you run a command like java or javac, the OS checks the path to locate these programs.</w:t>
       </w:r>
     </w:p>
     <w:p>
@@ -11508,7 +11014,6 @@
           <w:bCs/>
         </w:rPr>
       </w:pPr>
-      <w:proofErr w:type="spellStart"/>
       <w:r>
         <w:rPr>
           <w:b/>
@@ -11516,7 +11021,6 @@
         </w:rPr>
         <w:t>Classpath</w:t>
       </w:r>
-      <w:proofErr w:type="spellEnd"/>
     </w:p>
     <w:p>
       <w:pPr>
@@ -11526,15 +11030,7 @@
         </w:numPr>
       </w:pPr>
       <w:r>
-        <w:t xml:space="preserve">The </w:t>
-      </w:r>
-      <w:proofErr w:type="spellStart"/>
-      <w:r>
-        <w:t>classpath</w:t>
-      </w:r>
-      <w:proofErr w:type="spellEnd"/>
-      <w:r>
-        <w:t xml:space="preserve"> variable specifies the location of user-defined classes and packages, including external libraries (JAR files) that your Java programs need to run.</w:t>
+        <w:t>The classpath variable specifies the location of user-defined classes and packages, including external libraries (JAR files) that your Java programs need to run.</w:t>
       </w:r>
     </w:p>
     <w:p>
@@ -11556,15 +11052,7 @@
         </w:numPr>
       </w:pPr>
       <w:r>
-        <w:t xml:space="preserve">If you’re working with multiple external JARs or custom class files, you add them to the </w:t>
-      </w:r>
-      <w:proofErr w:type="spellStart"/>
-      <w:r>
-        <w:t>classpath</w:t>
-      </w:r>
-      <w:proofErr w:type="spellEnd"/>
-      <w:r>
-        <w:t>.</w:t>
+        <w:t>If you’re working with multiple external JARs or custom class files, you add them to the classpath.</w:t>
       </w:r>
     </w:p>
     <w:p>
@@ -11593,39 +11081,7 @@
         </w:numPr>
       </w:pPr>
       <w:r>
-        <w:t xml:space="preserve">For example, you might set the </w:t>
-      </w:r>
-      <w:proofErr w:type="spellStart"/>
-      <w:r>
-        <w:t>classpath</w:t>
-      </w:r>
-      <w:proofErr w:type="spellEnd"/>
-      <w:r>
-        <w:t xml:space="preserve"> like this</w:t>
-      </w:r>
-      <w:proofErr w:type="gramStart"/>
-      <w:r>
-        <w:t>: .;C:\libs\</w:t>
-      </w:r>
-      <w:proofErr w:type="spellStart"/>
-      <w:r>
-        <w:t>someLibrary.jar</w:t>
-      </w:r>
-      <w:proofErr w:type="gramEnd"/>
-      <w:r>
-        <w:t>;C</w:t>
-      </w:r>
-      <w:proofErr w:type="spellEnd"/>
-      <w:r>
-        <w:t>:\</w:t>
-      </w:r>
-      <w:proofErr w:type="spellStart"/>
-      <w:r>
-        <w:t>otherLibs</w:t>
-      </w:r>
-      <w:proofErr w:type="spellEnd"/>
-      <w:r>
-        <w:t>\anotherLibrary.jar.</w:t>
+        <w:t>For example, you might set the classpath like this: .;C:\libs\someLibrary.jar;C:\otherLibs\anotherLibrary.jar.</w:t>
       </w:r>
     </w:p>
     <w:p/>
@@ -11638,13 +11094,13 @@
           <w:numId w:val="51"/>
         </w:numPr>
       </w:pPr>
-      <w:bookmarkStart w:id="42" w:name="_Toc206877798"/>
-      <w:bookmarkStart w:id="43" w:name="_Toc211865470"/>
+      <w:bookmarkStart w:id="43" w:name="_Toc206877798"/>
+      <w:bookmarkStart w:id="44" w:name="_Toc219144807"/>
       <w:r>
         <w:t>What is mean by API and REST API?</w:t>
       </w:r>
-      <w:bookmarkEnd w:id="42"/>
       <w:bookmarkEnd w:id="43"/>
+      <w:bookmarkEnd w:id="44"/>
     </w:p>
     <w:p>
       <w:pPr>
@@ -11692,15 +11148,7 @@
         <w:ind w:left="360"/>
       </w:pPr>
       <w:r>
-        <w:t>REST API stands for </w:t>
-      </w:r>
-      <w:proofErr w:type="spellStart"/>
-      <w:r>
-        <w:t>REpresentational</w:t>
-      </w:r>
-      <w:proofErr w:type="spellEnd"/>
-      <w:r>
-        <w:t> State Transfer API. It is a type of API (Application Programming Interface) that allows communication between different systems over the internet. REST APIs work by sending requests and receiving responses, typically in JSON format, between the client and server.</w:t>
+        <w:t>REST API stands for REpresentational State Transfer API. It is a type of API (Application Programming Interface) that allows communication between different systems over the internet. REST APIs work by sending requests and receiving responses, typically in JSON format, between the client and server.</w:t>
       </w:r>
     </w:p>
     <w:p>
@@ -11763,11 +11211,9 @@
           <w:numId w:val="49"/>
         </w:numPr>
       </w:pPr>
-      <w:proofErr w:type="spellStart"/>
       <w:r>
         <w:t>Cacheability</w:t>
       </w:r>
-      <w:proofErr w:type="spellEnd"/>
     </w:p>
     <w:p>
       <w:pPr>
@@ -11797,18 +11243,18 @@
       <w:pPr>
         <w:ind w:left="720"/>
       </w:pPr>
-      <w:bookmarkStart w:id="44" w:name="_Toc206877799"/>
+      <w:bookmarkStart w:id="45" w:name="_Toc206877799"/>
       <w:r>
         <w:t xml:space="preserve">Resource: </w:t>
       </w:r>
-      <w:hyperlink r:id="rId34" w:history="1">
+      <w:hyperlink r:id="rId35" w:history="1">
         <w:r>
           <w:rPr>
             <w:rStyle w:val="Hyperlink"/>
           </w:rPr>
           <w:t>https://www.ibm.com/think/topics/rest-apis</w:t>
         </w:r>
-        <w:bookmarkEnd w:id="44"/>
+        <w:bookmarkEnd w:id="45"/>
       </w:hyperlink>
     </w:p>
     <w:p>
@@ -11854,11 +11300,11 @@
       <w:pPr>
         <w:pStyle w:val="Heading2"/>
       </w:pPr>
-      <w:bookmarkStart w:id="45" w:name="_Toc211865471"/>
+      <w:bookmarkStart w:id="46" w:name="_Toc219144808"/>
       <w:r>
         <w:t>Spring Security</w:t>
       </w:r>
-      <w:bookmarkEnd w:id="45"/>
+      <w:bookmarkEnd w:id="46"/>
     </w:p>
     <w:p>
       <w:pPr>
@@ -11868,17 +11314,9 @@
           <w:numId w:val="53"/>
         </w:numPr>
       </w:pPr>
-      <w:bookmarkStart w:id="46" w:name="_Toc211865472"/>
-      <w:r>
-        <w:t xml:space="preserve">How do </w:t>
-      </w:r>
-      <w:proofErr w:type="gramStart"/>
-      <w:r>
-        <w:t>you</w:t>
-      </w:r>
-      <w:proofErr w:type="gramEnd"/>
-      <w:r>
-        <w:t xml:space="preserve"> secure REST API in Spring Boo</w:t>
+      <w:bookmarkStart w:id="47" w:name="_Toc219144809"/>
+      <w:r>
+        <w:t>How do you secure REST API in Spring Boo</w:t>
       </w:r>
       <w:r>
         <w:t>t</w:t>
@@ -11886,7 +11324,7 @@
       <w:r>
         <w:t>?</w:t>
       </w:r>
-      <w:bookmarkEnd w:id="46"/>
+      <w:bookmarkEnd w:id="47"/>
     </w:p>
     <w:p>
       <w:pPr>
@@ -16482,6 +15920,155 @@
     </w:lvl>
   </w:abstractNum>
   <w:abstractNum w:abstractNumId="34" w15:restartNumberingAfterBreak="0">
+    <w:nsid w:val="4DB96A2C"/>
+    <w:multiLevelType w:val="multilevel"/>
+    <w:tmpl w:val="B0EA6CF2"/>
+    <w:lvl w:ilvl="0">
+      <w:start w:val="1"/>
+      <w:numFmt w:val="bullet"/>
+      <w:lvlText w:val=""/>
+      <w:lvlJc w:val="left"/>
+      <w:pPr>
+        <w:tabs>
+          <w:tab w:val="num" w:pos="720"/>
+        </w:tabs>
+        <w:ind w:left="720" w:hanging="360"/>
+      </w:pPr>
+      <w:rPr>
+        <w:rFonts w:ascii="Symbol" w:hAnsi="Symbol" w:hint="default"/>
+        <w:sz w:val="20"/>
+      </w:rPr>
+    </w:lvl>
+    <w:lvl w:ilvl="1" w:tentative="1">
+      <w:start w:val="1"/>
+      <w:numFmt w:val="bullet"/>
+      <w:lvlText w:val="o"/>
+      <w:lvlJc w:val="left"/>
+      <w:pPr>
+        <w:tabs>
+          <w:tab w:val="num" w:pos="1440"/>
+        </w:tabs>
+        <w:ind w:left="1440" w:hanging="360"/>
+      </w:pPr>
+      <w:rPr>
+        <w:rFonts w:ascii="Courier New" w:hAnsi="Courier New" w:hint="default"/>
+        <w:sz w:val="20"/>
+      </w:rPr>
+    </w:lvl>
+    <w:lvl w:ilvl="2" w:tentative="1">
+      <w:start w:val="1"/>
+      <w:numFmt w:val="bullet"/>
+      <w:lvlText w:val=""/>
+      <w:lvlJc w:val="left"/>
+      <w:pPr>
+        <w:tabs>
+          <w:tab w:val="num" w:pos="2160"/>
+        </w:tabs>
+        <w:ind w:left="2160" w:hanging="360"/>
+      </w:pPr>
+      <w:rPr>
+        <w:rFonts w:ascii="Wingdings" w:hAnsi="Wingdings" w:hint="default"/>
+        <w:sz w:val="20"/>
+      </w:rPr>
+    </w:lvl>
+    <w:lvl w:ilvl="3" w:tentative="1">
+      <w:start w:val="1"/>
+      <w:numFmt w:val="bullet"/>
+      <w:lvlText w:val=""/>
+      <w:lvlJc w:val="left"/>
+      <w:pPr>
+        <w:tabs>
+          <w:tab w:val="num" w:pos="2880"/>
+        </w:tabs>
+        <w:ind w:left="2880" w:hanging="360"/>
+      </w:pPr>
+      <w:rPr>
+        <w:rFonts w:ascii="Wingdings" w:hAnsi="Wingdings" w:hint="default"/>
+        <w:sz w:val="20"/>
+      </w:rPr>
+    </w:lvl>
+    <w:lvl w:ilvl="4" w:tentative="1">
+      <w:start w:val="1"/>
+      <w:numFmt w:val="bullet"/>
+      <w:lvlText w:val=""/>
+      <w:lvlJc w:val="left"/>
+      <w:pPr>
+        <w:tabs>
+          <w:tab w:val="num" w:pos="3600"/>
+        </w:tabs>
+        <w:ind w:left="3600" w:hanging="360"/>
+      </w:pPr>
+      <w:rPr>
+        <w:rFonts w:ascii="Wingdings" w:hAnsi="Wingdings" w:hint="default"/>
+        <w:sz w:val="20"/>
+      </w:rPr>
+    </w:lvl>
+    <w:lvl w:ilvl="5" w:tentative="1">
+      <w:start w:val="1"/>
+      <w:numFmt w:val="bullet"/>
+      <w:lvlText w:val=""/>
+      <w:lvlJc w:val="left"/>
+      <w:pPr>
+        <w:tabs>
+          <w:tab w:val="num" w:pos="4320"/>
+        </w:tabs>
+        <w:ind w:left="4320" w:hanging="360"/>
+      </w:pPr>
+      <w:rPr>
+        <w:rFonts w:ascii="Wingdings" w:hAnsi="Wingdings" w:hint="default"/>
+        <w:sz w:val="20"/>
+      </w:rPr>
+    </w:lvl>
+    <w:lvl w:ilvl="6" w:tentative="1">
+      <w:start w:val="1"/>
+      <w:numFmt w:val="bullet"/>
+      <w:lvlText w:val=""/>
+      <w:lvlJc w:val="left"/>
+      <w:pPr>
+        <w:tabs>
+          <w:tab w:val="num" w:pos="5040"/>
+        </w:tabs>
+        <w:ind w:left="5040" w:hanging="360"/>
+      </w:pPr>
+      <w:rPr>
+        <w:rFonts w:ascii="Wingdings" w:hAnsi="Wingdings" w:hint="default"/>
+        <w:sz w:val="20"/>
+      </w:rPr>
+    </w:lvl>
+    <w:lvl w:ilvl="7" w:tentative="1">
+      <w:start w:val="1"/>
+      <w:numFmt w:val="bullet"/>
+      <w:lvlText w:val=""/>
+      <w:lvlJc w:val="left"/>
+      <w:pPr>
+        <w:tabs>
+          <w:tab w:val="num" w:pos="5760"/>
+        </w:tabs>
+        <w:ind w:left="5760" w:hanging="360"/>
+      </w:pPr>
+      <w:rPr>
+        <w:rFonts w:ascii="Wingdings" w:hAnsi="Wingdings" w:hint="default"/>
+        <w:sz w:val="20"/>
+      </w:rPr>
+    </w:lvl>
+    <w:lvl w:ilvl="8" w:tentative="1">
+      <w:start w:val="1"/>
+      <w:numFmt w:val="bullet"/>
+      <w:lvlText w:val=""/>
+      <w:lvlJc w:val="left"/>
+      <w:pPr>
+        <w:tabs>
+          <w:tab w:val="num" w:pos="6480"/>
+        </w:tabs>
+        <w:ind w:left="6480" w:hanging="360"/>
+      </w:pPr>
+      <w:rPr>
+        <w:rFonts w:ascii="Wingdings" w:hAnsi="Wingdings" w:hint="default"/>
+        <w:sz w:val="20"/>
+      </w:rPr>
+    </w:lvl>
+  </w:abstractNum>
+  <w:abstractNum w:abstractNumId="35" w15:restartNumberingAfterBreak="0">
     <w:nsid w:val="52D6357C"/>
     <w:multiLevelType w:val="multilevel"/>
     <w:tmpl w:val="3C588EF8"/>
@@ -16630,7 +16217,7 @@
       </w:rPr>
     </w:lvl>
   </w:abstractNum>
-  <w:abstractNum w:abstractNumId="35" w15:restartNumberingAfterBreak="0">
+  <w:abstractNum w:abstractNumId="36" w15:restartNumberingAfterBreak="0">
     <w:nsid w:val="58433E48"/>
     <w:multiLevelType w:val="multilevel"/>
     <w:tmpl w:val="286AE4B2"/>
@@ -16743,7 +16330,7 @@
       </w:pPr>
     </w:lvl>
   </w:abstractNum>
-  <w:abstractNum w:abstractNumId="36" w15:restartNumberingAfterBreak="0">
+  <w:abstractNum w:abstractNumId="37" w15:restartNumberingAfterBreak="0">
     <w:nsid w:val="5849249C"/>
     <w:multiLevelType w:val="multilevel"/>
     <w:tmpl w:val="6E2620F4"/>
@@ -16892,7 +16479,7 @@
       </w:rPr>
     </w:lvl>
   </w:abstractNum>
-  <w:abstractNum w:abstractNumId="37" w15:restartNumberingAfterBreak="0">
+  <w:abstractNum w:abstractNumId="38" w15:restartNumberingAfterBreak="0">
     <w:nsid w:val="66C85AD1"/>
     <w:multiLevelType w:val="hybridMultilevel"/>
     <w:tmpl w:val="630E6ABE"/>
@@ -16978,7 +16565,7 @@
       </w:pPr>
     </w:lvl>
   </w:abstractNum>
-  <w:abstractNum w:abstractNumId="38" w15:restartNumberingAfterBreak="0">
+  <w:abstractNum w:abstractNumId="39" w15:restartNumberingAfterBreak="0">
     <w:nsid w:val="676F5D74"/>
     <w:multiLevelType w:val="hybridMultilevel"/>
     <w:tmpl w:val="09566636"/>
@@ -17067,7 +16654,7 @@
       </w:pPr>
     </w:lvl>
   </w:abstractNum>
-  <w:abstractNum w:abstractNumId="39" w15:restartNumberingAfterBreak="0">
+  <w:abstractNum w:abstractNumId="40" w15:restartNumberingAfterBreak="0">
     <w:nsid w:val="6AE35176"/>
     <w:multiLevelType w:val="hybridMultilevel"/>
     <w:tmpl w:val="F2CE4EBC"/>
@@ -17156,7 +16743,7 @@
       </w:pPr>
     </w:lvl>
   </w:abstractNum>
-  <w:abstractNum w:abstractNumId="40" w15:restartNumberingAfterBreak="0">
+  <w:abstractNum w:abstractNumId="41" w15:restartNumberingAfterBreak="0">
     <w:nsid w:val="6E864EE5"/>
     <w:multiLevelType w:val="hybridMultilevel"/>
     <w:tmpl w:val="CFE4EA78"/>
@@ -17269,7 +16856,7 @@
       </w:rPr>
     </w:lvl>
   </w:abstractNum>
-  <w:abstractNum w:abstractNumId="41" w15:restartNumberingAfterBreak="0">
+  <w:abstractNum w:abstractNumId="42" w15:restartNumberingAfterBreak="0">
     <w:nsid w:val="6F782727"/>
     <w:multiLevelType w:val="multilevel"/>
     <w:tmpl w:val="8B0AA3D0"/>
@@ -17418,7 +17005,7 @@
       </w:rPr>
     </w:lvl>
   </w:abstractNum>
-  <w:abstractNum w:abstractNumId="42" w15:restartNumberingAfterBreak="0">
+  <w:abstractNum w:abstractNumId="43" w15:restartNumberingAfterBreak="0">
     <w:nsid w:val="70B11921"/>
     <w:multiLevelType w:val="multilevel"/>
     <w:tmpl w:val="64544E86"/>
@@ -17567,7 +17154,7 @@
       </w:rPr>
     </w:lvl>
   </w:abstractNum>
-  <w:abstractNum w:abstractNumId="43" w15:restartNumberingAfterBreak="0">
+  <w:abstractNum w:abstractNumId="44" w15:restartNumberingAfterBreak="0">
     <w:nsid w:val="734A3DA3"/>
     <w:multiLevelType w:val="hybridMultilevel"/>
     <w:tmpl w:val="94EA3ED2"/>
@@ -17680,7 +17267,7 @@
       </w:rPr>
     </w:lvl>
   </w:abstractNum>
-  <w:abstractNum w:abstractNumId="44" w15:restartNumberingAfterBreak="0">
+  <w:abstractNum w:abstractNumId="45" w15:restartNumberingAfterBreak="0">
     <w:nsid w:val="73B9401D"/>
     <w:multiLevelType w:val="multilevel"/>
     <w:tmpl w:val="A33267B8"/>
@@ -17829,7 +17416,7 @@
       </w:rPr>
     </w:lvl>
   </w:abstractNum>
-  <w:abstractNum w:abstractNumId="45" w15:restartNumberingAfterBreak="0">
+  <w:abstractNum w:abstractNumId="46" w15:restartNumberingAfterBreak="0">
     <w:nsid w:val="74972380"/>
     <w:multiLevelType w:val="hybridMultilevel"/>
     <w:tmpl w:val="6964900E"/>
@@ -17918,7 +17505,7 @@
       </w:pPr>
     </w:lvl>
   </w:abstractNum>
-  <w:abstractNum w:abstractNumId="46" w15:restartNumberingAfterBreak="0">
+  <w:abstractNum w:abstractNumId="47" w15:restartNumberingAfterBreak="0">
     <w:nsid w:val="751B5569"/>
     <w:multiLevelType w:val="multilevel"/>
     <w:tmpl w:val="B4221C90"/>
@@ -18067,7 +17654,7 @@
       </w:rPr>
     </w:lvl>
   </w:abstractNum>
-  <w:abstractNum w:abstractNumId="47" w15:restartNumberingAfterBreak="0">
+  <w:abstractNum w:abstractNumId="48" w15:restartNumberingAfterBreak="0">
     <w:nsid w:val="790F1487"/>
     <w:multiLevelType w:val="multilevel"/>
     <w:tmpl w:val="5EA6606A"/>
@@ -18216,7 +17803,7 @@
       </w:rPr>
     </w:lvl>
   </w:abstractNum>
-  <w:abstractNum w:abstractNumId="48" w15:restartNumberingAfterBreak="0">
+  <w:abstractNum w:abstractNumId="49" w15:restartNumberingAfterBreak="0">
     <w:nsid w:val="791610BD"/>
     <w:multiLevelType w:val="multilevel"/>
     <w:tmpl w:val="C3E80F32"/>
@@ -18365,7 +17952,7 @@
       </w:rPr>
     </w:lvl>
   </w:abstractNum>
-  <w:abstractNum w:abstractNumId="49" w15:restartNumberingAfterBreak="0">
+  <w:abstractNum w:abstractNumId="50" w15:restartNumberingAfterBreak="0">
     <w:nsid w:val="7FF371BD"/>
     <w:multiLevelType w:val="multilevel"/>
     <w:tmpl w:val="53CAD14C"/>
@@ -18518,7 +18105,7 @@
     <w:abstractNumId w:val="13"/>
   </w:num>
   <w:num w:numId="2" w16cid:durableId="1302618494">
-    <w:abstractNumId w:val="40"/>
+    <w:abstractNumId w:val="41"/>
   </w:num>
   <w:num w:numId="3" w16cid:durableId="785274669">
     <w:abstractNumId w:val="8"/>
@@ -18533,10 +18120,10 @@
     <w:abstractNumId w:val="0"/>
   </w:num>
   <w:num w:numId="7" w16cid:durableId="611128390">
-    <w:abstractNumId w:val="48"/>
+    <w:abstractNumId w:val="49"/>
   </w:num>
   <w:num w:numId="8" w16cid:durableId="1073553026">
-    <w:abstractNumId w:val="44"/>
+    <w:abstractNumId w:val="45"/>
   </w:num>
   <w:num w:numId="9" w16cid:durableId="1331446595">
     <w:abstractNumId w:val="7"/>
@@ -18548,7 +18135,7 @@
     <w:abstractNumId w:val="29"/>
   </w:num>
   <w:num w:numId="12" w16cid:durableId="2144540827">
-    <w:abstractNumId w:val="46"/>
+    <w:abstractNumId w:val="47"/>
   </w:num>
   <w:num w:numId="13" w16cid:durableId="309286864">
     <w:abstractNumId w:val="14"/>
@@ -18557,7 +18144,7 @@
     <w:abstractNumId w:val="33"/>
   </w:num>
   <w:num w:numId="15" w16cid:durableId="251010204">
-    <w:abstractNumId w:val="45"/>
+    <w:abstractNumId w:val="46"/>
   </w:num>
   <w:num w:numId="16" w16cid:durableId="672882311">
     <w:abstractNumId w:val="31"/>
@@ -18572,40 +18159,40 @@
     <w:abstractNumId w:val="1"/>
   </w:num>
   <w:num w:numId="20" w16cid:durableId="1780831196">
-    <w:abstractNumId w:val="42"/>
+    <w:abstractNumId w:val="43"/>
   </w:num>
   <w:num w:numId="21" w16cid:durableId="1716588376">
     <w:abstractNumId w:val="21"/>
   </w:num>
   <w:num w:numId="22" w16cid:durableId="1217550963">
-    <w:abstractNumId w:val="36"/>
+    <w:abstractNumId w:val="37"/>
   </w:num>
   <w:num w:numId="23" w16cid:durableId="2103410047">
-    <w:abstractNumId w:val="49"/>
+    <w:abstractNumId w:val="50"/>
   </w:num>
   <w:num w:numId="24" w16cid:durableId="68623947">
     <w:abstractNumId w:val="20"/>
   </w:num>
   <w:num w:numId="25" w16cid:durableId="453520952">
-    <w:abstractNumId w:val="35"/>
+    <w:abstractNumId w:val="36"/>
   </w:num>
   <w:num w:numId="26" w16cid:durableId="1802722075">
-    <w:abstractNumId w:val="47"/>
+    <w:abstractNumId w:val="48"/>
     <w:lvlOverride w:ilvl="0">
       <w:startOverride w:val="1"/>
     </w:lvlOverride>
   </w:num>
   <w:num w:numId="27" w16cid:durableId="1425109365">
-    <w:abstractNumId w:val="47"/>
+    <w:abstractNumId w:val="48"/>
     <w:lvlOverride w:ilvl="0">
       <w:startOverride w:val="2"/>
     </w:lvlOverride>
   </w:num>
   <w:num w:numId="28" w16cid:durableId="1167398195">
-    <w:abstractNumId w:val="39"/>
+    <w:abstractNumId w:val="40"/>
   </w:num>
   <w:num w:numId="29" w16cid:durableId="807745001">
-    <w:abstractNumId w:val="37"/>
+    <w:abstractNumId w:val="38"/>
   </w:num>
   <w:num w:numId="30" w16cid:durableId="1834493637">
     <w:abstractNumId w:val="10"/>
@@ -18632,10 +18219,10 @@
     </w:lvlOverride>
   </w:num>
   <w:num w:numId="34" w16cid:durableId="1843815973">
-    <w:abstractNumId w:val="41"/>
+    <w:abstractNumId w:val="42"/>
   </w:num>
   <w:num w:numId="35" w16cid:durableId="1354303931">
-    <w:abstractNumId w:val="43"/>
+    <w:abstractNumId w:val="44"/>
   </w:num>
   <w:num w:numId="36" w16cid:durableId="1404984249">
     <w:abstractNumId w:val="15"/>
@@ -18656,7 +18243,7 @@
     <w:abstractNumId w:val="23"/>
   </w:num>
   <w:num w:numId="42" w16cid:durableId="891428175">
-    <w:abstractNumId w:val="34"/>
+    <w:abstractNumId w:val="35"/>
   </w:num>
   <w:num w:numId="43" w16cid:durableId="40593586">
     <w:abstractNumId w:val="17"/>
@@ -18689,7 +18276,7 @@
     <w:abstractNumId w:val="28"/>
   </w:num>
   <w:num w:numId="53" w16cid:durableId="207113473">
-    <w:abstractNumId w:val="38"/>
+    <w:abstractNumId w:val="39"/>
   </w:num>
   <w:num w:numId="54" w16cid:durableId="178155591">
     <w:abstractNumId w:val="22"/>
@@ -18732,6 +18319,9 @@
     <w:lvlOverride w:ilvl="0">
       <w:startOverride w:val="7"/>
     </w:lvlOverride>
+  </w:num>
+  <w:num w:numId="61" w16cid:durableId="152382043">
+    <w:abstractNumId w:val="34"/>
   </w:num>
 </w:numbering>
 </file>
@@ -19336,6 +18926,7 @@
   <w:style w:type="character" w:default="1" w:styleId="DefaultParagraphFont">
     <w:name w:val="Default Paragraph Font"/>
     <w:uiPriority w:val="1"/>
+    <w:semiHidden/>
     <w:unhideWhenUsed/>
   </w:style>
   <w:style w:type="table" w:default="1" w:styleId="TableNormal">
@@ -19830,6 +19421,58 @@
       </w:tcPr>
     </w:tblStylePr>
   </w:style>
+  <w:style w:type="character" w:styleId="FollowedHyperlink">
+    <w:name w:val="FollowedHyperlink"/>
+    <w:basedOn w:val="DefaultParagraphFont"/>
+    <w:uiPriority w:val="99"/>
+    <w:semiHidden/>
+    <w:unhideWhenUsed/>
+    <w:rsid w:val="00D7468D"/>
+    <w:rPr>
+      <w:color w:val="96607D" w:themeColor="followedHyperlink"/>
+      <w:u w:val="single"/>
+    </w:rPr>
+  </w:style>
+  <w:style w:type="paragraph" w:customStyle="1" w:styleId="mn">
+    <w:name w:val="mn"/>
+    <w:basedOn w:val="Normal"/>
+    <w:rsid w:val="00D7468D"/>
+    <w:pPr>
+      <w:spacing w:before="100" w:beforeAutospacing="1" w:after="100" w:afterAutospacing="1" w:line="240" w:lineRule="auto"/>
+    </w:pPr>
+    <w:rPr>
+      <w:rFonts w:ascii="Times New Roman" w:eastAsia="Times New Roman" w:hAnsi="Times New Roman" w:cs="Times New Roman"/>
+      <w:kern w:val="0"/>
+      <w:sz w:val="24"/>
+      <w:szCs w:val="24"/>
+      <w:lang w:eastAsia="en-IN"/>
+      <w14:ligatures w14:val="none"/>
+    </w:rPr>
+  </w:style>
+  <w:style w:type="character" w:styleId="HTMLCode">
+    <w:name w:val="HTML Code"/>
+    <w:basedOn w:val="DefaultParagraphFont"/>
+    <w:uiPriority w:val="99"/>
+    <w:semiHidden/>
+    <w:unhideWhenUsed/>
+    <w:rsid w:val="00D7468D"/>
+    <w:rPr>
+      <w:rFonts w:ascii="Courier New" w:eastAsia="Times New Roman" w:hAnsi="Courier New" w:cs="Courier New"/>
+      <w:sz w:val="20"/>
+      <w:szCs w:val="20"/>
+    </w:rPr>
+  </w:style>
+  <w:style w:type="character" w:styleId="Emphasis">
+    <w:name w:val="Emphasis"/>
+    <w:basedOn w:val="DefaultParagraphFont"/>
+    <w:uiPriority w:val="20"/>
+    <w:qFormat/>
+    <w:rsid w:val="00D7468D"/>
+    <w:rPr>
+      <w:i/>
+      <w:iCs/>
+    </w:rPr>
+  </w:style>
 </w:styles>
 </file>
 
